--- a/paper/IJOPM_paperDraft_202051012c.docx
+++ b/paper/IJOPM_paperDraft_202051012c.docx
@@ -75,7 +75,27 @@
           <w:szCs w:val="22"/>
           <w:lang w:val="en"/>
         </w:rPr>
-        <w:t>The purpose of this article is to demonstrate a quantitative approach to the construction of a risk index of labour exploitation and alternative estimators of the prevalence of exploitation.</w:t>
+        <w:t xml:space="preserve">The purpose of this article is to demonstrate a quantitative approach to the construction of a risk index of </w:t>
+      </w:r>
+      <w:proofErr w:type="spellStart"/>
+      <w:r>
+        <w:rPr>
+          <w:rFonts w:ascii="var(--bs-body-font-family)" w:hAnsi="var(--bs-body-font-family)"/>
+          <w:sz w:val="22"/>
+          <w:szCs w:val="22"/>
+          <w:lang w:val="en"/>
+        </w:rPr>
+        <w:t>labour</w:t>
+      </w:r>
+      <w:proofErr w:type="spellEnd"/>
+      <w:r>
+        <w:rPr>
+          <w:rFonts w:ascii="var(--bs-body-font-family)" w:hAnsi="var(--bs-body-font-family)"/>
+          <w:sz w:val="22"/>
+          <w:szCs w:val="22"/>
+          <w:lang w:val="en"/>
+        </w:rPr>
+        <w:t xml:space="preserve"> exploitation and alternative estimators of the prevalence of exploitation.</w:t>
       </w:r>
     </w:p>
     <w:p>
@@ -118,7 +138,47 @@
           <w:szCs w:val="22"/>
           <w:lang w:val="en"/>
         </w:rPr>
-        <w:t>Using data from a survey of domestic workers based in the United Kingdom (UK), we use statistical techniques, including Respondent Driven Sampling (RDS) methods RDS-I and RDS-SS and Network Scale Up (NSUM) methods, to produce an index of labour exploitation risk and estimators of the prevalence of labour exploitation.</w:t>
+        <w:t xml:space="preserve">Using data from a survey of domestic workers based in the United Kingdom (UK), we use statistical techniques, including Respondent Driven Sampling (RDS) methods RDS-I and RDS-SS and Network Scale Up (NSUM) methods, to produce an index of </w:t>
+      </w:r>
+      <w:proofErr w:type="spellStart"/>
+      <w:r>
+        <w:rPr>
+          <w:rFonts w:ascii="var(--bs-body-font-family)" w:hAnsi="var(--bs-body-font-family)"/>
+          <w:sz w:val="22"/>
+          <w:szCs w:val="22"/>
+          <w:lang w:val="en"/>
+        </w:rPr>
+        <w:t>labour</w:t>
+      </w:r>
+      <w:proofErr w:type="spellEnd"/>
+      <w:r>
+        <w:rPr>
+          <w:rFonts w:ascii="var(--bs-body-font-family)" w:hAnsi="var(--bs-body-font-family)"/>
+          <w:sz w:val="22"/>
+          <w:szCs w:val="22"/>
+          <w:lang w:val="en"/>
+        </w:rPr>
+        <w:t xml:space="preserve"> exploitation risk and estimators of the prevalence of </w:t>
+      </w:r>
+      <w:proofErr w:type="spellStart"/>
+      <w:r>
+        <w:rPr>
+          <w:rFonts w:ascii="var(--bs-body-font-family)" w:hAnsi="var(--bs-body-font-family)"/>
+          <w:sz w:val="22"/>
+          <w:szCs w:val="22"/>
+          <w:lang w:val="en"/>
+        </w:rPr>
+        <w:t>labour</w:t>
+      </w:r>
+      <w:proofErr w:type="spellEnd"/>
+      <w:r>
+        <w:rPr>
+          <w:rFonts w:ascii="var(--bs-body-font-family)" w:hAnsi="var(--bs-body-font-family)"/>
+          <w:sz w:val="22"/>
+          <w:szCs w:val="22"/>
+          <w:lang w:val="en"/>
+        </w:rPr>
+        <w:t xml:space="preserve"> exploitation.</w:t>
       </w:r>
     </w:p>
     <w:p>
@@ -161,7 +221,27 @@
           <w:szCs w:val="22"/>
           <w:lang w:val="en"/>
         </w:rPr>
-        <w:t>The labour exploitation risk index shows a reverse correlation between the increasing seriousness of exploitation and the number of exploitation cases reported. The various prevalence estimators examined show significant differences in population level exploitation.</w:t>
+        <w:t xml:space="preserve">The </w:t>
+      </w:r>
+      <w:proofErr w:type="spellStart"/>
+      <w:r>
+        <w:rPr>
+          <w:rFonts w:ascii="var(--bs-body-font-family)" w:hAnsi="var(--bs-body-font-family)"/>
+          <w:sz w:val="22"/>
+          <w:szCs w:val="22"/>
+          <w:lang w:val="en"/>
+        </w:rPr>
+        <w:t>labour</w:t>
+      </w:r>
+      <w:proofErr w:type="spellEnd"/>
+      <w:r>
+        <w:rPr>
+          <w:rFonts w:ascii="var(--bs-body-font-family)" w:hAnsi="var(--bs-body-font-family)"/>
+          <w:sz w:val="22"/>
+          <w:szCs w:val="22"/>
+          <w:lang w:val="en"/>
+        </w:rPr>
+        <w:t xml:space="preserve"> exploitation risk index shows a reverse correlation between the increasing seriousness of exploitation and the number of exploitation cases reported. The various prevalence estimators examined show significant differences in population level exploitation.</w:t>
       </w:r>
     </w:p>
     <w:p>
@@ -204,7 +284,27 @@
           <w:szCs w:val="22"/>
           <w:lang w:val="en"/>
         </w:rPr>
-        <w:t>Further research into the application of different quantitative statistical estimators of the prevalence of labour exploitation is urgently required.</w:t>
+        <w:t xml:space="preserve">Further research into the application of different quantitative statistical estimators of the prevalence of </w:t>
+      </w:r>
+      <w:proofErr w:type="spellStart"/>
+      <w:r>
+        <w:rPr>
+          <w:rFonts w:ascii="var(--bs-body-font-family)" w:hAnsi="var(--bs-body-font-family)"/>
+          <w:sz w:val="22"/>
+          <w:szCs w:val="22"/>
+          <w:lang w:val="en"/>
+        </w:rPr>
+        <w:t>labour</w:t>
+      </w:r>
+      <w:proofErr w:type="spellEnd"/>
+      <w:r>
+        <w:rPr>
+          <w:rFonts w:ascii="var(--bs-body-font-family)" w:hAnsi="var(--bs-body-font-family)"/>
+          <w:sz w:val="22"/>
+          <w:szCs w:val="22"/>
+          <w:lang w:val="en"/>
+        </w:rPr>
+        <w:t xml:space="preserve"> exploitation is urgently required.</w:t>
       </w:r>
     </w:p>
     <w:p>
@@ -247,7 +347,47 @@
           <w:szCs w:val="22"/>
           <w:lang w:val="en"/>
         </w:rPr>
-        <w:t>Robust estimators are necessary if policy makers are to make informed choices about the appropriate allocation of scarce resources to help to eradicate severe forms of labour exploitation and labour abuse.</w:t>
+        <w:t xml:space="preserve">Robust estimators are necessary if policy makers are to make informed choices about the appropriate allocation of scarce resources to help to eradicate severe forms of </w:t>
+      </w:r>
+      <w:proofErr w:type="spellStart"/>
+      <w:r>
+        <w:rPr>
+          <w:rFonts w:ascii="var(--bs-body-font-family)" w:hAnsi="var(--bs-body-font-family)"/>
+          <w:sz w:val="22"/>
+          <w:szCs w:val="22"/>
+          <w:lang w:val="en"/>
+        </w:rPr>
+        <w:t>labour</w:t>
+      </w:r>
+      <w:proofErr w:type="spellEnd"/>
+      <w:r>
+        <w:rPr>
+          <w:rFonts w:ascii="var(--bs-body-font-family)" w:hAnsi="var(--bs-body-font-family)"/>
+          <w:sz w:val="22"/>
+          <w:szCs w:val="22"/>
+          <w:lang w:val="en"/>
+        </w:rPr>
+        <w:t xml:space="preserve"> exploitation and </w:t>
+      </w:r>
+      <w:proofErr w:type="spellStart"/>
+      <w:r>
+        <w:rPr>
+          <w:rFonts w:ascii="var(--bs-body-font-family)" w:hAnsi="var(--bs-body-font-family)"/>
+          <w:sz w:val="22"/>
+          <w:szCs w:val="22"/>
+          <w:lang w:val="en"/>
+        </w:rPr>
+        <w:t>labour</w:t>
+      </w:r>
+      <w:proofErr w:type="spellEnd"/>
+      <w:r>
+        <w:rPr>
+          <w:rFonts w:ascii="var(--bs-body-font-family)" w:hAnsi="var(--bs-body-font-family)"/>
+          <w:sz w:val="22"/>
+          <w:szCs w:val="22"/>
+          <w:lang w:val="en"/>
+        </w:rPr>
+        <w:t xml:space="preserve"> abuse.</w:t>
       </w:r>
     </w:p>
     <w:p>
@@ -290,7 +430,27 @@
           <w:szCs w:val="22"/>
           <w:lang w:val="en"/>
         </w:rPr>
-        <w:t>Even by more conservative estimates, thousands of domestic workers in the UK are subject to labour exploitation. Urgent policy attention is needed if structural vulnerabilities are to be removed.</w:t>
+        <w:t xml:space="preserve">Even by more conservative estimates, thousands of domestic workers in the UK are subject to </w:t>
+      </w:r>
+      <w:proofErr w:type="spellStart"/>
+      <w:r>
+        <w:rPr>
+          <w:rFonts w:ascii="var(--bs-body-font-family)" w:hAnsi="var(--bs-body-font-family)"/>
+          <w:sz w:val="22"/>
+          <w:szCs w:val="22"/>
+          <w:lang w:val="en"/>
+        </w:rPr>
+        <w:t>labour</w:t>
+      </w:r>
+      <w:proofErr w:type="spellEnd"/>
+      <w:r>
+        <w:rPr>
+          <w:rFonts w:ascii="var(--bs-body-font-family)" w:hAnsi="var(--bs-body-font-family)"/>
+          <w:sz w:val="22"/>
+          <w:szCs w:val="22"/>
+          <w:lang w:val="en"/>
+        </w:rPr>
+        <w:t xml:space="preserve"> exploitation. Urgent policy attention is needed if structural vulnerabilities are to be removed.</w:t>
       </w:r>
     </w:p>
     <w:p>
@@ -333,7 +493,47 @@
           <w:szCs w:val="22"/>
           <w:lang w:val="en"/>
         </w:rPr>
-        <w:t>We believe this paper is the first to compare the use of RDS and NSUM methods in the quantitative estimation of the prevalence of labour exploitation and to construct a quantitative, composite index of labour exploitation risk.</w:t>
+        <w:t xml:space="preserve">We believe this paper is the first to compare the use of RDS and NSUM methods in the quantitative estimation of the prevalence of </w:t>
+      </w:r>
+      <w:proofErr w:type="spellStart"/>
+      <w:r>
+        <w:rPr>
+          <w:rFonts w:ascii="var(--bs-body-font-family)" w:hAnsi="var(--bs-body-font-family)"/>
+          <w:sz w:val="22"/>
+          <w:szCs w:val="22"/>
+          <w:lang w:val="en"/>
+        </w:rPr>
+        <w:t>labour</w:t>
+      </w:r>
+      <w:proofErr w:type="spellEnd"/>
+      <w:r>
+        <w:rPr>
+          <w:rFonts w:ascii="var(--bs-body-font-family)" w:hAnsi="var(--bs-body-font-family)"/>
+          <w:sz w:val="22"/>
+          <w:szCs w:val="22"/>
+          <w:lang w:val="en"/>
+        </w:rPr>
+        <w:t xml:space="preserve"> exploitation and to construct a quantitative, composite index of </w:t>
+      </w:r>
+      <w:proofErr w:type="spellStart"/>
+      <w:r>
+        <w:rPr>
+          <w:rFonts w:ascii="var(--bs-body-font-family)" w:hAnsi="var(--bs-body-font-family)"/>
+          <w:sz w:val="22"/>
+          <w:szCs w:val="22"/>
+          <w:lang w:val="en"/>
+        </w:rPr>
+        <w:t>labour</w:t>
+      </w:r>
+      <w:proofErr w:type="spellEnd"/>
+      <w:r>
+        <w:rPr>
+          <w:rFonts w:ascii="var(--bs-body-font-family)" w:hAnsi="var(--bs-body-font-family)"/>
+          <w:sz w:val="22"/>
+          <w:szCs w:val="22"/>
+          <w:lang w:val="en"/>
+        </w:rPr>
+        <w:t xml:space="preserve"> exploitation risk.</w:t>
       </w:r>
     </w:p>
     <w:p>
@@ -394,8 +594,13 @@
         <w:pStyle w:val="p2"/>
         <w:divId w:val="2143187879"/>
       </w:pPr>
-      <w:r>
-        <w:t>cerning in particular remuneration, working hours, leave entitlements, health and safety</w:t>
+      <w:proofErr w:type="spellStart"/>
+      <w:r>
+        <w:t>cerning</w:t>
+      </w:r>
+      <w:proofErr w:type="spellEnd"/>
+      <w:r>
+        <w:t xml:space="preserve"> in particular remuneration, working hours, leave entitlements, health and safety</w:t>
       </w:r>
     </w:p>
     <w:p>
@@ -448,8 +653,13 @@
         <w:pStyle w:val="p2"/>
         <w:divId w:val="2143187879"/>
       </w:pPr>
-      <w:r>
-        <w:t>gressions related to risk reduction and risk communication and how to improve employees’</w:t>
+      <w:proofErr w:type="spellStart"/>
+      <w:r>
+        <w:t>gressions</w:t>
+      </w:r>
+      <w:proofErr w:type="spellEnd"/>
+      <w:r>
+        <w:t xml:space="preserve"> related to risk reduction and risk communication and how to improve employees’</w:t>
       </w:r>
     </w:p>
     <w:p>
@@ -568,8 +778,13 @@
         <w:pStyle w:val="p2"/>
         <w:divId w:val="2143187879"/>
       </w:pPr>
-      <w:r>
-        <w:t xml:space="preserve">ing of workers and their working conditions (Soundararajan et al., </w:t>
+      <w:proofErr w:type="spellStart"/>
+      <w:r>
+        <w:t>ing</w:t>
+      </w:r>
+      <w:proofErr w:type="spellEnd"/>
+      <w:r>
+        <w:t xml:space="preserve"> of workers and their working conditions (Soundararajan et al., </w:t>
       </w:r>
       <w:r>
         <w:rPr>
@@ -806,8 +1021,13 @@
         <w:pStyle w:val="p2"/>
         <w:divId w:val="2143187879"/>
       </w:pPr>
-      <w:r>
-        <w:t>jected to physical and sexual violence or experience threats against their family members.</w:t>
+      <w:proofErr w:type="spellStart"/>
+      <w:r>
+        <w:t>jected</w:t>
+      </w:r>
+      <w:proofErr w:type="spellEnd"/>
+      <w:r>
+        <w:t xml:space="preserve"> to physical and sexual violence or experience threats against their family members.</w:t>
       </w:r>
     </w:p>
     <w:p>
@@ -825,7 +1045,15 @@
         <w:divId w:val="2143187879"/>
       </w:pPr>
       <w:r>
-        <w:t>but equally illegal, practices which constitute various forms of labour abuse. The criminali-</w:t>
+        <w:t xml:space="preserve">but equally illegal, practices which constitute various forms of labour abuse. The </w:t>
+      </w:r>
+      <w:proofErr w:type="spellStart"/>
+      <w:r>
+        <w:t>criminali</w:t>
+      </w:r>
+      <w:proofErr w:type="spellEnd"/>
+      <w:r>
+        <w:t>-</w:t>
       </w:r>
     </w:p>
     <w:p>
@@ -833,8 +1061,13 @@
         <w:pStyle w:val="p2"/>
         <w:divId w:val="2143187879"/>
       </w:pPr>
-      <w:r>
-        <w:t>sation of both labour exploitation and abuse in a domestic setting has developed in recent</w:t>
+      <w:proofErr w:type="spellStart"/>
+      <w:r>
+        <w:t>sation</w:t>
+      </w:r>
+      <w:proofErr w:type="spellEnd"/>
+      <w:r>
+        <w:t xml:space="preserve"> of both labour exploitation and abuse in a domestic setting has developed in recent</w:t>
       </w:r>
     </w:p>
     <w:p>
@@ -874,8 +1107,13 @@
         <w:pStyle w:val="p2"/>
         <w:divId w:val="2143187879"/>
       </w:pPr>
-      <w:r>
-        <w:t>tection designed primarily to ensure labour rights compliance within communal workplaces</w:t>
+      <w:proofErr w:type="spellStart"/>
+      <w:r>
+        <w:t>tection</w:t>
+      </w:r>
+      <w:proofErr w:type="spellEnd"/>
+      <w:r>
+        <w:t xml:space="preserve"> designed primarily to ensure labour rights compliance within communal workplaces</w:t>
       </w:r>
     </w:p>
     <w:p>
@@ -928,8 +1166,13 @@
         <w:pStyle w:val="p2"/>
         <w:divId w:val="2143187879"/>
       </w:pPr>
-      <w:r>
-        <w:t>ployed to improve understanding of the realities of workers’ conditions by demonstrating the</w:t>
+      <w:proofErr w:type="spellStart"/>
+      <w:r>
+        <w:t>ployed</w:t>
+      </w:r>
+      <w:proofErr w:type="spellEnd"/>
+      <w:r>
+        <w:t xml:space="preserve"> to improve understanding of the realities of workers’ conditions by demonstrating the</w:t>
       </w:r>
     </w:p>
     <w:p>
@@ -1020,7 +1263,15 @@
         <w:t>2025</w:t>
       </w:r>
       <w:r>
-        <w:t>). In 2024, for the first time the num-</w:t>
+        <w:t xml:space="preserve">). In 2024, for the first time the </w:t>
+      </w:r>
+      <w:proofErr w:type="spellStart"/>
+      <w:r>
+        <w:t>num</w:t>
+      </w:r>
+      <w:proofErr w:type="spellEnd"/>
+      <w:r>
+        <w:t>-</w:t>
       </w:r>
     </w:p>
     <w:p>
@@ -1028,8 +1279,13 @@
         <w:pStyle w:val="p2"/>
         <w:divId w:val="2143187879"/>
       </w:pPr>
-      <w:r>
-        <w:t>ber of cases of potential modern slavery among females handled by the charity Unseen, who</w:t>
+      <w:proofErr w:type="spellStart"/>
+      <w:r>
+        <w:t>ber</w:t>
+      </w:r>
+      <w:proofErr w:type="spellEnd"/>
+      <w:r>
+        <w:t xml:space="preserve"> of cases of potential modern slavery among females handled by the charity Unseen, who</w:t>
       </w:r>
     </w:p>
     <w:p>
@@ -1089,7 +1345,15 @@
         <w:t>2023</w:t>
       </w:r>
       <w:r>
-        <w:t xml:space="preserve">; Mantouvalou, </w:t>
+        <w:t xml:space="preserve">; </w:t>
+      </w:r>
+      <w:proofErr w:type="spellStart"/>
+      <w:r>
+        <w:t>Mantouvalou</w:t>
+      </w:r>
+      <w:proofErr w:type="spellEnd"/>
+      <w:r>
+        <w:t xml:space="preserve">, </w:t>
       </w:r>
       <w:r>
         <w:rPr>
@@ -1136,7 +1400,15 @@
         <w:divId w:val="2143187879"/>
       </w:pPr>
       <w:r>
-        <w:t>service workers engaged in domestic work have migrated to work in the UK. These transna-</w:t>
+        <w:t xml:space="preserve">service workers engaged in domestic work have migrated to work in the UK. These </w:t>
+      </w:r>
+      <w:proofErr w:type="spellStart"/>
+      <w:r>
+        <w:t>transna</w:t>
+      </w:r>
+      <w:proofErr w:type="spellEnd"/>
+      <w:r>
+        <w:t>-</w:t>
       </w:r>
     </w:p>
     <w:p>
@@ -1144,8 +1416,13 @@
         <w:pStyle w:val="p2"/>
         <w:divId w:val="2143187879"/>
       </w:pPr>
-      <w:r>
-        <w:t>tional workers enter on restricted visas where their employment—and their right to remain</w:t>
+      <w:proofErr w:type="spellStart"/>
+      <w:r>
+        <w:t>tional</w:t>
+      </w:r>
+      <w:proofErr w:type="spellEnd"/>
+      <w:r>
+        <w:t xml:space="preserve"> workers enter on restricted visas where their employment—and their right to remain</w:t>
       </w:r>
     </w:p>
     <w:p>
@@ -1189,8 +1466,13 @@
         <w:pStyle w:val="p2"/>
         <w:divId w:val="2143187879"/>
       </w:pPr>
-      <w:r>
-        <w:t xml:space="preserve">ers as modern slavery victims (Caruana et al., </w:t>
+      <w:proofErr w:type="spellStart"/>
+      <w:r>
+        <w:t>ers</w:t>
+      </w:r>
+      <w:proofErr w:type="spellEnd"/>
+      <w:r>
+        <w:t xml:space="preserve"> as modern slavery victims (Caruana et al., </w:t>
       </w:r>
       <w:r>
         <w:rPr>
@@ -1226,8 +1508,13 @@
         <w:pStyle w:val="p2"/>
         <w:divId w:val="2143187879"/>
       </w:pPr>
-      <w:r>
-        <w:t>ive social networks. This can mean that they fall out of legal migratory status. Due to the</w:t>
+      <w:proofErr w:type="spellStart"/>
+      <w:r>
+        <w:t>ive</w:t>
+      </w:r>
+      <w:proofErr w:type="spellEnd"/>
+      <w:r>
+        <w:t xml:space="preserve"> social networks. This can mean that they fall out of legal migratory status. Due to the</w:t>
       </w:r>
     </w:p>
     <w:p>
@@ -1253,8 +1540,13 @@
         <w:pStyle w:val="p2"/>
         <w:divId w:val="2143187879"/>
       </w:pPr>
-      <w:r>
-        <w:t>ing a sample of domestic workers which includes this group raises di</w:t>
+      <w:proofErr w:type="spellStart"/>
+      <w:r>
+        <w:t>ing</w:t>
+      </w:r>
+      <w:proofErr w:type="spellEnd"/>
+      <w:r>
+        <w:t xml:space="preserve"> a sample of domestic workers which includes this group raises di</w:t>
       </w:r>
       <w:r>
         <w:rPr>
@@ -1333,8 +1625,13 @@
         <w:pStyle w:val="p2"/>
         <w:divId w:val="2143187879"/>
       </w:pPr>
-      <w:r>
-        <w:t>veloping the use of respondent-driven sampling (RDS) techniques to support statistically</w:t>
+      <w:proofErr w:type="spellStart"/>
+      <w:r>
+        <w:t>veloping</w:t>
+      </w:r>
+      <w:proofErr w:type="spellEnd"/>
+      <w:r>
+        <w:t xml:space="preserve"> the use of respondent-driven sampling (RDS) techniques to support statistically</w:t>
       </w:r>
     </w:p>
     <w:p>
@@ -1360,8 +1657,13 @@
         <w:pStyle w:val="p2"/>
         <w:divId w:val="2143187879"/>
       </w:pPr>
-      <w:r>
-        <w:t>agement literature. First, we demonstrate the use of RDS coupled with Network Scale-up</w:t>
+      <w:proofErr w:type="spellStart"/>
+      <w:r>
+        <w:t>agement</w:t>
+      </w:r>
+      <w:proofErr w:type="spellEnd"/>
+      <w:r>
+        <w:t xml:space="preserve"> literature. First, we demonstrate the use of RDS coupled with Network Scale-up</w:t>
       </w:r>
     </w:p>
     <w:p>
@@ -1422,8 +1724,13 @@
         <w:pStyle w:val="p2"/>
         <w:divId w:val="2143187879"/>
       </w:pPr>
-      <w:r>
-        <w:t>panding the nascent literature on worker voice which has, in the main, focused primarily on</w:t>
+      <w:proofErr w:type="spellStart"/>
+      <w:r>
+        <w:t>panding</w:t>
+      </w:r>
+      <w:proofErr w:type="spellEnd"/>
+      <w:r>
+        <w:t xml:space="preserve"> the nascent literature on worker voice which has, in the main, focused primarily on</w:t>
       </w:r>
     </w:p>
     <w:p>
@@ -1450,8 +1757,13 @@
         <w:pStyle w:val="p2"/>
         <w:divId w:val="2143187879"/>
       </w:pPr>
-      <w:r>
-        <w:t>ing of the risks of labour exploitation and abuse among service workers engaged in domestic</w:t>
+      <w:proofErr w:type="spellStart"/>
+      <w:r>
+        <w:t>ing</w:t>
+      </w:r>
+      <w:proofErr w:type="spellEnd"/>
+      <w:r>
+        <w:t xml:space="preserve"> of the risks of labour exploitation and abuse among service workers engaged in domestic</w:t>
       </w:r>
     </w:p>
     <w:p>
@@ -1643,7 +1955,15 @@
         <w:t>2015</w:t>
       </w:r>
       <w:r>
-        <w:t>). For this reason, we used the International Labour Organiza-</w:t>
+        <w:t xml:space="preserve">). For this reason, we used the International Labour </w:t>
+      </w:r>
+      <w:proofErr w:type="spellStart"/>
+      <w:r>
+        <w:t>Organiza</w:t>
+      </w:r>
+      <w:proofErr w:type="spellEnd"/>
+      <w:r>
+        <w:t>-</w:t>
       </w:r>
     </w:p>
     <w:p>
@@ -1651,8 +1971,13 @@
         <w:pStyle w:val="p2"/>
         <w:divId w:val="2143187879"/>
       </w:pPr>
-      <w:r>
-        <w:t xml:space="preserve">tion’s (I.L.O., </w:t>
+      <w:proofErr w:type="spellStart"/>
+      <w:r>
+        <w:t>tion’s</w:t>
+      </w:r>
+      <w:proofErr w:type="spellEnd"/>
+      <w:r>
+        <w:t xml:space="preserve"> (I.L.O., </w:t>
       </w:r>
       <w:r>
         <w:rPr>
@@ -1734,7 +2059,15 @@
         <w:divId w:val="2143187879"/>
       </w:pPr>
       <w:r>
-        <w:t>living conditions and excessive overtime. According to the ILO, the presence of a single indi-</w:t>
+        <w:t xml:space="preserve">living conditions and excessive overtime. According to the ILO, the presence of a single </w:t>
+      </w:r>
+      <w:proofErr w:type="spellStart"/>
+      <w:r>
+        <w:t>indi</w:t>
+      </w:r>
+      <w:proofErr w:type="spellEnd"/>
+      <w:r>
+        <w:t>-</w:t>
       </w:r>
     </w:p>
     <w:p>
@@ -1742,8 +2075,13 @@
         <w:pStyle w:val="p2"/>
         <w:divId w:val="2143187879"/>
       </w:pPr>
-      <w:r>
-        <w:t>cator in any given situation may in some cases imply the existence of forced labour. However,</w:t>
+      <w:proofErr w:type="spellStart"/>
+      <w:r>
+        <w:t>cator</w:t>
+      </w:r>
+      <w:proofErr w:type="spellEnd"/>
+      <w:r>
+        <w:t xml:space="preserve"> in any given situation may in some cases imply the existence of forced labour. However,</w:t>
       </w:r>
     </w:p>
     <w:p>
@@ -1844,8 +2182,13 @@
         <w:pStyle w:val="p2"/>
         <w:divId w:val="2143187879"/>
       </w:pPr>
-      <w:r>
-        <w:t>ment. Initially, the risks under consideration were primarily related to ensuring continuity</w:t>
+      <w:proofErr w:type="spellStart"/>
+      <w:r>
+        <w:t>ment</w:t>
+      </w:r>
+      <w:proofErr w:type="spellEnd"/>
+      <w:r>
+        <w:t>. Initially, the risks under consideration were primarily related to ensuring continuity</w:t>
       </w:r>
     </w:p>
     <w:p>
@@ -1854,7 +2197,15 @@
         <w:divId w:val="2143187879"/>
       </w:pPr>
       <w:r>
-        <w:t>of the supply of goods and services – see for example, Jüttner et al. (</w:t>
+        <w:t xml:space="preserve">of the supply of goods and services – see for example, </w:t>
+      </w:r>
+      <w:proofErr w:type="spellStart"/>
+      <w:r>
+        <w:t>Jüttner</w:t>
+      </w:r>
+      <w:proofErr w:type="spellEnd"/>
+      <w:r>
+        <w:t xml:space="preserve"> et al. (</w:t>
       </w:r>
       <w:r>
         <w:rPr>
@@ -2047,8 +2398,13 @@
         <w:pStyle w:val="p2"/>
         <w:divId w:val="2143187879"/>
       </w:pPr>
-      <w:r>
-        <w:t>trum ranging from illegal employment practices that constitute labour abuse, such as wage</w:t>
+      <w:proofErr w:type="spellStart"/>
+      <w:r>
+        <w:t>trum</w:t>
+      </w:r>
+      <w:proofErr w:type="spellEnd"/>
+      <w:r>
+        <w:t xml:space="preserve"> ranging from illegal employment practices that constitute labour abuse, such as wage</w:t>
       </w:r>
     </w:p>
     <w:p>
@@ -2092,8 +2448,13 @@
         <w:pStyle w:val="p2"/>
         <w:divId w:val="2143187879"/>
       </w:pPr>
-      <w:r>
-        <w:t>ditions may be considered exploitative. Along with this novel conceptualization of labour</w:t>
+      <w:proofErr w:type="spellStart"/>
+      <w:r>
+        <w:t>ditions</w:t>
+      </w:r>
+      <w:proofErr w:type="spellEnd"/>
+      <w:r>
+        <w:t xml:space="preserve"> may be considered exploitative. Along with this novel conceptualization of labour</w:t>
       </w:r>
     </w:p>
     <w:p>
@@ -2200,8 +2561,13 @@
         <w:pStyle w:val="p2"/>
         <w:divId w:val="2143187879"/>
       </w:pPr>
-      <w:r>
-        <w:t>anism (NRM): a government system for survivor support set up to identify whether there are</w:t>
+      <w:proofErr w:type="spellStart"/>
+      <w:r>
+        <w:t>anism</w:t>
+      </w:r>
+      <w:proofErr w:type="spellEnd"/>
+      <w:r>
+        <w:t xml:space="preserve"> (NRM): a government system for survivor support set up to identify whether there are</w:t>
       </w:r>
     </w:p>
     <w:p>
@@ -2259,12 +2625,37 @@
           <w:lang w:val="en"/>
         </w:rPr>
       </w:pPr>
-      <w:r>
-        <w:rPr>
-          <w:rFonts w:ascii="var(--bs-body-font-family)" w:eastAsia="Times New Roman" w:hAnsi="var(--bs-body-font-family)"/>
-          <w:lang w:val="en"/>
-        </w:rPr>
-        <w:t>Conceptualising Labour Exploitation and the Degree of Risk</w:t>
+      <w:proofErr w:type="spellStart"/>
+      <w:r>
+        <w:rPr>
+          <w:rFonts w:ascii="var(--bs-body-font-family)" w:eastAsia="Times New Roman" w:hAnsi="var(--bs-body-font-family)"/>
+          <w:lang w:val="en"/>
+        </w:rPr>
+        <w:t>Conceptualising</w:t>
+      </w:r>
+      <w:proofErr w:type="spellEnd"/>
+      <w:r>
+        <w:rPr>
+          <w:rFonts w:ascii="var(--bs-body-font-family)" w:eastAsia="Times New Roman" w:hAnsi="var(--bs-body-font-family)"/>
+          <w:lang w:val="en"/>
+        </w:rPr>
+        <w:t xml:space="preserve"> </w:t>
+      </w:r>
+      <w:proofErr w:type="spellStart"/>
+      <w:r>
+        <w:rPr>
+          <w:rFonts w:ascii="var(--bs-body-font-family)" w:eastAsia="Times New Roman" w:hAnsi="var(--bs-body-font-family)"/>
+          <w:lang w:val="en"/>
+        </w:rPr>
+        <w:t>Labour</w:t>
+      </w:r>
+      <w:proofErr w:type="spellEnd"/>
+      <w:r>
+        <w:rPr>
+          <w:rFonts w:ascii="var(--bs-body-font-family)" w:eastAsia="Times New Roman" w:hAnsi="var(--bs-body-font-family)"/>
+          <w:lang w:val="en"/>
+        </w:rPr>
+        <w:t xml:space="preserve"> Exploitation and the Degree of Risk</w:t>
       </w:r>
     </w:p>
     <w:p>
@@ -2281,7 +2672,23 @@
           <w:rFonts w:ascii="var(--bs-body-font-family)" w:hAnsi="var(--bs-body-font-family)"/>
           <w:lang w:val="en"/>
         </w:rPr>
-        <w:t xml:space="preserve">Modern slavery has been criticised by some for its overly extensive scope: encapsulating a broad range of divergent sub-categories of exploitation </w:t>
+        <w:t xml:space="preserve">Modern slavery has been </w:t>
+      </w:r>
+      <w:proofErr w:type="spellStart"/>
+      <w:r>
+        <w:rPr>
+          <w:rFonts w:ascii="var(--bs-body-font-family)" w:hAnsi="var(--bs-body-font-family)"/>
+          <w:lang w:val="en"/>
+        </w:rPr>
+        <w:t>criticised</w:t>
+      </w:r>
+      <w:proofErr w:type="spellEnd"/>
+      <w:r>
+        <w:rPr>
+          <w:rFonts w:ascii="var(--bs-body-font-family)" w:hAnsi="var(--bs-body-font-family)"/>
+          <w:lang w:val="en"/>
+        </w:rPr>
+        <w:t xml:space="preserve"> by some for its overly extensive scope: encapsulating a broad range of divergent sub-categories of exploitation </w:t>
       </w:r>
       <w:r>
         <w:rPr>
@@ -2318,7 +2725,27 @@
             <w:color w:val="0000FF"/>
             <w:lang w:val="en"/>
           </w:rPr>
-          <w:t>Gutierrez-Huerter O, Gold, and Trautrims 2023</w:t>
+          <w:t xml:space="preserve">Gutierrez-Huerter O, Gold, and </w:t>
+        </w:r>
+        <w:proofErr w:type="spellStart"/>
+        <w:r>
+          <w:rPr>
+            <w:rStyle w:val="citation"/>
+            <w:rFonts w:ascii="var(--bs-body-font-family)" w:hAnsi="var(--bs-body-font-family)"/>
+            <w:color w:val="0000FF"/>
+            <w:lang w:val="en"/>
+          </w:rPr>
+          <w:t>Trautrims</w:t>
+        </w:r>
+        <w:proofErr w:type="spellEnd"/>
+        <w:r>
+          <w:rPr>
+            <w:rStyle w:val="citation"/>
+            <w:rFonts w:ascii="var(--bs-body-font-family)" w:hAnsi="var(--bs-body-font-family)"/>
+            <w:color w:val="0000FF"/>
+            <w:lang w:val="en"/>
+          </w:rPr>
+          <w:t xml:space="preserve"> 2023</w:t>
         </w:r>
       </w:hyperlink>
       <w:r>
@@ -2334,7 +2761,23 @@
           <w:rFonts w:ascii="var(--bs-body-font-family)" w:hAnsi="var(--bs-body-font-family)"/>
           <w:lang w:val="en"/>
         </w:rPr>
-        <w:t xml:space="preserve">. For this reason, we used the International Labour Organization’s </w:t>
+        <w:t xml:space="preserve">. For this reason, we used the International </w:t>
+      </w:r>
+      <w:proofErr w:type="spellStart"/>
+      <w:r>
+        <w:rPr>
+          <w:rFonts w:ascii="var(--bs-body-font-family)" w:hAnsi="var(--bs-body-font-family)"/>
+          <w:lang w:val="en"/>
+        </w:rPr>
+        <w:t>Labour</w:t>
+      </w:r>
+      <w:proofErr w:type="spellEnd"/>
+      <w:r>
+        <w:rPr>
+          <w:rFonts w:ascii="var(--bs-body-font-family)" w:hAnsi="var(--bs-body-font-family)"/>
+          <w:lang w:val="en"/>
+        </w:rPr>
+        <w:t xml:space="preserve"> Organization’s </w:t>
       </w:r>
       <w:r>
         <w:rPr>
@@ -2368,7 +2811,71 @@
           <w:rFonts w:ascii="var(--bs-body-font-family)" w:hAnsi="var(--bs-body-font-family)"/>
           <w:lang w:val="en"/>
         </w:rPr>
-        <w:t xml:space="preserve"> ‘Indicators of Forced Labour’ to identify the potential for severe labour exploitation and as a basis for the quantification of our labour exploitation and abuse risk index. The ILO identify eleven indicators designed to help understand how forced labour arises and how it affects victims. These indicators </w:t>
+        <w:t xml:space="preserve"> ‘Indicators of Forced </w:t>
+      </w:r>
+      <w:proofErr w:type="spellStart"/>
+      <w:r>
+        <w:rPr>
+          <w:rFonts w:ascii="var(--bs-body-font-family)" w:hAnsi="var(--bs-body-font-family)"/>
+          <w:lang w:val="en"/>
+        </w:rPr>
+        <w:t>Labour</w:t>
+      </w:r>
+      <w:proofErr w:type="spellEnd"/>
+      <w:r>
+        <w:rPr>
+          <w:rFonts w:ascii="var(--bs-body-font-family)" w:hAnsi="var(--bs-body-font-family)"/>
+          <w:lang w:val="en"/>
+        </w:rPr>
+        <w:t xml:space="preserve">’ to identify the potential for severe </w:t>
+      </w:r>
+      <w:proofErr w:type="spellStart"/>
+      <w:r>
+        <w:rPr>
+          <w:rFonts w:ascii="var(--bs-body-font-family)" w:hAnsi="var(--bs-body-font-family)"/>
+          <w:lang w:val="en"/>
+        </w:rPr>
+        <w:t>labour</w:t>
+      </w:r>
+      <w:proofErr w:type="spellEnd"/>
+      <w:r>
+        <w:rPr>
+          <w:rFonts w:ascii="var(--bs-body-font-family)" w:hAnsi="var(--bs-body-font-family)"/>
+          <w:lang w:val="en"/>
+        </w:rPr>
+        <w:t xml:space="preserve"> exploitation and as a basis for the quantification of our </w:t>
+      </w:r>
+      <w:proofErr w:type="spellStart"/>
+      <w:r>
+        <w:rPr>
+          <w:rFonts w:ascii="var(--bs-body-font-family)" w:hAnsi="var(--bs-body-font-family)"/>
+          <w:lang w:val="en"/>
+        </w:rPr>
+        <w:t>labour</w:t>
+      </w:r>
+      <w:proofErr w:type="spellEnd"/>
+      <w:r>
+        <w:rPr>
+          <w:rFonts w:ascii="var(--bs-body-font-family)" w:hAnsi="var(--bs-body-font-family)"/>
+          <w:lang w:val="en"/>
+        </w:rPr>
+        <w:t xml:space="preserve"> exploitation and abuse risk index. The ILO identify eleven indicators designed to help understand how forced </w:t>
+      </w:r>
+      <w:proofErr w:type="spellStart"/>
+      <w:r>
+        <w:rPr>
+          <w:rFonts w:ascii="var(--bs-body-font-family)" w:hAnsi="var(--bs-body-font-family)"/>
+          <w:lang w:val="en"/>
+        </w:rPr>
+        <w:t>labour</w:t>
+      </w:r>
+      <w:proofErr w:type="spellEnd"/>
+      <w:r>
+        <w:rPr>
+          <w:rFonts w:ascii="var(--bs-body-font-family)" w:hAnsi="var(--bs-body-font-family)"/>
+          <w:lang w:val="en"/>
+        </w:rPr>
+        <w:t xml:space="preserve"> arises and how it affects victims. These indicators </w:t>
       </w:r>
       <w:proofErr w:type="gramStart"/>
       <w:r>
@@ -2392,7 +2899,55 @@
           <w:lang w:val="en"/>
         </w:rPr>
         <w:lastRenderedPageBreak/>
-        <w:t>of identity documents; withholding of wages; debt bondage; abusive working and living conditions and excessive overtime. According to the ILO, the presence of a single indicator in any given situation may in some cases imply the existence of forced labour. However, it also suggests that in other cases it may be necessary to look for several indications which, taken together, may point to a case of forced labour. We seek to refine this statement through the construction of a composite index by which means a degree of risk related to the likelihood of a domestic worker experiencing this most severe form of exploitation may be distinguished from the likely occurrence of less severe, though similarly illegal, forms of labour abuse.</w:t>
+        <w:t xml:space="preserve">of identity documents; withholding of wages; debt bondage; abusive working and living conditions and excessive overtime. According to the ILO, the presence of a single indicator in any given situation may in some cases imply the existence of forced </w:t>
+      </w:r>
+      <w:proofErr w:type="spellStart"/>
+      <w:r>
+        <w:rPr>
+          <w:rFonts w:ascii="var(--bs-body-font-family)" w:hAnsi="var(--bs-body-font-family)"/>
+          <w:lang w:val="en"/>
+        </w:rPr>
+        <w:t>labour</w:t>
+      </w:r>
+      <w:proofErr w:type="spellEnd"/>
+      <w:r>
+        <w:rPr>
+          <w:rFonts w:ascii="var(--bs-body-font-family)" w:hAnsi="var(--bs-body-font-family)"/>
+          <w:lang w:val="en"/>
+        </w:rPr>
+        <w:t xml:space="preserve">. However, it also suggests that in other cases it may be necessary to look for several indications which, taken together, may point to a case of forced </w:t>
+      </w:r>
+      <w:proofErr w:type="spellStart"/>
+      <w:r>
+        <w:rPr>
+          <w:rFonts w:ascii="var(--bs-body-font-family)" w:hAnsi="var(--bs-body-font-family)"/>
+          <w:lang w:val="en"/>
+        </w:rPr>
+        <w:t>labour</w:t>
+      </w:r>
+      <w:proofErr w:type="spellEnd"/>
+      <w:r>
+        <w:rPr>
+          <w:rFonts w:ascii="var(--bs-body-font-family)" w:hAnsi="var(--bs-body-font-family)"/>
+          <w:lang w:val="en"/>
+        </w:rPr>
+        <w:t xml:space="preserve">. We seek to refine this statement through the construction of a composite index by which means a degree of risk related to the likelihood of a domestic worker experiencing this most severe form of exploitation may be distinguished from the likely occurrence of less severe, though similarly illegal, forms of </w:t>
+      </w:r>
+      <w:proofErr w:type="spellStart"/>
+      <w:r>
+        <w:rPr>
+          <w:rFonts w:ascii="var(--bs-body-font-family)" w:hAnsi="var(--bs-body-font-family)"/>
+          <w:lang w:val="en"/>
+        </w:rPr>
+        <w:t>labour</w:t>
+      </w:r>
+      <w:proofErr w:type="spellEnd"/>
+      <w:r>
+        <w:rPr>
+          <w:rFonts w:ascii="var(--bs-body-font-family)" w:hAnsi="var(--bs-body-font-family)"/>
+          <w:lang w:val="en"/>
+        </w:rPr>
+        <w:t xml:space="preserve"> abuse.</w:t>
       </w:r>
     </w:p>
     <w:p>
@@ -2428,13 +2983,23 @@
         </w:rPr>
         <w:t xml:space="preserve">The study of risk management has a long tradition in operations and supply chain management. Initially, the risks under consideration were primarily related to ensuring continuity of the supply of goods and services – see for example, </w:t>
       </w:r>
+      <w:proofErr w:type="spellStart"/>
       <w:r>
         <w:rPr>
           <w:rStyle w:val="citation"/>
           <w:rFonts w:ascii="var(--bs-body-font-family)" w:hAnsi="var(--bs-body-font-family)"/>
           <w:lang w:val="en"/>
         </w:rPr>
-        <w:t>Jüttner, Peck, and Christopher (</w:t>
+        <w:t>Jüttner</w:t>
+      </w:r>
+      <w:proofErr w:type="spellEnd"/>
+      <w:r>
+        <w:rPr>
+          <w:rStyle w:val="citation"/>
+          <w:rFonts w:ascii="var(--bs-body-font-family)" w:hAnsi="var(--bs-body-font-family)"/>
+          <w:lang w:val="en"/>
+        </w:rPr>
+        <w:t>, Peck, and Christopher (</w:t>
       </w:r>
       <w:hyperlink w:anchor="ref-juttner_supply_2003" w:history="1">
         <w:r>
@@ -2632,7 +3197,119 @@
           <w:rFonts w:ascii="var(--bs-body-font-family)" w:hAnsi="var(--bs-body-font-family)"/>
           <w:lang w:val="en"/>
         </w:rPr>
-        <w:t xml:space="preserve">In our study, we conceptualise the risk of labour exploitation from the workers’ perspective. We conceive severe forms of labour exploitation such as forced labour as one end of a spectrum ranging from illegal employment practices that constitute labour abuse, such as wage payments below legal minimum wage levels and health and safety violations, through to the likelihood of criminal exploitation recognized in the UK as modern slavery. Our assessment of this personal risk permits a degree of risk to be assigned to various clusters of forced labour indicators with the more indicators present, the stronger the likelihood that the working conditions may be considered exploitative. Along with this novel conceptualization of labour exploitation (LE) as a continuous </w:t>
+        <w:t xml:space="preserve">In our study, we </w:t>
+      </w:r>
+      <w:proofErr w:type="spellStart"/>
+      <w:r>
+        <w:rPr>
+          <w:rFonts w:ascii="var(--bs-body-font-family)" w:hAnsi="var(--bs-body-font-family)"/>
+          <w:lang w:val="en"/>
+        </w:rPr>
+        <w:t>conceptualise</w:t>
+      </w:r>
+      <w:proofErr w:type="spellEnd"/>
+      <w:r>
+        <w:rPr>
+          <w:rFonts w:ascii="var(--bs-body-font-family)" w:hAnsi="var(--bs-body-font-family)"/>
+          <w:lang w:val="en"/>
+        </w:rPr>
+        <w:t xml:space="preserve"> the risk of </w:t>
+      </w:r>
+      <w:proofErr w:type="spellStart"/>
+      <w:r>
+        <w:rPr>
+          <w:rFonts w:ascii="var(--bs-body-font-family)" w:hAnsi="var(--bs-body-font-family)"/>
+          <w:lang w:val="en"/>
+        </w:rPr>
+        <w:t>labour</w:t>
+      </w:r>
+      <w:proofErr w:type="spellEnd"/>
+      <w:r>
+        <w:rPr>
+          <w:rFonts w:ascii="var(--bs-body-font-family)" w:hAnsi="var(--bs-body-font-family)"/>
+          <w:lang w:val="en"/>
+        </w:rPr>
+        <w:t xml:space="preserve"> exploitation from the workers’ perspective. We conceive severe forms of </w:t>
+      </w:r>
+      <w:proofErr w:type="spellStart"/>
+      <w:r>
+        <w:rPr>
+          <w:rFonts w:ascii="var(--bs-body-font-family)" w:hAnsi="var(--bs-body-font-family)"/>
+          <w:lang w:val="en"/>
+        </w:rPr>
+        <w:t>labour</w:t>
+      </w:r>
+      <w:proofErr w:type="spellEnd"/>
+      <w:r>
+        <w:rPr>
+          <w:rFonts w:ascii="var(--bs-body-font-family)" w:hAnsi="var(--bs-body-font-family)"/>
+          <w:lang w:val="en"/>
+        </w:rPr>
+        <w:t xml:space="preserve"> exploitation such as forced </w:t>
+      </w:r>
+      <w:proofErr w:type="spellStart"/>
+      <w:r>
+        <w:rPr>
+          <w:rFonts w:ascii="var(--bs-body-font-family)" w:hAnsi="var(--bs-body-font-family)"/>
+          <w:lang w:val="en"/>
+        </w:rPr>
+        <w:t>labour</w:t>
+      </w:r>
+      <w:proofErr w:type="spellEnd"/>
+      <w:r>
+        <w:rPr>
+          <w:rFonts w:ascii="var(--bs-body-font-family)" w:hAnsi="var(--bs-body-font-family)"/>
+          <w:lang w:val="en"/>
+        </w:rPr>
+        <w:t xml:space="preserve"> as one end of a spectrum ranging from illegal employment practices that constitute </w:t>
+      </w:r>
+      <w:proofErr w:type="spellStart"/>
+      <w:r>
+        <w:rPr>
+          <w:rFonts w:ascii="var(--bs-body-font-family)" w:hAnsi="var(--bs-body-font-family)"/>
+          <w:lang w:val="en"/>
+        </w:rPr>
+        <w:t>labour</w:t>
+      </w:r>
+      <w:proofErr w:type="spellEnd"/>
+      <w:r>
+        <w:rPr>
+          <w:rFonts w:ascii="var(--bs-body-font-family)" w:hAnsi="var(--bs-body-font-family)"/>
+          <w:lang w:val="en"/>
+        </w:rPr>
+        <w:t xml:space="preserve"> abuse, such as wage payments below legal minimum wage levels and health and safety violations, through to the likelihood of criminal exploitation recognized in the UK as modern slavery. Our assessment of this personal risk permits a degree of risk to be assigned to various clusters of forced </w:t>
+      </w:r>
+      <w:proofErr w:type="spellStart"/>
+      <w:r>
+        <w:rPr>
+          <w:rFonts w:ascii="var(--bs-body-font-family)" w:hAnsi="var(--bs-body-font-family)"/>
+          <w:lang w:val="en"/>
+        </w:rPr>
+        <w:t>labour</w:t>
+      </w:r>
+      <w:proofErr w:type="spellEnd"/>
+      <w:r>
+        <w:rPr>
+          <w:rFonts w:ascii="var(--bs-body-font-family)" w:hAnsi="var(--bs-body-font-family)"/>
+          <w:lang w:val="en"/>
+        </w:rPr>
+        <w:t xml:space="preserve"> indicators with the more indicators present, the stronger the likelihood that the working conditions may be considered exploitative. Along with this novel conceptualization of </w:t>
+      </w:r>
+      <w:proofErr w:type="spellStart"/>
+      <w:r>
+        <w:rPr>
+          <w:rFonts w:ascii="var(--bs-body-font-family)" w:hAnsi="var(--bs-body-font-family)"/>
+          <w:lang w:val="en"/>
+        </w:rPr>
+        <w:t>labour</w:t>
+      </w:r>
+      <w:proofErr w:type="spellEnd"/>
+      <w:r>
+        <w:rPr>
+          <w:rFonts w:ascii="var(--bs-body-font-family)" w:hAnsi="var(--bs-body-font-family)"/>
+          <w:lang w:val="en"/>
+        </w:rPr>
+        <w:t xml:space="preserve"> exploitation (LE) as a continuous </w:t>
       </w:r>
       <w:r>
         <w:rPr>
@@ -2664,7 +3341,71 @@
           <w:rFonts w:ascii="var(--bs-body-font-family)" w:hAnsi="var(--bs-body-font-family)"/>
           <w:lang w:val="en"/>
         </w:rPr>
-        <w:t>The survey instrument included modules on demographic and employment characteristics, social network size and composition, and indicators of labour exploitation. The exploitation indicators were based on the International Labour Organization’s framework of forced labour, adapted for the UK domestic work context. These indicators allowed us to operationalise exploitation in two ways. First, we constructed binary indicators classifying respondents as exploited or not exploited, based on threshold criteria. Second, we developed a continuous risk index, designed to capture gradations of vulnerability across the full sample.</w:t>
+        <w:t xml:space="preserve">The survey instrument included modules on demographic and employment characteristics, social network size and composition, and indicators of </w:t>
+      </w:r>
+      <w:proofErr w:type="spellStart"/>
+      <w:r>
+        <w:rPr>
+          <w:rFonts w:ascii="var(--bs-body-font-family)" w:hAnsi="var(--bs-body-font-family)"/>
+          <w:lang w:val="en"/>
+        </w:rPr>
+        <w:t>labour</w:t>
+      </w:r>
+      <w:proofErr w:type="spellEnd"/>
+      <w:r>
+        <w:rPr>
+          <w:rFonts w:ascii="var(--bs-body-font-family)" w:hAnsi="var(--bs-body-font-family)"/>
+          <w:lang w:val="en"/>
+        </w:rPr>
+        <w:t xml:space="preserve"> exploitation. The exploitation indicators were based on the International </w:t>
+      </w:r>
+      <w:proofErr w:type="spellStart"/>
+      <w:r>
+        <w:rPr>
+          <w:rFonts w:ascii="var(--bs-body-font-family)" w:hAnsi="var(--bs-body-font-family)"/>
+          <w:lang w:val="en"/>
+        </w:rPr>
+        <w:t>Labour</w:t>
+      </w:r>
+      <w:proofErr w:type="spellEnd"/>
+      <w:r>
+        <w:rPr>
+          <w:rFonts w:ascii="var(--bs-body-font-family)" w:hAnsi="var(--bs-body-font-family)"/>
+          <w:lang w:val="en"/>
+        </w:rPr>
+        <w:t xml:space="preserve"> Organization’s framework of forced </w:t>
+      </w:r>
+      <w:proofErr w:type="spellStart"/>
+      <w:r>
+        <w:rPr>
+          <w:rFonts w:ascii="var(--bs-body-font-family)" w:hAnsi="var(--bs-body-font-family)"/>
+          <w:lang w:val="en"/>
+        </w:rPr>
+        <w:t>labour</w:t>
+      </w:r>
+      <w:proofErr w:type="spellEnd"/>
+      <w:r>
+        <w:rPr>
+          <w:rFonts w:ascii="var(--bs-body-font-family)" w:hAnsi="var(--bs-body-font-family)"/>
+          <w:lang w:val="en"/>
+        </w:rPr>
+        <w:t xml:space="preserve">, adapted for the UK domestic work context. These indicators allowed us to </w:t>
+      </w:r>
+      <w:proofErr w:type="spellStart"/>
+      <w:r>
+        <w:rPr>
+          <w:rFonts w:ascii="var(--bs-body-font-family)" w:hAnsi="var(--bs-body-font-family)"/>
+          <w:lang w:val="en"/>
+        </w:rPr>
+        <w:t>operationalise</w:t>
+      </w:r>
+      <w:proofErr w:type="spellEnd"/>
+      <w:r>
+        <w:rPr>
+          <w:rFonts w:ascii="var(--bs-body-font-family)" w:hAnsi="var(--bs-body-font-family)"/>
+          <w:lang w:val="en"/>
+        </w:rPr>
+        <w:t xml:space="preserve"> exploitation in two ways. First, we constructed binary indicators classifying respondents as exploited or not exploited, based on threshold criteria. Second, we developed a continuous risk index, designed to capture gradations of vulnerability across the full sample.</w:t>
       </w:r>
     </w:p>
     <w:p>
@@ -2682,7 +3423,39 @@
           <w:lang w:val="en"/>
         </w:rPr>
         <w:lastRenderedPageBreak/>
-        <w:t>Our approach, therefore, includes, but goes beyond, assessing the likelihood of forced labour by simply quantifying the proportion of survivors entering the UK’s National Referral Mechanism (NRM): a government system for survivor support set up to identify whether there are positive grounds for the identification of Modern Slavery. In our method, an NRM referral is used as the strongest indicator of modern slavery risk, with lesser risks assessed according to the degree to which cumulative indicators of forced labour are reported.</w:t>
+        <w:t xml:space="preserve">Our approach, therefore, includes, but goes beyond, assessing the likelihood of forced </w:t>
+      </w:r>
+      <w:proofErr w:type="spellStart"/>
+      <w:r>
+        <w:rPr>
+          <w:rFonts w:ascii="var(--bs-body-font-family)" w:hAnsi="var(--bs-body-font-family)"/>
+          <w:lang w:val="en"/>
+        </w:rPr>
+        <w:t>labour</w:t>
+      </w:r>
+      <w:proofErr w:type="spellEnd"/>
+      <w:r>
+        <w:rPr>
+          <w:rFonts w:ascii="var(--bs-body-font-family)" w:hAnsi="var(--bs-body-font-family)"/>
+          <w:lang w:val="en"/>
+        </w:rPr>
+        <w:t xml:space="preserve"> by simply quantifying the proportion of survivors entering the UK’s National Referral Mechanism (NRM): a government system for survivor support set up to identify whether there are positive grounds for the identification of Modern Slavery. In our method, an NRM referral is used as the strongest indicator of modern slavery risk, with lesser risks assessed according to the degree to which cumulative indicators of forced </w:t>
+      </w:r>
+      <w:proofErr w:type="spellStart"/>
+      <w:r>
+        <w:rPr>
+          <w:rFonts w:ascii="var(--bs-body-font-family)" w:hAnsi="var(--bs-body-font-family)"/>
+          <w:lang w:val="en"/>
+        </w:rPr>
+        <w:t>labour</w:t>
+      </w:r>
+      <w:proofErr w:type="spellEnd"/>
+      <w:r>
+        <w:rPr>
+          <w:rFonts w:ascii="var(--bs-body-font-family)" w:hAnsi="var(--bs-body-font-family)"/>
+          <w:lang w:val="en"/>
+        </w:rPr>
+        <w:t xml:space="preserve"> are reported.</w:t>
       </w:r>
     </w:p>
     <w:p>
@@ -2699,7 +3472,23 @@
           <w:rFonts w:ascii="var(--bs-body-font-family)" w:eastAsia="Times New Roman" w:hAnsi="var(--bs-body-font-family)"/>
           <w:lang w:val="en"/>
         </w:rPr>
-        <w:t xml:space="preserve">Case Setting: Labour Exploitation Risk Among Transnational Migrant Domestic Workers </w:t>
+        <w:t xml:space="preserve">Case Setting: </w:t>
+      </w:r>
+      <w:proofErr w:type="spellStart"/>
+      <w:r>
+        <w:rPr>
+          <w:rFonts w:ascii="var(--bs-body-font-family)" w:eastAsia="Times New Roman" w:hAnsi="var(--bs-body-font-family)"/>
+          <w:lang w:val="en"/>
+        </w:rPr>
+        <w:t>Labour</w:t>
+      </w:r>
+      <w:proofErr w:type="spellEnd"/>
+      <w:r>
+        <w:rPr>
+          <w:rFonts w:ascii="var(--bs-body-font-family)" w:eastAsia="Times New Roman" w:hAnsi="var(--bs-body-font-family)"/>
+          <w:lang w:val="en"/>
+        </w:rPr>
+        <w:t xml:space="preserve"> Exploitation Risk Among Transnational Migrant Domestic Workers </w:t>
       </w:r>
       <w:proofErr w:type="gramStart"/>
       <w:r>
@@ -2776,21 +3565,42 @@
         </w:rPr>
         <w:t>(</w:t>
       </w:r>
-      <w:hyperlink w:anchor="ref-manoudi_analysis_2018" w:history="1">
-        <w:r>
-          <w:rPr>
-            <w:rStyle w:val="citation"/>
-            <w:rFonts w:ascii="var(--bs-body-font-family)" w:hAnsi="var(--bs-body-font-family)"/>
-            <w:color w:val="0000FF"/>
-            <w:lang w:val="en"/>
-          </w:rPr>
-          <w:t>Manoudi et al. 2018</w:t>
-        </w:r>
-      </w:hyperlink>
+      <w:proofErr w:type="spellStart"/>
+      <w:r>
+        <w:fldChar w:fldCharType="begin"/>
+      </w:r>
+      <w:r>
+        <w:instrText>HYPERLINK \l "ref-manoudi_analysis_2018"</w:instrText>
+      </w:r>
+      <w:r>
+        <w:fldChar w:fldCharType="separate"/>
+      </w:r>
       <w:r>
         <w:rPr>
           <w:rStyle w:val="citation"/>
           <w:rFonts w:ascii="var(--bs-body-font-family)" w:hAnsi="var(--bs-body-font-family)"/>
+          <w:color w:val="0000FF"/>
+          <w:lang w:val="en"/>
+        </w:rPr>
+        <w:t>Manoudi</w:t>
+      </w:r>
+      <w:proofErr w:type="spellEnd"/>
+      <w:r>
+        <w:rPr>
+          <w:rStyle w:val="citation"/>
+          <w:rFonts w:ascii="var(--bs-body-font-family)" w:hAnsi="var(--bs-body-font-family)"/>
+          <w:color w:val="0000FF"/>
+          <w:lang w:val="en"/>
+        </w:rPr>
+        <w:t xml:space="preserve"> et al. 2018</w:t>
+      </w:r>
+      <w:r>
+        <w:fldChar w:fldCharType="end"/>
+      </w:r>
+      <w:r>
+        <w:rPr>
+          <w:rStyle w:val="citation"/>
+          <w:rFonts w:ascii="var(--bs-body-font-family)" w:hAnsi="var(--bs-body-font-family)"/>
           <w:lang w:val="en"/>
         </w:rPr>
         <w:t>)</w:t>
@@ -2802,13 +3612,23 @@
         </w:rPr>
         <w:t xml:space="preserve">. </w:t>
       </w:r>
+      <w:proofErr w:type="spellStart"/>
       <w:r>
         <w:rPr>
           <w:rStyle w:val="citation"/>
           <w:rFonts w:ascii="var(--bs-body-font-family)" w:hAnsi="var(--bs-body-font-family)"/>
           <w:lang w:val="en"/>
         </w:rPr>
-        <w:t>Manoudi et al. (</w:t>
+        <w:t>Manoudi</w:t>
+      </w:r>
+      <w:proofErr w:type="spellEnd"/>
+      <w:r>
+        <w:rPr>
+          <w:rStyle w:val="citation"/>
+          <w:rFonts w:ascii="var(--bs-body-font-family)" w:hAnsi="var(--bs-body-font-family)"/>
+          <w:lang w:val="en"/>
+        </w:rPr>
+        <w:t xml:space="preserve"> et al. (</w:t>
       </w:r>
       <w:hyperlink w:anchor="ref-manoudi_analysis_2018" w:history="1">
         <w:r>
@@ -2927,7 +3747,23 @@
           <w:rFonts w:ascii="var(--bs-body-font-family)" w:hAnsi="var(--bs-body-font-family)"/>
           <w:lang w:val="en"/>
         </w:rPr>
-        <w:t xml:space="preserve"> reported a big shift in the source countries of migrants arriving in the UK on the Overseas Domestic Worker and other types of worker visas. Transnational domestic workers from the Philippines and India accounted for the single largest number of applications granted (10,186 and 3,858 visas respectively), followed by smaller, but still significant, numbers of workers arriving from Bangladesh (465), Nigeria (446), Sri Lanka (444), Egypt (422), and Ethiopia (285). In the same period, smaller numbers of visa applications to work as a domestic worker in the UK were also accepted from workers from other source countries including, but not limited to, the Sudan, Nepal, Ghana, Kenya, Lebanon, Eritrea, Iran, Turkey, Yemen, Malaysia, Thailand, and Morocco. This post-Brexit increase in the diversity of source countries from which transnational workers are drawn makes a more detailed analysis of the risk of labour exploitation in the sector both timely and more urgent.</w:t>
+        <w:t xml:space="preserve"> reported a big shift in the source countries of migrants arriving in the UK on the Overseas Domestic Worker and other types of worker visas. Transnational domestic workers from the Philippines and India accounted for the single largest number of applications granted (10,186 and 3,858 visas respectively), followed by smaller, but still significant, numbers of workers arriving from Bangladesh (465), Nigeria (446), Sri Lanka (444), Egypt (422), and Ethiopia (285). In the same period, smaller numbers of visa applications to work as a domestic worker in the UK were also accepted from workers from other source countries including, but not limited to, the Sudan, Nepal, Ghana, Kenya, Lebanon, Eritrea, Iran, Turkey, Yemen, Malaysia, Thailand, and Morocco. This post-Brexit increase in the diversity of source countries from which transnational workers are drawn makes a more detailed analysis of the risk of </w:t>
+      </w:r>
+      <w:proofErr w:type="spellStart"/>
+      <w:r>
+        <w:rPr>
+          <w:rFonts w:ascii="var(--bs-body-font-family)" w:hAnsi="var(--bs-body-font-family)"/>
+          <w:lang w:val="en"/>
+        </w:rPr>
+        <w:t>labour</w:t>
+      </w:r>
+      <w:proofErr w:type="spellEnd"/>
+      <w:r>
+        <w:rPr>
+          <w:rFonts w:ascii="var(--bs-body-font-family)" w:hAnsi="var(--bs-body-font-family)"/>
+          <w:lang w:val="en"/>
+        </w:rPr>
+        <w:t xml:space="preserve"> exploitation in the sector both timely and more urgent.</w:t>
       </w:r>
     </w:p>
     <w:p>
@@ -2944,7 +3780,23 @@
           <w:rFonts w:ascii="var(--bs-body-font-family)" w:hAnsi="var(--bs-body-font-family)"/>
           <w:lang w:val="en"/>
         </w:rPr>
-        <w:t xml:space="preserve">There is a long history of reports of exploitation in the domestic work sector in the UK. In 2008, the civil society organisation Kalayaan, which was formed to campaign for the formal recognition of migrant domestic workers’ rights in the UK, reported on the impact of proposed changes to the UK immigration system on migrant domestic workers </w:t>
+        <w:t xml:space="preserve">There is a long history of reports of exploitation in the domestic work sector in the UK. In 2008, the civil society </w:t>
+      </w:r>
+      <w:proofErr w:type="spellStart"/>
+      <w:r>
+        <w:rPr>
+          <w:rFonts w:ascii="var(--bs-body-font-family)" w:hAnsi="var(--bs-body-font-family)"/>
+          <w:lang w:val="en"/>
+        </w:rPr>
+        <w:t>organisation</w:t>
+      </w:r>
+      <w:proofErr w:type="spellEnd"/>
+      <w:r>
+        <w:rPr>
+          <w:rFonts w:ascii="var(--bs-body-font-family)" w:hAnsi="var(--bs-body-font-family)"/>
+          <w:lang w:val="en"/>
+        </w:rPr>
+        <w:t xml:space="preserve"> Kalayaan, which was formed to campaign for the formal recognition of migrant domestic workers’ rights in the UK, reported on the impact of proposed changes to the UK immigration system on migrant domestic workers </w:t>
       </w:r>
       <w:r>
         <w:rPr>
@@ -2978,7 +3830,23 @@
           <w:rFonts w:ascii="var(--bs-body-font-family)" w:hAnsi="var(--bs-body-font-family)"/>
           <w:lang w:val="en"/>
         </w:rPr>
-        <w:t xml:space="preserve">. Their report highlights government recognition of documented and unacceptable levels of abuse and exploitation among domestic workers in the UK as early as 1996. At this stage, new policies, including the development of a specialised visa allowing domestic workers to change employer during their stay were introduced. However, in 2012, these visa conditions were </w:t>
+        <w:t xml:space="preserve">. Their report highlights government recognition of documented and unacceptable levels of abuse and exploitation among domestic workers in the UK as early as 1996. At this stage, new policies, including the development of a </w:t>
+      </w:r>
+      <w:proofErr w:type="spellStart"/>
+      <w:r>
+        <w:rPr>
+          <w:rFonts w:ascii="var(--bs-body-font-family)" w:hAnsi="var(--bs-body-font-family)"/>
+          <w:lang w:val="en"/>
+        </w:rPr>
+        <w:t>specialised</w:t>
+      </w:r>
+      <w:proofErr w:type="spellEnd"/>
+      <w:r>
+        <w:rPr>
+          <w:rFonts w:ascii="var(--bs-body-font-family)" w:hAnsi="var(--bs-body-font-family)"/>
+          <w:lang w:val="en"/>
+        </w:rPr>
+        <w:t xml:space="preserve"> visa allowing domestic workers to change employer during their stay were introduced. However, in 2012, these visa conditions were </w:t>
       </w:r>
       <w:r>
         <w:rPr>
@@ -3087,7 +3955,23 @@
           <w:rFonts w:ascii="var(--bs-body-font-family)" w:hAnsi="var(--bs-body-font-family)"/>
           <w:lang w:val="en"/>
         </w:rPr>
-        <w:t xml:space="preserve"> to physical and sexual violence, slavery, forced labour and trafficking.</w:t>
+        <w:t xml:space="preserve"> to physical and sexual violence, slavery, forced </w:t>
+      </w:r>
+      <w:proofErr w:type="spellStart"/>
+      <w:r>
+        <w:rPr>
+          <w:rFonts w:ascii="var(--bs-body-font-family)" w:hAnsi="var(--bs-body-font-family)"/>
+          <w:lang w:val="en"/>
+        </w:rPr>
+        <w:t>labour</w:t>
+      </w:r>
+      <w:proofErr w:type="spellEnd"/>
+      <w:r>
+        <w:rPr>
+          <w:rFonts w:ascii="var(--bs-body-font-family)" w:hAnsi="var(--bs-body-font-family)"/>
+          <w:lang w:val="en"/>
+        </w:rPr>
+        <w:t xml:space="preserve"> and trafficking.</w:t>
       </w:r>
     </w:p>
     <w:p>
@@ -3104,7 +3988,55 @@
           <w:rFonts w:ascii="var(--bs-body-font-family)" w:hAnsi="var(--bs-body-font-family)"/>
           <w:lang w:val="en"/>
         </w:rPr>
-        <w:t xml:space="preserve">That these conditions may persist is evidenced by a report from another civil society organisation, the Latin American Women’s Rights Service, which describes the results from twelve in-depth interviews with Latin American domestic workers in the UK. This report depicts high levels of isolation, exploitation and abuse including a failure by employers to provide written contracts or payslips; breaches of verbal agreements; a requirement to perform different tasks from those indicated during recruitment; increasing working hours with little or no time off; excessive work days; a lack of paid holiday; many domestic workers not registered with a GP; sexual harassment in the workplace; verbal or physical abuse; employer surveillance; a lack of opportunity to change working conditions; isolation and fear of seeking help; and high reported levels of trafficking for labour exploitation </w:t>
+        <w:t xml:space="preserve">That these conditions may persist is evidenced by a report from another civil society </w:t>
+      </w:r>
+      <w:proofErr w:type="spellStart"/>
+      <w:r>
+        <w:rPr>
+          <w:rFonts w:ascii="var(--bs-body-font-family)" w:hAnsi="var(--bs-body-font-family)"/>
+          <w:lang w:val="en"/>
+        </w:rPr>
+        <w:t>organisation</w:t>
+      </w:r>
+      <w:proofErr w:type="spellEnd"/>
+      <w:r>
+        <w:rPr>
+          <w:rFonts w:ascii="var(--bs-body-font-family)" w:hAnsi="var(--bs-body-font-family)"/>
+          <w:lang w:val="en"/>
+        </w:rPr>
+        <w:t xml:space="preserve">, the Latin American Women’s Rights Service, which describes the results from twelve in-depth interviews with Latin American domestic workers in the UK. This report depicts high levels of isolation, exploitation and abuse including a failure by employers to provide written contracts or </w:t>
+      </w:r>
+      <w:proofErr w:type="spellStart"/>
+      <w:r>
+        <w:rPr>
+          <w:rFonts w:ascii="var(--bs-body-font-family)" w:hAnsi="var(--bs-body-font-family)"/>
+          <w:lang w:val="en"/>
+        </w:rPr>
+        <w:t>payslips</w:t>
+      </w:r>
+      <w:proofErr w:type="spellEnd"/>
+      <w:r>
+        <w:rPr>
+          <w:rFonts w:ascii="var(--bs-body-font-family)" w:hAnsi="var(--bs-body-font-family)"/>
+          <w:lang w:val="en"/>
+        </w:rPr>
+        <w:t xml:space="preserve">; breaches of verbal agreements; a requirement to perform different tasks from those indicated during recruitment; increasing working hours with little or no time off; excessive work days; a lack of paid holiday; many domestic workers not registered with a GP; sexual harassment in the workplace; verbal or physical abuse; employer surveillance; a lack of opportunity to change working conditions; isolation and fear of seeking help; and high reported levels of trafficking for </w:t>
+      </w:r>
+      <w:proofErr w:type="spellStart"/>
+      <w:r>
+        <w:rPr>
+          <w:rFonts w:ascii="var(--bs-body-font-family)" w:hAnsi="var(--bs-body-font-family)"/>
+          <w:lang w:val="en"/>
+        </w:rPr>
+        <w:t>labour</w:t>
+      </w:r>
+      <w:proofErr w:type="spellEnd"/>
+      <w:r>
+        <w:rPr>
+          <w:rFonts w:ascii="var(--bs-body-font-family)" w:hAnsi="var(--bs-body-font-family)"/>
+          <w:lang w:val="en"/>
+        </w:rPr>
+        <w:t xml:space="preserve"> exploitation </w:t>
       </w:r>
       <w:r>
         <w:rPr>
@@ -3333,7 +4265,27 @@
             <w:color w:val="0000FF"/>
             <w:lang w:val="en"/>
           </w:rPr>
-          <w:t>Schwitters, Swaminathan, and Serwadda 2012</w:t>
+          <w:t xml:space="preserve">Schwitters, Swaminathan, and </w:t>
+        </w:r>
+        <w:proofErr w:type="spellStart"/>
+        <w:r>
+          <w:rPr>
+            <w:rStyle w:val="citation"/>
+            <w:rFonts w:ascii="var(--bs-body-font-family)" w:hAnsi="var(--bs-body-font-family)"/>
+            <w:color w:val="0000FF"/>
+            <w:lang w:val="en"/>
+          </w:rPr>
+          <w:t>Serwadda</w:t>
+        </w:r>
+        <w:proofErr w:type="spellEnd"/>
+        <w:r>
+          <w:rPr>
+            <w:rStyle w:val="citation"/>
+            <w:rFonts w:ascii="var(--bs-body-font-family)" w:hAnsi="var(--bs-body-font-family)"/>
+            <w:color w:val="0000FF"/>
+            <w:lang w:val="en"/>
+          </w:rPr>
+          <w:t xml:space="preserve"> 2012</w:t>
         </w:r>
       </w:hyperlink>
       <w:r>
@@ -3349,7 +4301,23 @@
           <w:rFonts w:ascii="var(--bs-body-font-family)" w:hAnsi="var(--bs-body-font-family)"/>
           <w:lang w:val="en"/>
         </w:rPr>
-        <w:t xml:space="preserve">, and network-based referrals have been described as the only viable method to reach many types of labour trafficking victims </w:t>
+        <w:t xml:space="preserve">, and network-based referrals have been described as the only viable method to reach many types of </w:t>
+      </w:r>
+      <w:proofErr w:type="spellStart"/>
+      <w:r>
+        <w:rPr>
+          <w:rFonts w:ascii="var(--bs-body-font-family)" w:hAnsi="var(--bs-body-font-family)"/>
+          <w:lang w:val="en"/>
+        </w:rPr>
+        <w:t>labour</w:t>
+      </w:r>
+      <w:proofErr w:type="spellEnd"/>
+      <w:r>
+        <w:rPr>
+          <w:rFonts w:ascii="var(--bs-body-font-family)" w:hAnsi="var(--bs-body-font-family)"/>
+          <w:lang w:val="en"/>
+        </w:rPr>
+        <w:t xml:space="preserve"> trafficking victims </w:t>
       </w:r>
       <w:r>
         <w:rPr>
@@ -3417,7 +4385,23 @@
           <w:rFonts w:ascii="var(--bs-body-font-family)" w:hAnsi="var(--bs-body-font-family)"/>
           <w:lang w:val="en"/>
         </w:rPr>
-        <w:t xml:space="preserve">, labour trafficking in migrant communities </w:t>
+        <w:t xml:space="preserve">, </w:t>
+      </w:r>
+      <w:proofErr w:type="spellStart"/>
+      <w:r>
+        <w:rPr>
+          <w:rFonts w:ascii="var(--bs-body-font-family)" w:hAnsi="var(--bs-body-font-family)"/>
+          <w:lang w:val="en"/>
+        </w:rPr>
+        <w:t>labour</w:t>
+      </w:r>
+      <w:proofErr w:type="spellEnd"/>
+      <w:r>
+        <w:rPr>
+          <w:rFonts w:ascii="var(--bs-body-font-family)" w:hAnsi="var(--bs-body-font-family)"/>
+          <w:lang w:val="en"/>
+        </w:rPr>
+        <w:t xml:space="preserve"> trafficking in migrant communities </w:t>
       </w:r>
       <w:r>
         <w:rPr>
@@ -3451,7 +4435,23 @@
           <w:rFonts w:ascii="var(--bs-body-font-family)" w:hAnsi="var(--bs-body-font-family)"/>
           <w:lang w:val="en"/>
         </w:rPr>
-        <w:t xml:space="preserve">, child labour in India </w:t>
+        <w:t xml:space="preserve">, child </w:t>
+      </w:r>
+      <w:proofErr w:type="spellStart"/>
+      <w:r>
+        <w:rPr>
+          <w:rFonts w:ascii="var(--bs-body-font-family)" w:hAnsi="var(--bs-body-font-family)"/>
+          <w:lang w:val="en"/>
+        </w:rPr>
+        <w:t>labour</w:t>
+      </w:r>
+      <w:proofErr w:type="spellEnd"/>
+      <w:r>
+        <w:rPr>
+          <w:rFonts w:ascii="var(--bs-body-font-family)" w:hAnsi="var(--bs-body-font-family)"/>
+          <w:lang w:val="en"/>
+        </w:rPr>
+        <w:t xml:space="preserve"> in India </w:t>
       </w:r>
       <w:r>
         <w:rPr>
@@ -3546,17 +4546,38 @@
         </w:rPr>
         <w:t>(</w:t>
       </w:r>
-      <w:hyperlink w:anchor="ref-wejnert_web-based_2008" w:history="1">
-        <w:r>
-          <w:rPr>
-            <w:rStyle w:val="citation"/>
-            <w:rFonts w:ascii="var(--bs-body-font-family)" w:hAnsi="var(--bs-body-font-family)"/>
-            <w:color w:val="0000FF"/>
-            <w:lang w:val="en"/>
-          </w:rPr>
-          <w:t>Wejnert and Heckathorn 2008</w:t>
-        </w:r>
-      </w:hyperlink>
+      <w:proofErr w:type="spellStart"/>
+      <w:r>
+        <w:fldChar w:fldCharType="begin"/>
+      </w:r>
+      <w:r>
+        <w:instrText>HYPERLINK \l "ref-wejnert_web-based_2008"</w:instrText>
+      </w:r>
+      <w:r>
+        <w:fldChar w:fldCharType="separate"/>
+      </w:r>
+      <w:r>
+        <w:rPr>
+          <w:rStyle w:val="citation"/>
+          <w:rFonts w:ascii="var(--bs-body-font-family)" w:hAnsi="var(--bs-body-font-family)"/>
+          <w:color w:val="0000FF"/>
+          <w:lang w:val="en"/>
+        </w:rPr>
+        <w:t>Wejnert</w:t>
+      </w:r>
+      <w:proofErr w:type="spellEnd"/>
+      <w:r>
+        <w:rPr>
+          <w:rStyle w:val="citation"/>
+          <w:rFonts w:ascii="var(--bs-body-font-family)" w:hAnsi="var(--bs-body-font-family)"/>
+          <w:color w:val="0000FF"/>
+          <w:lang w:val="en"/>
+        </w:rPr>
+        <w:t xml:space="preserve"> and Heckathorn 2008</w:t>
+      </w:r>
+      <w:r>
+        <w:fldChar w:fldCharType="end"/>
+      </w:r>
       <w:r>
         <w:rPr>
           <w:rStyle w:val="citation"/>
@@ -3604,7 +4625,39 @@
           <w:rFonts w:ascii="var(--bs-body-font-family)" w:hAnsi="var(--bs-body-font-family)"/>
           <w:lang w:val="en"/>
         </w:rPr>
-        <w:t>We selected our first wave of participants nonrandomly by convenience sampling. Mobile phone numbers were used both to identify seed participants and to act as a unique identifier for those whom they referred. To avoid sample homophily, original sample members were selected from three distinct domestic worker communities facilitated by civil society organisations. One was an exclusively online community of transnational domestic workers working in the UK, the second represented UK domestic workers of Filipino origin, and the third drew its membership from the Latin American community of domestic workers, also in the UK. Representatives from these organisations, along with other academics with expertise in exploitation within domestic work, contributed to survey question design and facilitated piloting of an initial version of the survey, which was translated and made available in four languages: English, Spanish, Tagalog, and Portuguese.</w:t>
+        <w:t xml:space="preserve">We selected our first wave of participants nonrandomly by convenience sampling. Mobile phone numbers were used both to identify seed participants and to act as a unique identifier for those whom they referred. To avoid sample homophily, original sample members were selected from three distinct domestic worker communities facilitated by civil society </w:t>
+      </w:r>
+      <w:proofErr w:type="spellStart"/>
+      <w:r>
+        <w:rPr>
+          <w:rFonts w:ascii="var(--bs-body-font-family)" w:hAnsi="var(--bs-body-font-family)"/>
+          <w:lang w:val="en"/>
+        </w:rPr>
+        <w:t>organisations</w:t>
+      </w:r>
+      <w:proofErr w:type="spellEnd"/>
+      <w:r>
+        <w:rPr>
+          <w:rFonts w:ascii="var(--bs-body-font-family)" w:hAnsi="var(--bs-body-font-family)"/>
+          <w:lang w:val="en"/>
+        </w:rPr>
+        <w:t xml:space="preserve">. One was an exclusively online community of transnational domestic workers working in the UK, the second represented UK domestic workers of Filipino origin, and the third drew its membership from the Latin American community of domestic workers, also in the UK. Representatives from these </w:t>
+      </w:r>
+      <w:proofErr w:type="spellStart"/>
+      <w:r>
+        <w:rPr>
+          <w:rFonts w:ascii="var(--bs-body-font-family)" w:hAnsi="var(--bs-body-font-family)"/>
+          <w:lang w:val="en"/>
+        </w:rPr>
+        <w:t>organisations</w:t>
+      </w:r>
+      <w:proofErr w:type="spellEnd"/>
+      <w:r>
+        <w:rPr>
+          <w:rFonts w:ascii="var(--bs-body-font-family)" w:hAnsi="var(--bs-body-font-family)"/>
+          <w:lang w:val="en"/>
+        </w:rPr>
+        <w:t>, along with other academics with expertise in exploitation within domestic work, contributed to survey question design and facilitated piloting of an initial version of the survey, which was translated and made available in four languages: English, Spanish, Tagalog, and Portuguese.</w:t>
       </w:r>
     </w:p>
     <w:p>
@@ -3799,7 +4852,25 @@
           <w:rFonts w:ascii="var(--bs-body-font-family)" w:hAnsi="var(--bs-body-font-family)"/>
           <w:lang w:val="en"/>
         </w:rPr>
-        <w:t>Singer and Bossarte (</w:t>
+        <w:t xml:space="preserve">Singer and </w:t>
+      </w:r>
+      <w:proofErr w:type="spellStart"/>
+      <w:r>
+        <w:rPr>
+          <w:rStyle w:val="citation"/>
+          <w:rFonts w:ascii="var(--bs-body-font-family)" w:hAnsi="var(--bs-body-font-family)"/>
+          <w:lang w:val="en"/>
+        </w:rPr>
+        <w:t>Bossarte</w:t>
+      </w:r>
+      <w:proofErr w:type="spellEnd"/>
+      <w:r>
+        <w:rPr>
+          <w:rStyle w:val="citation"/>
+          <w:rFonts w:ascii="var(--bs-body-font-family)" w:hAnsi="var(--bs-body-font-family)"/>
+          <w:lang w:val="en"/>
+        </w:rPr>
+        <w:t xml:space="preserve"> (</w:t>
       </w:r>
       <w:hyperlink w:anchor="ref-singer_incentives_2006" w:history="1">
         <w:r>
@@ -3895,13 +4966,23 @@
         </w:rPr>
         <w:t xml:space="preserve">; </w:t>
       </w:r>
+      <w:proofErr w:type="spellStart"/>
       <w:r>
         <w:rPr>
           <w:rStyle w:val="citation"/>
           <w:rFonts w:ascii="var(--bs-body-font-family)" w:hAnsi="var(--bs-body-font-family)"/>
           <w:lang w:val="en"/>
         </w:rPr>
-        <w:t>Brunovskis and Surtees (</w:t>
+        <w:t>Brunovskis</w:t>
+      </w:r>
+      <w:proofErr w:type="spellEnd"/>
+      <w:r>
+        <w:rPr>
+          <w:rStyle w:val="citation"/>
+          <w:rFonts w:ascii="var(--bs-body-font-family)" w:hAnsi="var(--bs-body-font-family)"/>
+          <w:lang w:val="en"/>
+        </w:rPr>
+        <w:t xml:space="preserve"> and Surtees (</w:t>
       </w:r>
       <w:hyperlink w:anchor="ref-brunovskis_untold_2010" w:history="1">
         <w:r>
@@ -4065,13 +5146,23 @@
         </w:rPr>
         <w:t xml:space="preserve"> and </w:t>
       </w:r>
+      <w:proofErr w:type="spellStart"/>
       <w:r>
         <w:rPr>
           <w:rStyle w:val="citation"/>
           <w:rFonts w:ascii="var(--bs-body-font-family)" w:hAnsi="var(--bs-body-font-family)"/>
           <w:lang w:val="en"/>
         </w:rPr>
-        <w:t xml:space="preserve">Laguilles, Williams, </w:t>
+        <w:t>Laguilles</w:t>
+      </w:r>
+      <w:proofErr w:type="spellEnd"/>
+      <w:r>
+        <w:rPr>
+          <w:rStyle w:val="citation"/>
+          <w:rFonts w:ascii="var(--bs-body-font-family)" w:hAnsi="var(--bs-body-font-family)"/>
+          <w:lang w:val="en"/>
+        </w:rPr>
+        <w:t xml:space="preserve">, Williams, </w:t>
       </w:r>
       <w:r>
         <w:rPr>
@@ -4174,7 +5265,23 @@
           <w:rFonts w:ascii="var(--bs-body-font-family)" w:hAnsi="var(--bs-body-font-family)"/>
           <w:lang w:val="en"/>
         </w:rPr>
-        <w:t>. To minimise this risk, mobile phone numbers for each respondent and those whom they referred were collated, and each of these numbers was called by one of the authors of the paper to ascertain the veracity of the respondent as a migrant domestic worker.</w:t>
+        <w:t xml:space="preserve">. To </w:t>
+      </w:r>
+      <w:proofErr w:type="spellStart"/>
+      <w:r>
+        <w:rPr>
+          <w:rFonts w:ascii="var(--bs-body-font-family)" w:hAnsi="var(--bs-body-font-family)"/>
+          <w:lang w:val="en"/>
+        </w:rPr>
+        <w:t>minimise</w:t>
+      </w:r>
+      <w:proofErr w:type="spellEnd"/>
+      <w:r>
+        <w:rPr>
+          <w:rFonts w:ascii="var(--bs-body-font-family)" w:hAnsi="var(--bs-body-font-family)"/>
+          <w:lang w:val="en"/>
+        </w:rPr>
+        <w:t xml:space="preserve"> this risk, mobile phone numbers for each respondent and those whom they referred were collated, and each of these numbers was called by one of the authors of the paper to ascertain the veracity of the respondent as a migrant domestic worker.</w:t>
       </w:r>
     </w:p>
     <w:p>
@@ -4208,7 +5315,71 @@
           <w:rFonts w:ascii="var(--bs-body-font-family)" w:hAnsi="var(--bs-body-font-family)"/>
           <w:lang w:val="en"/>
         </w:rPr>
-        <w:t xml:space="preserve">The survey instrument was designed to capture both egocentric (ego-based) and altercentric (alter-based) network information, enabling the application of both RDS and NSUM estimation methods. Composite measures to quantify the extent to which respondents were at risk of labour exploitation, including severe forms of exploitation such as forced labour, were constructed from existing exploitation typologies, notably the ILO’s Indicators of Forced Labour </w:t>
+        <w:t xml:space="preserve">The survey instrument was designed to capture both egocentric (ego-based) and </w:t>
+      </w:r>
+      <w:proofErr w:type="spellStart"/>
+      <w:r>
+        <w:rPr>
+          <w:rFonts w:ascii="var(--bs-body-font-family)" w:hAnsi="var(--bs-body-font-family)"/>
+          <w:lang w:val="en"/>
+        </w:rPr>
+        <w:t>altercentric</w:t>
+      </w:r>
+      <w:proofErr w:type="spellEnd"/>
+      <w:r>
+        <w:rPr>
+          <w:rFonts w:ascii="var(--bs-body-font-family)" w:hAnsi="var(--bs-body-font-family)"/>
+          <w:lang w:val="en"/>
+        </w:rPr>
+        <w:t xml:space="preserve"> (alter-based) network information, enabling the application of both RDS and NSUM estimation methods. Composite measures to quantify the extent to which respondents were at risk of </w:t>
+      </w:r>
+      <w:proofErr w:type="spellStart"/>
+      <w:r>
+        <w:rPr>
+          <w:rFonts w:ascii="var(--bs-body-font-family)" w:hAnsi="var(--bs-body-font-family)"/>
+          <w:lang w:val="en"/>
+        </w:rPr>
+        <w:t>labour</w:t>
+      </w:r>
+      <w:proofErr w:type="spellEnd"/>
+      <w:r>
+        <w:rPr>
+          <w:rFonts w:ascii="var(--bs-body-font-family)" w:hAnsi="var(--bs-body-font-family)"/>
+          <w:lang w:val="en"/>
+        </w:rPr>
+        <w:t xml:space="preserve"> exploitation, including severe forms of exploitation such as forced </w:t>
+      </w:r>
+      <w:proofErr w:type="spellStart"/>
+      <w:r>
+        <w:rPr>
+          <w:rFonts w:ascii="var(--bs-body-font-family)" w:hAnsi="var(--bs-body-font-family)"/>
+          <w:lang w:val="en"/>
+        </w:rPr>
+        <w:t>labour</w:t>
+      </w:r>
+      <w:proofErr w:type="spellEnd"/>
+      <w:r>
+        <w:rPr>
+          <w:rFonts w:ascii="var(--bs-body-font-family)" w:hAnsi="var(--bs-body-font-family)"/>
+          <w:lang w:val="en"/>
+        </w:rPr>
+        <w:t xml:space="preserve">, were constructed from existing exploitation typologies, notably the ILO’s Indicators of Forced </w:t>
+      </w:r>
+      <w:proofErr w:type="spellStart"/>
+      <w:r>
+        <w:rPr>
+          <w:rFonts w:ascii="var(--bs-body-font-family)" w:hAnsi="var(--bs-body-font-family)"/>
+          <w:lang w:val="en"/>
+        </w:rPr>
+        <w:t>Labour</w:t>
+      </w:r>
+      <w:proofErr w:type="spellEnd"/>
+      <w:r>
+        <w:rPr>
+          <w:rFonts w:ascii="var(--bs-body-font-family)" w:hAnsi="var(--bs-body-font-family)"/>
+          <w:lang w:val="en"/>
+        </w:rPr>
+        <w:t xml:space="preserve"> </w:t>
       </w:r>
       <w:r>
         <w:rPr>
@@ -4327,7 +5498,23 @@
           <w:rFonts w:ascii="var(--bs-body-font-family)" w:hAnsi="var(--bs-body-font-family)"/>
           <w:lang w:val="en"/>
         </w:rPr>
-        <w:t xml:space="preserve">Of the 97 initial respondents, 90 identified themselves as transnational migrants. Forty-five percent regarded themselves as self-employed, 39% identified themselves as employees, and 16% categorised their employment status as that of a worker. The largest single nationality group, comprising 64 respondents (66% of the total), reported a Filipina background. Other nationalities represented included Dominican, Brazilian, Spanish, Colombian, Bolivian, Venezuelan, Cuban, and Panamanian. Female domestic </w:t>
+        <w:t xml:space="preserve">Of the 97 initial respondents, 90 identified themselves as transnational migrants. Forty-five percent regarded themselves as self-employed, 39% identified themselves as employees, and 16% </w:t>
+      </w:r>
+      <w:proofErr w:type="spellStart"/>
+      <w:r>
+        <w:rPr>
+          <w:rFonts w:ascii="var(--bs-body-font-family)" w:hAnsi="var(--bs-body-font-family)"/>
+          <w:lang w:val="en"/>
+        </w:rPr>
+        <w:t>categorised</w:t>
+      </w:r>
+      <w:proofErr w:type="spellEnd"/>
+      <w:r>
+        <w:rPr>
+          <w:rFonts w:ascii="var(--bs-body-font-family)" w:hAnsi="var(--bs-body-font-family)"/>
+          <w:lang w:val="en"/>
+        </w:rPr>
+        <w:t xml:space="preserve"> their employment status as that of a worker. The largest single nationality group, comprising 64 respondents (66% of the total), reported a Filipina background. Other nationalities represented included Dominican, Brazilian, Spanish, Colombian, Bolivian, Venezuelan, Cuban, and Panamanian. Female domestic </w:t>
       </w:r>
       <w:r>
         <w:rPr>
@@ -5561,7 +6748,23 @@
           <w:rFonts w:ascii="var(--bs-body-font-family)" w:hAnsi="var(--bs-body-font-family)"/>
           <w:lang w:val="en"/>
         </w:rPr>
-        <w:t>The data collection that underpins the analysis presented in this paper was given favourable ethical approval by the lead author’s School Research Ethics Committee in January 2023. All participants were informed about the aims of the study, provided informed consent, and were assured that participation was voluntary and confidential.</w:t>
+        <w:t xml:space="preserve">The data collection that underpins the analysis presented in this paper was given </w:t>
+      </w:r>
+      <w:proofErr w:type="spellStart"/>
+      <w:r>
+        <w:rPr>
+          <w:rFonts w:ascii="var(--bs-body-font-family)" w:hAnsi="var(--bs-body-font-family)"/>
+          <w:lang w:val="en"/>
+        </w:rPr>
+        <w:t>favourable</w:t>
+      </w:r>
+      <w:proofErr w:type="spellEnd"/>
+      <w:r>
+        <w:rPr>
+          <w:rFonts w:ascii="var(--bs-body-font-family)" w:hAnsi="var(--bs-body-font-family)"/>
+          <w:lang w:val="en"/>
+        </w:rPr>
+        <w:t xml:space="preserve"> ethical approval by the lead author’s School Research Ethics Committee in January 2023. All participants were informed about the aims of the study, provided informed consent, and were assured that participation was voluntary and confidential.</w:t>
       </w:r>
     </w:p>
     <w:p>
@@ -5578,7 +6781,23 @@
           <w:rFonts w:ascii="var(--bs-body-font-family)" w:hAnsi="var(--bs-body-font-family)"/>
           <w:lang w:val="en"/>
         </w:rPr>
-        <w:t>Large Language Models (LLMs) were used for brainstorming the organisation of the paper and editing of text. Code co-pilot (Claude Code) was used to test and debug R scripts employed in the statistical analysis. No generative models were used to generate or simulate data.</w:t>
+        <w:t xml:space="preserve">Large Language Models (LLMs) were used for brainstorming the </w:t>
+      </w:r>
+      <w:proofErr w:type="spellStart"/>
+      <w:r>
+        <w:rPr>
+          <w:rFonts w:ascii="var(--bs-body-font-family)" w:hAnsi="var(--bs-body-font-family)"/>
+          <w:lang w:val="en"/>
+        </w:rPr>
+        <w:t>organisation</w:t>
+      </w:r>
+      <w:proofErr w:type="spellEnd"/>
+      <w:r>
+        <w:rPr>
+          <w:rFonts w:ascii="var(--bs-body-font-family)" w:hAnsi="var(--bs-body-font-family)"/>
+          <w:lang w:val="en"/>
+        </w:rPr>
+        <w:t xml:space="preserve"> of the paper and editing of text. Code co-pilot (Claude Code) was used to test and debug R scripts employed in the statistical analysis. No generative models were used to generate or simulate data.</w:t>
       </w:r>
     </w:p>
     <w:p>
@@ -5612,7 +6831,23 @@
           <w:rFonts w:ascii="var(--bs-body-font-family)" w:hAnsi="var(--bs-body-font-family)"/>
           <w:lang w:val="en"/>
         </w:rPr>
-        <w:t>We analysed the survey sample using multiple estimation models to assess robustness and conduct sensitivity analyses (see Appendix B). The dual structure of our survey instrument—capturing both ego-based and alter-based network information—enables two fundamentally different estimation strategies: Respondent-Driven Sampling (RDS) estimators and Network Scale-Up Methods (NSUM).</w:t>
+        <w:t xml:space="preserve">We </w:t>
+      </w:r>
+      <w:proofErr w:type="spellStart"/>
+      <w:r>
+        <w:rPr>
+          <w:rFonts w:ascii="var(--bs-body-font-family)" w:hAnsi="var(--bs-body-font-family)"/>
+          <w:lang w:val="en"/>
+        </w:rPr>
+        <w:t>analysed</w:t>
+      </w:r>
+      <w:proofErr w:type="spellEnd"/>
+      <w:r>
+        <w:rPr>
+          <w:rFonts w:ascii="var(--bs-body-font-family)" w:hAnsi="var(--bs-body-font-family)"/>
+          <w:lang w:val="en"/>
+        </w:rPr>
+        <w:t xml:space="preserve"> the survey sample using multiple estimation models to assess robustness and conduct sensitivity analyses (see Appendix B). The dual structure of our survey instrument—capturing both ego-based and alter-based network information—enables two fundamentally different estimation strategies: Respondent-Driven Sampling (RDS) estimators and Network Scale-Up Methods (NSUM).</w:t>
       </w:r>
     </w:p>
     <w:p>
@@ -5727,17 +6962,38 @@
         </w:rPr>
         <w:t>(</w:t>
       </w:r>
-      <w:hyperlink w:anchor="ref-salg04-sampling" w:history="1">
-        <w:r>
-          <w:rPr>
-            <w:rStyle w:val="citation"/>
-            <w:rFonts w:ascii="var(--bs-body-font-family)" w:hAnsi="var(--bs-body-font-family)"/>
-            <w:color w:val="0000FF"/>
-            <w:lang w:val="en"/>
-          </w:rPr>
-          <w:t>Salganik and Heckathorn 2004</w:t>
-        </w:r>
-      </w:hyperlink>
+      <w:proofErr w:type="spellStart"/>
+      <w:r>
+        <w:fldChar w:fldCharType="begin"/>
+      </w:r>
+      <w:r>
+        <w:instrText>HYPERLINK \l "ref-salg04-sampling"</w:instrText>
+      </w:r>
+      <w:r>
+        <w:fldChar w:fldCharType="separate"/>
+      </w:r>
+      <w:r>
+        <w:rPr>
+          <w:rStyle w:val="citation"/>
+          <w:rFonts w:ascii="var(--bs-body-font-family)" w:hAnsi="var(--bs-body-font-family)"/>
+          <w:color w:val="0000FF"/>
+          <w:lang w:val="en"/>
+        </w:rPr>
+        <w:t>Salganik</w:t>
+      </w:r>
+      <w:proofErr w:type="spellEnd"/>
+      <w:r>
+        <w:rPr>
+          <w:rStyle w:val="citation"/>
+          <w:rFonts w:ascii="var(--bs-body-font-family)" w:hAnsi="var(--bs-body-font-family)"/>
+          <w:color w:val="0000FF"/>
+          <w:lang w:val="en"/>
+        </w:rPr>
+        <w:t xml:space="preserve"> and Heckathorn 2004</w:t>
+      </w:r>
+      <w:r>
+        <w:fldChar w:fldCharType="end"/>
+      </w:r>
       <w:r>
         <w:rPr>
           <w:rStyle w:val="citation"/>
@@ -5956,7 +7212,27 @@
             <w:color w:val="0000FF"/>
             <w:lang w:val="en"/>
           </w:rPr>
-          <w:t>Feehan and Salganik 2016</w:t>
+          <w:t xml:space="preserve">Feehan and </w:t>
+        </w:r>
+        <w:proofErr w:type="spellStart"/>
+        <w:r>
+          <w:rPr>
+            <w:rStyle w:val="citation"/>
+            <w:rFonts w:ascii="var(--bs-body-font-family)" w:hAnsi="var(--bs-body-font-family)"/>
+            <w:color w:val="0000FF"/>
+            <w:lang w:val="en"/>
+          </w:rPr>
+          <w:t>Salganik</w:t>
+        </w:r>
+        <w:proofErr w:type="spellEnd"/>
+        <w:r>
+          <w:rPr>
+            <w:rStyle w:val="citation"/>
+            <w:rFonts w:ascii="var(--bs-body-font-family)" w:hAnsi="var(--bs-body-font-family)"/>
+            <w:color w:val="0000FF"/>
+            <w:lang w:val="en"/>
+          </w:rPr>
+          <w:t xml:space="preserve"> 2016</w:t>
         </w:r>
       </w:hyperlink>
       <w:r>
@@ -6099,7 +7375,23 @@
           <w:rFonts w:ascii="var(--bs-body-font-family)" w:hAnsi="var(--bs-body-font-family)"/>
           <w:lang w:val="en"/>
         </w:rPr>
-        <w:t>To appropriately characterise uncertainty in NSUM estimates, we developed a novel three-step bootstrap procedure. This approach resamples respondents, their reported alters, and the exploitation classifications simultaneously, thereby capturing uncertainty at each stage of the inference process. This procedure provides more realistic confidence intervals than those generated by conventional variance estimators, particularly for small samples such as ours. Details of the bootstrap implementation and diagnostic checks are provided in Appendix C.</w:t>
+        <w:t xml:space="preserve">To appropriately </w:t>
+      </w:r>
+      <w:proofErr w:type="spellStart"/>
+      <w:r>
+        <w:rPr>
+          <w:rFonts w:ascii="var(--bs-body-font-family)" w:hAnsi="var(--bs-body-font-family)"/>
+          <w:lang w:val="en"/>
+        </w:rPr>
+        <w:t>characterise</w:t>
+      </w:r>
+      <w:proofErr w:type="spellEnd"/>
+      <w:r>
+        <w:rPr>
+          <w:rFonts w:ascii="var(--bs-body-font-family)" w:hAnsi="var(--bs-body-font-family)"/>
+          <w:lang w:val="en"/>
+        </w:rPr>
+        <w:t xml:space="preserve"> uncertainty in NSUM estimates, we developed a novel three-step bootstrap procedure. This approach resamples respondents, their reported alters, and the exploitation classifications simultaneously, thereby capturing uncertainty at each stage of the inference process. This procedure provides more realistic confidence intervals than those generated by conventional variance estimators, particularly for small samples such as ours. Details of the bootstrap implementation and diagnostic checks are provided in Appendix C.</w:t>
       </w:r>
     </w:p>
     <w:p>
@@ -6269,7 +7561,55 @@
           <w:rFonts w:ascii="var(--bs-body-font-family)" w:hAnsi="var(--bs-body-font-family)"/>
           <w:lang w:val="en"/>
         </w:rPr>
-        <w:t>One of the central contributions of this study is the introduction of a continuous risk index to measure degrees of exposure to labour exploitation. The index was constructed from multiple indicators aligned with the ILO’s forced labour framework, weighted inductively and refined through expert consultation. Rather than treating exploitation as a dichotomy, the risk index conceptualises all domestic workers as facing some degree of potential exploitation, albeit with significant variation in intensity.</w:t>
+        <w:t xml:space="preserve">One of the central contributions of this study is the introduction of a continuous risk index to measure degrees of exposure to </w:t>
+      </w:r>
+      <w:proofErr w:type="spellStart"/>
+      <w:r>
+        <w:rPr>
+          <w:rFonts w:ascii="var(--bs-body-font-family)" w:hAnsi="var(--bs-body-font-family)"/>
+          <w:lang w:val="en"/>
+        </w:rPr>
+        <w:t>labour</w:t>
+      </w:r>
+      <w:proofErr w:type="spellEnd"/>
+      <w:r>
+        <w:rPr>
+          <w:rFonts w:ascii="var(--bs-body-font-family)" w:hAnsi="var(--bs-body-font-family)"/>
+          <w:lang w:val="en"/>
+        </w:rPr>
+        <w:t xml:space="preserve"> exploitation. The index was constructed from multiple indicators aligned with the ILO’s forced </w:t>
+      </w:r>
+      <w:proofErr w:type="spellStart"/>
+      <w:r>
+        <w:rPr>
+          <w:rFonts w:ascii="var(--bs-body-font-family)" w:hAnsi="var(--bs-body-font-family)"/>
+          <w:lang w:val="en"/>
+        </w:rPr>
+        <w:t>labour</w:t>
+      </w:r>
+      <w:proofErr w:type="spellEnd"/>
+      <w:r>
+        <w:rPr>
+          <w:rFonts w:ascii="var(--bs-body-font-family)" w:hAnsi="var(--bs-body-font-family)"/>
+          <w:lang w:val="en"/>
+        </w:rPr>
+        <w:t xml:space="preserve"> framework, weighted inductively and refined through expert consultation. Rather than treating exploitation as a dichotomy, the risk index </w:t>
+      </w:r>
+      <w:proofErr w:type="spellStart"/>
+      <w:r>
+        <w:rPr>
+          <w:rFonts w:ascii="var(--bs-body-font-family)" w:hAnsi="var(--bs-body-font-family)"/>
+          <w:lang w:val="en"/>
+        </w:rPr>
+        <w:t>conceptualises</w:t>
+      </w:r>
+      <w:proofErr w:type="spellEnd"/>
+      <w:r>
+        <w:rPr>
+          <w:rFonts w:ascii="var(--bs-body-font-family)" w:hAnsi="var(--bs-body-font-family)"/>
+          <w:lang w:val="en"/>
+        </w:rPr>
+        <w:t xml:space="preserve"> all domestic workers as facing some degree of potential exploitation, albeit with significant variation in intensity.</w:t>
       </w:r>
     </w:p>
     <w:p>
@@ -6529,7 +7869,23 @@
           <w:rFonts w:ascii="var(--bs-body-font-family)" w:hAnsi="var(--bs-body-font-family)"/>
           <w:lang w:val="en"/>
         </w:rPr>
-        <w:t>To complement the continuous measure, we operationalised exploitation as binary outcomes. Respondents were classified as exploited if they met threshold indicators consistent with ILO definitions. We present prevalence estimates from three approaches: (1) Model-Assisted (MA-RDS) Bayesian estimates that adjust for RDS sampling bias, (2) frequentist RDS estimators (RDS-I and RDS-SS) for comparison, and (3) Network Scale-Up Method (NSUM) estimates with multiple adjustment factor scenarios.</w:t>
+        <w:t xml:space="preserve">To complement the continuous measure, we </w:t>
+      </w:r>
+      <w:proofErr w:type="spellStart"/>
+      <w:r>
+        <w:rPr>
+          <w:rFonts w:ascii="var(--bs-body-font-family)" w:hAnsi="var(--bs-body-font-family)"/>
+          <w:lang w:val="en"/>
+        </w:rPr>
+        <w:t>operationalised</w:t>
+      </w:r>
+      <w:proofErr w:type="spellEnd"/>
+      <w:r>
+        <w:rPr>
+          <w:rFonts w:ascii="var(--bs-body-font-family)" w:hAnsi="var(--bs-body-font-family)"/>
+          <w:lang w:val="en"/>
+        </w:rPr>
+        <w:t xml:space="preserve"> exploitation as binary outcomes. Respondents were classified as exploited if they met threshold indicators consistent with ILO definitions. We present prevalence estimates from three approaches: (1) Model-Assisted (MA-RDS) Bayesian estimates that adjust for RDS sampling bias, (2) frequentist RDS estimators (RDS-I and RDS-SS) for comparison, and (3) Network Scale-Up Method (NSUM) estimates with multiple adjustment factor scenarios.</w:t>
       </w:r>
     </w:p>
     <w:p>
@@ -6822,7 +8178,25 @@
                 <w:b/>
                 <w:bCs/>
               </w:rPr>
-              <w:t>Population Prevalence (95% CrI)</w:t>
+              <w:t xml:space="preserve">Population Prevalence (95% </w:t>
+            </w:r>
+            <w:proofErr w:type="spellStart"/>
+            <w:r>
+              <w:rPr>
+                <w:rFonts w:ascii="var(--bs-body-font-family)" w:eastAsia="Times New Roman" w:hAnsi="var(--bs-body-font-family)"/>
+                <w:b/>
+                <w:bCs/>
+              </w:rPr>
+              <w:t>CrI</w:t>
+            </w:r>
+            <w:proofErr w:type="spellEnd"/>
+            <w:r>
+              <w:rPr>
+                <w:rFonts w:ascii="var(--bs-body-font-family)" w:eastAsia="Times New Roman" w:hAnsi="var(--bs-body-font-family)"/>
+                <w:b/>
+                <w:bCs/>
+              </w:rPr>
+              <w:t>)</w:t>
             </w:r>
           </w:p>
         </w:tc>
@@ -8011,7 +9385,35 @@
               <w:rPr>
                 <w:rFonts w:ascii="var(--bs-body-font-family)" w:eastAsia="Times New Roman" w:hAnsi="var(--bs-body-font-family)"/>
               </w:rPr>
-              <w:t xml:space="preserve"> RDS-I: Salganik-Heckathorn estimator. RDS-SS: Gile's Successive Sampling estimator. Confidence intervals from neighborhood bootstrap (n=1000). Population: 980,000 domestic workers.</w:t>
+              <w:t xml:space="preserve"> RDS-I: </w:t>
+            </w:r>
+            <w:proofErr w:type="spellStart"/>
+            <w:r>
+              <w:rPr>
+                <w:rFonts w:ascii="var(--bs-body-font-family)" w:eastAsia="Times New Roman" w:hAnsi="var(--bs-body-font-family)"/>
+              </w:rPr>
+              <w:t>Salganik</w:t>
+            </w:r>
+            <w:proofErr w:type="spellEnd"/>
+            <w:r>
+              <w:rPr>
+                <w:rFonts w:ascii="var(--bs-body-font-family)" w:eastAsia="Times New Roman" w:hAnsi="var(--bs-body-font-family)"/>
+              </w:rPr>
+              <w:t xml:space="preserve">-Heckathorn estimator. RDS-SS: Gile's Successive Sampling estimator. Confidence intervals from </w:t>
+            </w:r>
+            <w:proofErr w:type="spellStart"/>
+            <w:r>
+              <w:rPr>
+                <w:rFonts w:ascii="var(--bs-body-font-family)" w:eastAsia="Times New Roman" w:hAnsi="var(--bs-body-font-family)"/>
+              </w:rPr>
+              <w:t>neighborhood</w:t>
+            </w:r>
+            <w:proofErr w:type="spellEnd"/>
+            <w:r>
+              <w:rPr>
+                <w:rFonts w:ascii="var(--bs-body-font-family)" w:eastAsia="Times New Roman" w:hAnsi="var(--bs-body-font-family)"/>
+              </w:rPr>
+              <w:t xml:space="preserve"> bootstrap (n=1000). Population: 980,000 domestic workers.</w:t>
             </w:r>
           </w:p>
         </w:tc>
@@ -8219,7 +9621,27 @@
             <w:color w:val="0000FF"/>
             <w:lang w:val="en"/>
           </w:rPr>
-          <w:t>Feehan and Salganik 2016</w:t>
+          <w:t xml:space="preserve">Feehan and </w:t>
+        </w:r>
+        <w:proofErr w:type="spellStart"/>
+        <w:r>
+          <w:rPr>
+            <w:rStyle w:val="citation"/>
+            <w:rFonts w:ascii="var(--bs-body-font-family)" w:hAnsi="var(--bs-body-font-family)"/>
+            <w:color w:val="0000FF"/>
+            <w:lang w:val="en"/>
+          </w:rPr>
+          <w:t>Salganik</w:t>
+        </w:r>
+        <w:proofErr w:type="spellEnd"/>
+        <w:r>
+          <w:rPr>
+            <w:rStyle w:val="citation"/>
+            <w:rFonts w:ascii="var(--bs-body-font-family)" w:hAnsi="var(--bs-body-font-family)"/>
+            <w:color w:val="0000FF"/>
+            <w:lang w:val="en"/>
+          </w:rPr>
+          <w:t xml:space="preserve"> 2016</w:t>
         </w:r>
       </w:hyperlink>
       <w:r>
@@ -11220,7 +12642,14 @@
               <w:rPr>
                 <w:rFonts w:ascii="var(--bs-body-font-family)" w:eastAsia="Times New Roman" w:hAnsi="var(--bs-body-font-family)"/>
               </w:rPr>
-              <w:t xml:space="preserve"> MBSU = Modified Basic Scale-Up method; δ = degree ratio (d̄_</w:t>
+              <w:t xml:space="preserve"> MBSU = Modified Basic Scale-Up method; δ = degree ratio (</w:t>
+            </w:r>
+            <w:proofErr w:type="spellStart"/>
+            <w:r>
+              <w:rPr>
+                <w:rFonts w:ascii="var(--bs-body-font-family)" w:eastAsia="Times New Roman" w:hAnsi="var(--bs-body-font-family)"/>
+              </w:rPr>
+              <w:t>d̄_</w:t>
             </w:r>
             <w:proofErr w:type="gramStart"/>
             <w:r>
@@ -11229,12 +12658,20 @@
               </w:rPr>
               <w:t>H,F</w:t>
             </w:r>
+            <w:proofErr w:type="spellEnd"/>
             <w:proofErr w:type="gramEnd"/>
             <w:r>
               <w:rPr>
                 <w:rFonts w:ascii="var(--bs-body-font-family)" w:eastAsia="Times New Roman" w:hAnsi="var(--bs-body-font-family)"/>
               </w:rPr>
-              <w:t>/d̄_</w:t>
+              <w:t>/</w:t>
+            </w:r>
+            <w:proofErr w:type="spellStart"/>
+            <w:r>
+              <w:rPr>
+                <w:rFonts w:ascii="var(--bs-body-font-family)" w:eastAsia="Times New Roman" w:hAnsi="var(--bs-body-font-family)"/>
+              </w:rPr>
+              <w:t>d̄_</w:t>
             </w:r>
             <w:proofErr w:type="gramStart"/>
             <w:r>
@@ -11243,12 +12680,20 @@
               </w:rPr>
               <w:t>F,F</w:t>
             </w:r>
+            <w:proofErr w:type="spellEnd"/>
             <w:proofErr w:type="gramEnd"/>
             <w:r>
               <w:rPr>
                 <w:rFonts w:ascii="var(--bs-body-font-family)" w:eastAsia="Times New Roman" w:hAnsi="var(--bs-body-font-family)"/>
               </w:rPr>
-              <w:t>); τ = visibility/true positive rate (v̄_</w:t>
+              <w:t>); τ = visibility/true positive rate (</w:t>
+            </w:r>
+            <w:proofErr w:type="spellStart"/>
+            <w:r>
+              <w:rPr>
+                <w:rFonts w:ascii="var(--bs-body-font-family)" w:eastAsia="Times New Roman" w:hAnsi="var(--bs-body-font-family)"/>
+              </w:rPr>
+              <w:t>v̄_</w:t>
             </w:r>
             <w:proofErr w:type="gramStart"/>
             <w:r>
@@ -11257,12 +12702,20 @@
               </w:rPr>
               <w:t>H,F</w:t>
             </w:r>
+            <w:proofErr w:type="spellEnd"/>
             <w:proofErr w:type="gramEnd"/>
             <w:r>
               <w:rPr>
                 <w:rFonts w:ascii="var(--bs-body-font-family)" w:eastAsia="Times New Roman" w:hAnsi="var(--bs-body-font-family)"/>
               </w:rPr>
-              <w:t>/d̄_</w:t>
+              <w:t>/</w:t>
+            </w:r>
+            <w:proofErr w:type="spellStart"/>
+            <w:r>
+              <w:rPr>
+                <w:rFonts w:ascii="var(--bs-body-font-family)" w:eastAsia="Times New Roman" w:hAnsi="var(--bs-body-font-family)"/>
+              </w:rPr>
+              <w:t>d̄_</w:t>
             </w:r>
             <w:proofErr w:type="gramStart"/>
             <w:r>
@@ -11271,12 +12724,27 @@
               </w:rPr>
               <w:t>H,F</w:t>
             </w:r>
+            <w:proofErr w:type="spellEnd"/>
             <w:proofErr w:type="gramEnd"/>
             <w:r>
               <w:rPr>
                 <w:rFonts w:ascii="var(--bs-body-font-family)" w:eastAsia="Times New Roman" w:hAnsi="var(--bs-body-font-family)"/>
               </w:rPr>
-              <w:t>); Bootstrap: neighborhood resampling (n=1000); Population: 980,000 UK domestic workers.</w:t>
+              <w:t xml:space="preserve">); Bootstrap: </w:t>
+            </w:r>
+            <w:proofErr w:type="spellStart"/>
+            <w:r>
+              <w:rPr>
+                <w:rFonts w:ascii="var(--bs-body-font-family)" w:eastAsia="Times New Roman" w:hAnsi="var(--bs-body-font-family)"/>
+              </w:rPr>
+              <w:t>neighborhood</w:t>
+            </w:r>
+            <w:proofErr w:type="spellEnd"/>
+            <w:r>
+              <w:rPr>
+                <w:rFonts w:ascii="var(--bs-body-font-family)" w:eastAsia="Times New Roman" w:hAnsi="var(--bs-body-font-family)"/>
+              </w:rPr>
+              <w:t xml:space="preserve"> resampling (n=1000); Population: 980,000 UK domestic workers.</w:t>
             </w:r>
           </w:p>
         </w:tc>
@@ -11480,7 +12948,39 @@
           <w:rFonts w:ascii="var(--bs-body-font-family)" w:hAnsi="var(--bs-body-font-family)"/>
           <w:lang w:val="en"/>
         </w:rPr>
-        <w:t>This study estimated prevalence of labour exploitation among UK domestic workers using both Respondent-Driven Sampling (RDS) and Network Scale-Up Method (NSUM). We introduced a continuous risk index alongside binary exploitation indicators based on ILO forced labour criteria. Model-Assisted RDS estimates suggest prevalence rates ranging from 34% to 84% for various exploitation indicators among respondents. In contrast, NSUM estimates—highly sensitive to adjustment factors—range from 0.83% to 4.08% depending on assumptions about network degree differences (δ) and visibility/reporting accuracy (τ). The pattern across methods is remarkably consistent: excessive working hours shows the highest prevalence, followed by threats/abuse and pay-related issues, while document withholding shows more moderate levels. Robustness checks across different population size assumptions and estimation approaches confirm the stability of these relative patterns.</w:t>
+        <w:t xml:space="preserve">This study estimated prevalence of </w:t>
+      </w:r>
+      <w:proofErr w:type="spellStart"/>
+      <w:r>
+        <w:rPr>
+          <w:rFonts w:ascii="var(--bs-body-font-family)" w:hAnsi="var(--bs-body-font-family)"/>
+          <w:lang w:val="en"/>
+        </w:rPr>
+        <w:t>labour</w:t>
+      </w:r>
+      <w:proofErr w:type="spellEnd"/>
+      <w:r>
+        <w:rPr>
+          <w:rFonts w:ascii="var(--bs-body-font-family)" w:hAnsi="var(--bs-body-font-family)"/>
+          <w:lang w:val="en"/>
+        </w:rPr>
+        <w:t xml:space="preserve"> exploitation among UK domestic workers using both Respondent-Driven Sampling (RDS) and Network Scale-Up Method (NSUM). We introduced a continuous risk index alongside binary exploitation indicators based on ILO forced </w:t>
+      </w:r>
+      <w:proofErr w:type="spellStart"/>
+      <w:r>
+        <w:rPr>
+          <w:rFonts w:ascii="var(--bs-body-font-family)" w:hAnsi="var(--bs-body-font-family)"/>
+          <w:lang w:val="en"/>
+        </w:rPr>
+        <w:t>labour</w:t>
+      </w:r>
+      <w:proofErr w:type="spellEnd"/>
+      <w:r>
+        <w:rPr>
+          <w:rFonts w:ascii="var(--bs-body-font-family)" w:hAnsi="var(--bs-body-font-family)"/>
+          <w:lang w:val="en"/>
+        </w:rPr>
+        <w:t xml:space="preserve"> criteria. Model-Assisted RDS estimates suggest prevalence rates ranging from 34% to 84% for various exploitation indicators among respondents. In contrast, NSUM estimates—highly sensitive to adjustment factors—range from 0.83% to 4.08% depending on assumptions about network degree differences (δ) and visibility/reporting accuracy (τ). The pattern across methods is remarkably consistent: excessive working hours shows the highest prevalence, followed by threats/abuse and pay-related issues, while document withholding shows more moderate levels. Robustness checks across different population size assumptions and estimation approaches confirm the stability of these relative patterns.</w:t>
       </w:r>
     </w:p>
     <w:p>
@@ -11532,14 +13032,48 @@
           <w:rFonts w:ascii="var(--bs-body-font-family)" w:hAnsi="var(--bs-body-font-family)"/>
           <w:lang w:val="en"/>
         </w:rPr>
-        <w:t>Dual conceptualisation of exploitation</w:t>
-      </w:r>
-      <w:r>
-        <w:rPr>
-          <w:rFonts w:ascii="var(--bs-body-font-family)" w:hAnsi="var(--bs-body-font-family)"/>
-          <w:lang w:val="en"/>
-        </w:rPr>
-        <w:t>: We introduce two distinct approaches to operationalising exploitation. First, we treat exploitation as a binary outcome (exploited versus not exploited), enabling direct comparison of prevalence estimates across RDS and NSUM methods. Second, we construct a continuous risk index, acknowledging that all domestic workers may be exposed to some degree of exploitation risk. To our knowledge, this is the first application of model-assisted RDS estimators to quantify a continuous measure of exploitation risk.</w:t>
+        <w:t xml:space="preserve">Dual </w:t>
+      </w:r>
+      <w:proofErr w:type="spellStart"/>
+      <w:r>
+        <w:rPr>
+          <w:rStyle w:val="Emphasis"/>
+          <w:rFonts w:ascii="var(--bs-body-font-family)" w:hAnsi="var(--bs-body-font-family)"/>
+          <w:lang w:val="en"/>
+        </w:rPr>
+        <w:t>conceptualisation</w:t>
+      </w:r>
+      <w:proofErr w:type="spellEnd"/>
+      <w:r>
+        <w:rPr>
+          <w:rStyle w:val="Emphasis"/>
+          <w:rFonts w:ascii="var(--bs-body-font-family)" w:hAnsi="var(--bs-body-font-family)"/>
+          <w:lang w:val="en"/>
+        </w:rPr>
+        <w:t xml:space="preserve"> of exploitation</w:t>
+      </w:r>
+      <w:r>
+        <w:rPr>
+          <w:rFonts w:ascii="var(--bs-body-font-family)" w:hAnsi="var(--bs-body-font-family)"/>
+          <w:lang w:val="en"/>
+        </w:rPr>
+        <w:t xml:space="preserve">: We introduce two distinct approaches to </w:t>
+      </w:r>
+      <w:proofErr w:type="spellStart"/>
+      <w:r>
+        <w:rPr>
+          <w:rFonts w:ascii="var(--bs-body-font-family)" w:hAnsi="var(--bs-body-font-family)"/>
+          <w:lang w:val="en"/>
+        </w:rPr>
+        <w:t>operationalising</w:t>
+      </w:r>
+      <w:proofErr w:type="spellEnd"/>
+      <w:r>
+        <w:rPr>
+          <w:rFonts w:ascii="var(--bs-body-font-family)" w:hAnsi="var(--bs-body-font-family)"/>
+          <w:lang w:val="en"/>
+        </w:rPr>
+        <w:t xml:space="preserve"> exploitation. First, we treat exploitation as a binary outcome (exploited versus not exploited), enabling direct comparison of prevalence estimates across RDS and NSUM methods. Second, we construct a continuous risk index, acknowledging that all domestic workers may be exposed to some degree of exploitation risk. To our knowledge, this is the first application of model-assisted RDS estimators to quantify a continuous measure of exploitation risk.</w:t>
       </w:r>
     </w:p>
     <w:p>
@@ -11580,7 +13114,23 @@
           <w:rFonts w:ascii="var(--bs-body-font-family)" w:hAnsi="var(--bs-body-font-family)"/>
           <w:lang w:val="en"/>
         </w:rPr>
-        <w:t xml:space="preserve"> apply RDS and NSUM to the same sample. This dual approach has rarely been implemented in studies of labour exploitation. It provides an opportunity to cross-validate results and assess the robustness of prevalence estimates.</w:t>
+        <w:t xml:space="preserve"> apply RDS and NSUM to the same sample. This dual approach has rarely been implemented in studies of </w:t>
+      </w:r>
+      <w:proofErr w:type="spellStart"/>
+      <w:r>
+        <w:rPr>
+          <w:rFonts w:ascii="var(--bs-body-font-family)" w:hAnsi="var(--bs-body-font-family)"/>
+          <w:lang w:val="en"/>
+        </w:rPr>
+        <w:t>labour</w:t>
+      </w:r>
+      <w:proofErr w:type="spellEnd"/>
+      <w:r>
+        <w:rPr>
+          <w:rFonts w:ascii="var(--bs-body-font-family)" w:hAnsi="var(--bs-body-font-family)"/>
+          <w:lang w:val="en"/>
+        </w:rPr>
+        <w:t xml:space="preserve"> exploitation. It provides an opportunity to cross-validate results and assess the robustness of prevalence estimates.</w:t>
       </w:r>
     </w:p>
     <w:p>
@@ -11605,7 +13155,23 @@
           <w:rFonts w:ascii="var(--bs-body-font-family)" w:hAnsi="var(--bs-body-font-family)"/>
           <w:lang w:val="en"/>
         </w:rPr>
-        <w:t>: Recognising the non-random nature of an RDS sample, we developed a three-step bootstrap procedure tailored for NSUM estimation. This resamples respondents, recalculates weights, and re-estimates NSUM prevalence at each iteration. The procedure captures multiple layers of uncertainty and produces more reliable confidence intervals than conventional methods, particularly in small samples.</w:t>
+        <w:t xml:space="preserve">: </w:t>
+      </w:r>
+      <w:proofErr w:type="spellStart"/>
+      <w:r>
+        <w:rPr>
+          <w:rFonts w:ascii="var(--bs-body-font-family)" w:hAnsi="var(--bs-body-font-family)"/>
+          <w:lang w:val="en"/>
+        </w:rPr>
+        <w:t>Recognising</w:t>
+      </w:r>
+      <w:proofErr w:type="spellEnd"/>
+      <w:r>
+        <w:rPr>
+          <w:rFonts w:ascii="var(--bs-body-font-family)" w:hAnsi="var(--bs-body-font-family)"/>
+          <w:lang w:val="en"/>
+        </w:rPr>
+        <w:t xml:space="preserve"> the non-random nature of an RDS sample, we developed a three-step bootstrap procedure tailored for NSUM estimation. This resamples respondents, recalculates weights, and re-estimates NSUM prevalence at each iteration. The procedure captures multiple layers of uncertainty and produces more reliable confidence intervals than conventional methods, particularly in small samples.</w:t>
       </w:r>
     </w:p>
     <w:p>
@@ -11631,7 +13197,39 @@
           <w:rFonts w:ascii="var(--bs-body-font-family)" w:hAnsi="var(--bs-body-font-family)"/>
           <w:lang w:val="en"/>
         </w:rPr>
-        <w:t>: Finally, by applying these methods to a population that is both highly stigmatised and under-researched, we demonstrate the feasibility of using advanced network-based estimation techniques in contexts where traditional sampling is impossible. This methodological innovation has potential applications in studies of other hidden labour markets and vulnerable populations.</w:t>
+        <w:t xml:space="preserve">: Finally, by applying these methods to a population that is both highly </w:t>
+      </w:r>
+      <w:proofErr w:type="spellStart"/>
+      <w:r>
+        <w:rPr>
+          <w:rFonts w:ascii="var(--bs-body-font-family)" w:hAnsi="var(--bs-body-font-family)"/>
+          <w:lang w:val="en"/>
+        </w:rPr>
+        <w:t>stigmatised</w:t>
+      </w:r>
+      <w:proofErr w:type="spellEnd"/>
+      <w:r>
+        <w:rPr>
+          <w:rFonts w:ascii="var(--bs-body-font-family)" w:hAnsi="var(--bs-body-font-family)"/>
+          <w:lang w:val="en"/>
+        </w:rPr>
+        <w:t xml:space="preserve"> and under-researched, we demonstrate the feasibility of using advanced network-based estimation techniques in contexts where traditional sampling is impossible. This methodological innovation has potential applications in studies of other hidden </w:t>
+      </w:r>
+      <w:proofErr w:type="spellStart"/>
+      <w:r>
+        <w:rPr>
+          <w:rFonts w:ascii="var(--bs-body-font-family)" w:hAnsi="var(--bs-body-font-family)"/>
+          <w:lang w:val="en"/>
+        </w:rPr>
+        <w:t>labour</w:t>
+      </w:r>
+      <w:proofErr w:type="spellEnd"/>
+      <w:r>
+        <w:rPr>
+          <w:rFonts w:ascii="var(--bs-body-font-family)" w:hAnsi="var(--bs-body-font-family)"/>
+          <w:lang w:val="en"/>
+        </w:rPr>
+        <w:t xml:space="preserve"> markets and vulnerable populations.</w:t>
       </w:r>
     </w:p>
     <w:p>
@@ -11733,7 +13331,23 @@
           <w:rFonts w:ascii="var(--bs-body-font-family)" w:hAnsi="var(--bs-body-font-family)"/>
           <w:lang w:val="en"/>
         </w:rPr>
-        <w:t xml:space="preserve">. More recently, Maltiel et al. have addressed visibility bias using model-based (Bayesian) approaches, which estimate and correct for differential visibility between groups </w:t>
+        <w:t xml:space="preserve">. More recently, </w:t>
+      </w:r>
+      <w:proofErr w:type="spellStart"/>
+      <w:r>
+        <w:rPr>
+          <w:rFonts w:ascii="var(--bs-body-font-family)" w:hAnsi="var(--bs-body-font-family)"/>
+          <w:lang w:val="en"/>
+        </w:rPr>
+        <w:t>Maltiel</w:t>
+      </w:r>
+      <w:proofErr w:type="spellEnd"/>
+      <w:r>
+        <w:rPr>
+          <w:rFonts w:ascii="var(--bs-body-font-family)" w:hAnsi="var(--bs-body-font-family)"/>
+          <w:lang w:val="en"/>
+        </w:rPr>
+        <w:t xml:space="preserve"> et al. have addressed visibility bias using model-based (Bayesian) approaches, which estimate and correct for differential visibility between groups </w:t>
       </w:r>
       <w:r>
         <w:rPr>
@@ -11743,17 +13357,38 @@
         </w:rPr>
         <w:t>(</w:t>
       </w:r>
-      <w:hyperlink w:anchor="ref-malt15-estimating" w:history="1">
-        <w:r>
-          <w:rPr>
-            <w:rStyle w:val="citation"/>
-            <w:rFonts w:ascii="var(--bs-body-font-family)" w:hAnsi="var(--bs-body-font-family)"/>
-            <w:color w:val="0000FF"/>
-            <w:lang w:val="en"/>
-          </w:rPr>
-          <w:t>Maltiel et al. 2015</w:t>
-        </w:r>
-      </w:hyperlink>
+      <w:proofErr w:type="spellStart"/>
+      <w:r>
+        <w:fldChar w:fldCharType="begin"/>
+      </w:r>
+      <w:r>
+        <w:instrText>HYPERLINK \l "ref-malt15-estimating"</w:instrText>
+      </w:r>
+      <w:r>
+        <w:fldChar w:fldCharType="separate"/>
+      </w:r>
+      <w:r>
+        <w:rPr>
+          <w:rStyle w:val="citation"/>
+          <w:rFonts w:ascii="var(--bs-body-font-family)" w:hAnsi="var(--bs-body-font-family)"/>
+          <w:color w:val="0000FF"/>
+          <w:lang w:val="en"/>
+        </w:rPr>
+        <w:t>Maltiel</w:t>
+      </w:r>
+      <w:proofErr w:type="spellEnd"/>
+      <w:r>
+        <w:rPr>
+          <w:rStyle w:val="citation"/>
+          <w:rFonts w:ascii="var(--bs-body-font-family)" w:hAnsi="var(--bs-body-font-family)"/>
+          <w:color w:val="0000FF"/>
+          <w:lang w:val="en"/>
+        </w:rPr>
+        <w:t xml:space="preserve"> et al. 2015</w:t>
+      </w:r>
+      <w:r>
+        <w:fldChar w:fldCharType="end"/>
+      </w:r>
       <w:r>
         <w:rPr>
           <w:rStyle w:val="citation"/>
@@ -11817,7 +13452,23 @@
           <w:rFonts w:ascii="var(--bs-body-font-family)" w:hAnsi="var(--bs-body-font-family)"/>
           <w:lang w:val="en"/>
         </w:rPr>
-        <w:t>Thus, while both NSUM and RDS are used to estimate the size or prevalence of hidden populations, they are subject to fundamentally different sources of error. In NSUM, low visibility leads to systematic underreporting, which can result in severe underestimation unless appropriately adjusted. Adjustments such as those proposed by Feehan and Salganik—including multiplicative correction factors for degree ratio (</w:t>
+        <w:t xml:space="preserve">Thus, while both NSUM and RDS are used to estimate the size or prevalence of hidden populations, they are subject to fundamentally different sources of error. In NSUM, low visibility leads to systematic underreporting, which can result in severe underestimation unless appropriately adjusted. Adjustments such as those proposed by Feehan and </w:t>
+      </w:r>
+      <w:proofErr w:type="spellStart"/>
+      <w:r>
+        <w:rPr>
+          <w:rFonts w:ascii="var(--bs-body-font-family)" w:hAnsi="var(--bs-body-font-family)"/>
+          <w:lang w:val="en"/>
+        </w:rPr>
+        <w:t>Salganik</w:t>
+      </w:r>
+      <w:proofErr w:type="spellEnd"/>
+      <w:r>
+        <w:rPr>
+          <w:rFonts w:ascii="var(--bs-body-font-family)" w:hAnsi="var(--bs-body-font-family)"/>
+          <w:lang w:val="en"/>
+        </w:rPr>
+        <w:t>—including multiplicative correction factors for degree ratio (</w:t>
       </w:r>
       <w:r>
         <w:rPr>
@@ -11863,14 +13514,48 @@
           <w:rFonts w:ascii="var(--bs-body-font-family)" w:hAnsi="var(--bs-body-font-family)"/>
           <w:lang w:val="en"/>
         </w:rPr>
-        <w:t>\(\phi_F\)</w:t>
-      </w:r>
-      <w:r>
-        <w:rPr>
-          <w:rFonts w:ascii="var(--bs-body-font-family)" w:hAnsi="var(--bs-body-font-family)"/>
-          <w:lang w:val="en"/>
-        </w:rPr>
-        <w:t xml:space="preserve"> φ_F)—can mitigate these biases, but require additional data or assumptions </w:t>
+        <w:t>\(\</w:t>
+      </w:r>
+      <w:proofErr w:type="spellStart"/>
+      <w:r>
+        <w:rPr>
+          <w:rStyle w:val="math"/>
+          <w:rFonts w:ascii="var(--bs-body-font-family)" w:hAnsi="var(--bs-body-font-family)"/>
+          <w:lang w:val="en"/>
+        </w:rPr>
+        <w:t>phi_F</w:t>
+      </w:r>
+      <w:proofErr w:type="spellEnd"/>
+      <w:r>
+        <w:rPr>
+          <w:rStyle w:val="math"/>
+          <w:rFonts w:ascii="var(--bs-body-font-family)" w:hAnsi="var(--bs-body-font-family)"/>
+          <w:lang w:val="en"/>
+        </w:rPr>
+        <w:t>\)</w:t>
+      </w:r>
+      <w:r>
+        <w:rPr>
+          <w:rFonts w:ascii="var(--bs-body-font-family)" w:hAnsi="var(--bs-body-font-family)"/>
+          <w:lang w:val="en"/>
+        </w:rPr>
+        <w:t xml:space="preserve"> </w:t>
+      </w:r>
+      <w:proofErr w:type="spellStart"/>
+      <w:r>
+        <w:rPr>
+          <w:rFonts w:ascii="var(--bs-body-font-family)" w:hAnsi="var(--bs-body-font-family)"/>
+          <w:lang w:val="en"/>
+        </w:rPr>
+        <w:t>φ_F</w:t>
+      </w:r>
+      <w:proofErr w:type="spellEnd"/>
+      <w:r>
+        <w:rPr>
+          <w:rFonts w:ascii="var(--bs-body-font-family)" w:hAnsi="var(--bs-body-font-family)"/>
+          <w:lang w:val="en"/>
+        </w:rPr>
+        <w:t xml:space="preserve">)—can mitigate these biases, but require additional data or assumptions </w:t>
       </w:r>
       <w:r>
         <w:rPr>
@@ -11888,7 +13573,27 @@
             <w:color w:val="0000FF"/>
             <w:lang w:val="en"/>
           </w:rPr>
-          <w:t>Feehan and Salganik 2016</w:t>
+          <w:t xml:space="preserve">Feehan and </w:t>
+        </w:r>
+        <w:proofErr w:type="spellStart"/>
+        <w:r>
+          <w:rPr>
+            <w:rStyle w:val="citation"/>
+            <w:rFonts w:ascii="var(--bs-body-font-family)" w:hAnsi="var(--bs-body-font-family)"/>
+            <w:color w:val="0000FF"/>
+            <w:lang w:val="en"/>
+          </w:rPr>
+          <w:t>Salganik</w:t>
+        </w:r>
+        <w:proofErr w:type="spellEnd"/>
+        <w:r>
+          <w:rPr>
+            <w:rStyle w:val="citation"/>
+            <w:rFonts w:ascii="var(--bs-body-font-family)" w:hAnsi="var(--bs-body-font-family)"/>
+            <w:color w:val="0000FF"/>
+            <w:lang w:val="en"/>
+          </w:rPr>
+          <w:t xml:space="preserve"> 2016</w:t>
         </w:r>
       </w:hyperlink>
       <w:r>
@@ -11921,7 +13626,23 @@
           <w:rFonts w:ascii="var(--bs-body-font-family)" w:hAnsi="var(--bs-body-font-family)"/>
           <w:lang w:val="en"/>
         </w:rPr>
-        <w:t>In our setting, where RDS estimates suggest that over 50% of respondents have experienced some form of labour exploitation, but NSUM estimates suggest only 3–5% of the domestic worker population does so, visibility bias is almost certainly the dominant factor explaining the discrepancy. This is especially true in contexts involving exploitation, abuse, or trafficking—where group membership is often concealed both by victims and by observers. Respondents in the frame population may simply be unaware that their contacts are experiencing exploitation, leading to substantial underreporting.</w:t>
+        <w:t xml:space="preserve">In our setting, where RDS estimates suggest that over 50% of respondents have experienced some form of </w:t>
+      </w:r>
+      <w:proofErr w:type="spellStart"/>
+      <w:r>
+        <w:rPr>
+          <w:rFonts w:ascii="var(--bs-body-font-family)" w:hAnsi="var(--bs-body-font-family)"/>
+          <w:lang w:val="en"/>
+        </w:rPr>
+        <w:t>labour</w:t>
+      </w:r>
+      <w:proofErr w:type="spellEnd"/>
+      <w:r>
+        <w:rPr>
+          <w:rFonts w:ascii="var(--bs-body-font-family)" w:hAnsi="var(--bs-body-font-family)"/>
+          <w:lang w:val="en"/>
+        </w:rPr>
+        <w:t xml:space="preserve"> exploitation, but NSUM estimates suggest only 3–5% of the domestic worker population does so, visibility bias is almost certainly the dominant factor explaining the discrepancy. This is especially true in contexts involving exploitation, abuse, or trafficking—where group membership is often concealed both by victims and by observers. Respondents in the frame population may simply be unaware that their contacts are experiencing exploitation, leading to substantial underreporting.</w:t>
       </w:r>
     </w:p>
     <w:p>
@@ -11933,12 +13654,21 @@
           <w:lang w:val="en"/>
         </w:rPr>
       </w:pPr>
-      <w:r>
-        <w:rPr>
-          <w:rFonts w:ascii="var(--bs-body-font-family)" w:hAnsi="var(--bs-body-font-family)"/>
-          <w:lang w:val="en"/>
-        </w:rPr>
-        <w:t>Hense, visibility bias is a major and well-understood limitation of NSUM, and likely the principal reason why our NSUM estimates are substantially lower than those derived from RDS. The use of RDS-based estimators, particularly those that adjust for sample design such as Gile’s SS estimator, provides direct measurement of traits among the hidden population and avoids the visibility problem. Therefore, RDS estimates are often more accurate in estimating prevalence within the hidden population, whereas NSUM estimates are typically biased downward unless adjusted for visibility and related biases.</w:t>
+      <w:proofErr w:type="spellStart"/>
+      <w:r>
+        <w:rPr>
+          <w:rFonts w:ascii="var(--bs-body-font-family)" w:hAnsi="var(--bs-body-font-family)"/>
+          <w:lang w:val="en"/>
+        </w:rPr>
+        <w:t>Hense</w:t>
+      </w:r>
+      <w:proofErr w:type="spellEnd"/>
+      <w:r>
+        <w:rPr>
+          <w:rFonts w:ascii="var(--bs-body-font-family)" w:hAnsi="var(--bs-body-font-family)"/>
+          <w:lang w:val="en"/>
+        </w:rPr>
+        <w:t>, visibility bias is a major and well-understood limitation of NSUM, and likely the principal reason why our NSUM estimates are substantially lower than those derived from RDS. The use of RDS-based estimators, particularly those that adjust for sample design such as Gile’s SS estimator, provides direct measurement of traits among the hidden population and avoids the visibility problem. Therefore, RDS estimates are often more accurate in estimating prevalence within the hidden population, whereas NSUM estimates are typically biased downward unless adjusted for visibility and related biases.</w:t>
       </w:r>
     </w:p>
     <w:p>
@@ -12040,7 +13770,39 @@
           <w:rFonts w:ascii="var(--bs-body-font-family)" w:hAnsi="var(--bs-body-font-family)"/>
           <w:lang w:val="en"/>
         </w:rPr>
-        <w:t>. If the estimates resulting from our study are correct, these visa conditions place migrant domestic workers at significant risk of serious forms of labour exploitation including, in its most severe form, exploitation that exhibits the characteristics of forced labour—legally considered a form of modern slavery.</w:t>
+        <w:t xml:space="preserve">. If the estimates resulting from our study are correct, these visa conditions place migrant domestic workers at significant risk of serious forms of </w:t>
+      </w:r>
+      <w:proofErr w:type="spellStart"/>
+      <w:r>
+        <w:rPr>
+          <w:rFonts w:ascii="var(--bs-body-font-family)" w:hAnsi="var(--bs-body-font-family)"/>
+          <w:lang w:val="en"/>
+        </w:rPr>
+        <w:t>labour</w:t>
+      </w:r>
+      <w:proofErr w:type="spellEnd"/>
+      <w:r>
+        <w:rPr>
+          <w:rFonts w:ascii="var(--bs-body-font-family)" w:hAnsi="var(--bs-body-font-family)"/>
+          <w:lang w:val="en"/>
+        </w:rPr>
+        <w:t xml:space="preserve"> exploitation including, in its most severe form, exploitation that exhibits the characteristics of forced </w:t>
+      </w:r>
+      <w:proofErr w:type="spellStart"/>
+      <w:r>
+        <w:rPr>
+          <w:rFonts w:ascii="var(--bs-body-font-family)" w:hAnsi="var(--bs-body-font-family)"/>
+          <w:lang w:val="en"/>
+        </w:rPr>
+        <w:t>labour</w:t>
+      </w:r>
+      <w:proofErr w:type="spellEnd"/>
+      <w:r>
+        <w:rPr>
+          <w:rFonts w:ascii="var(--bs-body-font-family)" w:hAnsi="var(--bs-body-font-family)"/>
+          <w:lang w:val="en"/>
+        </w:rPr>
+        <w:t>—legally considered a form of modern slavery.</w:t>
       </w:r>
     </w:p>
     <w:p>
@@ -12057,7 +13819,23 @@
           <w:rFonts w:ascii="var(--bs-body-font-family)" w:hAnsi="var(--bs-body-font-family)"/>
           <w:lang w:val="en"/>
         </w:rPr>
-        <w:t xml:space="preserve">To reduce the vulnerability of transnational domestic workers to this—and other—forms of labour exploitation, we urge </w:t>
+        <w:t xml:space="preserve">To reduce the vulnerability of transnational domestic workers to this—and other—forms of </w:t>
+      </w:r>
+      <w:proofErr w:type="spellStart"/>
+      <w:r>
+        <w:rPr>
+          <w:rFonts w:ascii="var(--bs-body-font-family)" w:hAnsi="var(--bs-body-font-family)"/>
+          <w:lang w:val="en"/>
+        </w:rPr>
+        <w:t>labour</w:t>
+      </w:r>
+      <w:proofErr w:type="spellEnd"/>
+      <w:r>
+        <w:rPr>
+          <w:rFonts w:ascii="var(--bs-body-font-family)" w:hAnsi="var(--bs-body-font-family)"/>
+          <w:lang w:val="en"/>
+        </w:rPr>
+        <w:t xml:space="preserve"> exploitation, we urge </w:t>
       </w:r>
       <w:proofErr w:type="gramStart"/>
       <w:r>
@@ -12107,7 +13885,23 @@
           <w:rFonts w:ascii="var(--bs-body-font-family)" w:hAnsi="var(--bs-body-font-family)"/>
           <w:lang w:val="en"/>
         </w:rPr>
-        <w:t>Finally, given the stigma and very real danger of deportation of those migrant domestic workers who may have fallen out of legal migration status, our evidence suggests that there is an urgent need for the UK Government to enforce a firewall between immigration control and labour exploitation if the true scale of abuse is to be made visible and the perpetrators brought to justice.</w:t>
+        <w:t xml:space="preserve">Finally, given the stigma and very real danger of deportation of those migrant domestic workers who may have fallen out of legal migration status, our evidence suggests that there is an urgent need for the UK Government to enforce a firewall between immigration control and </w:t>
+      </w:r>
+      <w:proofErr w:type="spellStart"/>
+      <w:r>
+        <w:rPr>
+          <w:rFonts w:ascii="var(--bs-body-font-family)" w:hAnsi="var(--bs-body-font-family)"/>
+          <w:lang w:val="en"/>
+        </w:rPr>
+        <w:t>labour</w:t>
+      </w:r>
+      <w:proofErr w:type="spellEnd"/>
+      <w:r>
+        <w:rPr>
+          <w:rFonts w:ascii="var(--bs-body-font-family)" w:hAnsi="var(--bs-body-font-family)"/>
+          <w:lang w:val="en"/>
+        </w:rPr>
+        <w:t xml:space="preserve"> exploitation if the true scale of abuse is to be made visible and the perpetrators brought to justice.</w:t>
       </w:r>
     </w:p>
     <w:p>
@@ -12132,7 +13926,23 @@
           <w:lang w:val="en"/>
         </w:rPr>
         <w:lastRenderedPageBreak/>
-        <w:t>include explicit training related to employment and labour rights within the UK and to the rapidly expanding range of new source countries from where migrant domestic workers are now drawn.</w:t>
+        <w:t xml:space="preserve">include explicit training related to employment and </w:t>
+      </w:r>
+      <w:proofErr w:type="spellStart"/>
+      <w:r>
+        <w:rPr>
+          <w:rFonts w:ascii="var(--bs-body-font-family)" w:hAnsi="var(--bs-body-font-family)"/>
+          <w:lang w:val="en"/>
+        </w:rPr>
+        <w:t>labour</w:t>
+      </w:r>
+      <w:proofErr w:type="spellEnd"/>
+      <w:r>
+        <w:rPr>
+          <w:rFonts w:ascii="var(--bs-body-font-family)" w:hAnsi="var(--bs-body-font-family)"/>
+          <w:lang w:val="en"/>
+        </w:rPr>
+        <w:t xml:space="preserve"> rights within the UK and to the rapidly expanding range of new source countries from where migrant domestic workers are now drawn.</w:t>
       </w:r>
     </w:p>
     <w:p>
@@ -12166,7 +13976,23 @@
           <w:rFonts w:ascii="var(--bs-body-font-family)" w:hAnsi="var(--bs-body-font-family)"/>
           <w:lang w:val="en"/>
         </w:rPr>
-        <w:t>As with any empirical research, our study is subject to limitations. In terms of nationality, our sample is not representative of the demographics of those domestic workers employed on Overseas Domestic Worker Visas in 2022 the UK. Due to the increasing number of workers on Overseas Domestic Work visas from the Indian sub-continent, attempts were made also to seed respondents from this community. This proved difficult, with anecdotal information suggesting that domestic workers from this community rarely had access to a personal mobile phone. It is not therefore possible to infer the nature and extent of labour exploitation within this sub-section of the domestic worker population.</w:t>
+        <w:t xml:space="preserve">As with any empirical research, our study is subject to limitations. In terms of nationality, our sample is not representative of the demographics of those domestic workers employed on Overseas Domestic Worker Visas in 2022 the UK. Due to the increasing number of workers on Overseas Domestic Work visas from the Indian sub-continent, attempts were made also to seed respondents from this community. This proved difficult, with anecdotal information suggesting that domestic workers from this community rarely had access to a personal mobile phone. It is not therefore possible to infer the nature and extent of </w:t>
+      </w:r>
+      <w:proofErr w:type="spellStart"/>
+      <w:r>
+        <w:rPr>
+          <w:rFonts w:ascii="var(--bs-body-font-family)" w:hAnsi="var(--bs-body-font-family)"/>
+          <w:lang w:val="en"/>
+        </w:rPr>
+        <w:t>labour</w:t>
+      </w:r>
+      <w:proofErr w:type="spellEnd"/>
+      <w:r>
+        <w:rPr>
+          <w:rFonts w:ascii="var(--bs-body-font-family)" w:hAnsi="var(--bs-body-font-family)"/>
+          <w:lang w:val="en"/>
+        </w:rPr>
+        <w:t xml:space="preserve"> exploitation within this sub-section of the domestic worker population.</w:t>
       </w:r>
     </w:p>
     <w:p>
@@ -12200,7 +14026,71 @@
           <w:rFonts w:ascii="var(--bs-body-font-family)" w:hAnsi="var(--bs-body-font-family)"/>
           <w:lang w:val="en"/>
         </w:rPr>
-        <w:t xml:space="preserve">We believe that web-RDS combined with statistical estimators such as NSUM offers an important method for the capture and comparison of relative proportions of labour exploitation and abuse in sectors within and beyond the UK. Network scale up methods, and potential enhancements such as Generalised network scale up estimators offer to enhance understanding, not least within operations and supply chain management research, of the extent of labour exploitation in different sectors and across industries. The differences in NSUM and RDS estimates warrants further investitation and suggests research into </w:t>
+        <w:t xml:space="preserve">We believe that web-RDS combined with statistical estimators such as NSUM offers an important method for the capture and comparison of relative proportions of </w:t>
+      </w:r>
+      <w:proofErr w:type="spellStart"/>
+      <w:r>
+        <w:rPr>
+          <w:rFonts w:ascii="var(--bs-body-font-family)" w:hAnsi="var(--bs-body-font-family)"/>
+          <w:lang w:val="en"/>
+        </w:rPr>
+        <w:t>labour</w:t>
+      </w:r>
+      <w:proofErr w:type="spellEnd"/>
+      <w:r>
+        <w:rPr>
+          <w:rFonts w:ascii="var(--bs-body-font-family)" w:hAnsi="var(--bs-body-font-family)"/>
+          <w:lang w:val="en"/>
+        </w:rPr>
+        <w:t xml:space="preserve"> exploitation and abuse in sectors within and beyond the UK. Network scale up methods, and potential enhancements such as </w:t>
+      </w:r>
+      <w:proofErr w:type="spellStart"/>
+      <w:r>
+        <w:rPr>
+          <w:rFonts w:ascii="var(--bs-body-font-family)" w:hAnsi="var(--bs-body-font-family)"/>
+          <w:lang w:val="en"/>
+        </w:rPr>
+        <w:t>Generalised</w:t>
+      </w:r>
+      <w:proofErr w:type="spellEnd"/>
+      <w:r>
+        <w:rPr>
+          <w:rFonts w:ascii="var(--bs-body-font-family)" w:hAnsi="var(--bs-body-font-family)"/>
+          <w:lang w:val="en"/>
+        </w:rPr>
+        <w:t xml:space="preserve"> network scale up estimators offer to enhance understanding, not least within operations and supply chain management research, of the extent of </w:t>
+      </w:r>
+      <w:proofErr w:type="spellStart"/>
+      <w:r>
+        <w:rPr>
+          <w:rFonts w:ascii="var(--bs-body-font-family)" w:hAnsi="var(--bs-body-font-family)"/>
+          <w:lang w:val="en"/>
+        </w:rPr>
+        <w:t>labour</w:t>
+      </w:r>
+      <w:proofErr w:type="spellEnd"/>
+      <w:r>
+        <w:rPr>
+          <w:rFonts w:ascii="var(--bs-body-font-family)" w:hAnsi="var(--bs-body-font-family)"/>
+          <w:lang w:val="en"/>
+        </w:rPr>
+        <w:t xml:space="preserve"> exploitation in different sectors and across industries. The differences in NSUM and RDS estimates warrants further </w:t>
+      </w:r>
+      <w:proofErr w:type="spellStart"/>
+      <w:r>
+        <w:rPr>
+          <w:rFonts w:ascii="var(--bs-body-font-family)" w:hAnsi="var(--bs-body-font-family)"/>
+          <w:lang w:val="en"/>
+        </w:rPr>
+        <w:t>investitation</w:t>
+      </w:r>
+      <w:proofErr w:type="spellEnd"/>
+      <w:r>
+        <w:rPr>
+          <w:rFonts w:ascii="var(--bs-body-font-family)" w:hAnsi="var(--bs-body-font-family)"/>
+          <w:lang w:val="en"/>
+        </w:rPr>
+        <w:t xml:space="preserve"> and suggests research into </w:t>
       </w:r>
       <w:r>
         <w:rPr>
@@ -12215,7 +14105,23 @@
           <w:rFonts w:ascii="var(--bs-body-font-family)" w:hAnsi="var(--bs-body-font-family)"/>
           <w:lang w:val="en"/>
         </w:rPr>
-        <w:t xml:space="preserve"> multiple estimates may be a fruitful direction in human rights research and especially prevelenace of modern slavery research.</w:t>
+        <w:t xml:space="preserve"> multiple estimates may be a fruitful direction in human rights research and especially </w:t>
+      </w:r>
+      <w:proofErr w:type="spellStart"/>
+      <w:r>
+        <w:rPr>
+          <w:rFonts w:ascii="var(--bs-body-font-family)" w:hAnsi="var(--bs-body-font-family)"/>
+          <w:lang w:val="en"/>
+        </w:rPr>
+        <w:t>prevelenace</w:t>
+      </w:r>
+      <w:proofErr w:type="spellEnd"/>
+      <w:r>
+        <w:rPr>
+          <w:rFonts w:ascii="var(--bs-body-font-family)" w:hAnsi="var(--bs-body-font-family)"/>
+          <w:lang w:val="en"/>
+        </w:rPr>
+        <w:t xml:space="preserve"> of modern slavery research.</w:t>
       </w:r>
     </w:p>
     <w:p>
@@ -12249,7 +14155,103 @@
           <w:rFonts w:ascii="var(--bs-body-font-family)" w:hAnsi="var(--bs-body-font-family)"/>
           <w:lang w:val="en"/>
         </w:rPr>
-        <w:t xml:space="preserve">This article examines original quantitative data collected from domestic workers based in the UK to measure and assess the nature and prevalence of labour exploitation among this vulnerable population. Our contribution lies in the presentation of two different statistical estimators based upon RDS and NSUM techniques and the construction of both binary and composite risk indices from indicators recognised by the International Labour Organization. In so doing, we shed new light on the nature and extent of labour exploitation risk among these vulnerable workers, who enter the UK on restricted visas in the hope of decent work. The results of our analysis raise important questions for both theory and practice about the range and accuracy of the estimates that it is possible to generate using these statistical techniques. Meaningful and trustworthy estimates of labour exploitation among such vulnerable groups are required if policymakers are to use prevalence measures to make sensitive decisions about policy adjustments and the allocation of scarce resources to ensure entrants to the UK labour market experience decent working conditions. We believe our study </w:t>
+        <w:t xml:space="preserve">This article examines original quantitative data collected from domestic workers based in the UK to measure and assess the nature and prevalence of </w:t>
+      </w:r>
+      <w:proofErr w:type="spellStart"/>
+      <w:r>
+        <w:rPr>
+          <w:rFonts w:ascii="var(--bs-body-font-family)" w:hAnsi="var(--bs-body-font-family)"/>
+          <w:lang w:val="en"/>
+        </w:rPr>
+        <w:t>labour</w:t>
+      </w:r>
+      <w:proofErr w:type="spellEnd"/>
+      <w:r>
+        <w:rPr>
+          <w:rFonts w:ascii="var(--bs-body-font-family)" w:hAnsi="var(--bs-body-font-family)"/>
+          <w:lang w:val="en"/>
+        </w:rPr>
+        <w:t xml:space="preserve"> exploitation among this vulnerable population. Our contribution lies in the presentation of two different statistical estimators based upon RDS and NSUM techniques and the construction of both binary and composite risk indices from indicators </w:t>
+      </w:r>
+      <w:proofErr w:type="spellStart"/>
+      <w:r>
+        <w:rPr>
+          <w:rFonts w:ascii="var(--bs-body-font-family)" w:hAnsi="var(--bs-body-font-family)"/>
+          <w:lang w:val="en"/>
+        </w:rPr>
+        <w:t>recognised</w:t>
+      </w:r>
+      <w:proofErr w:type="spellEnd"/>
+      <w:r>
+        <w:rPr>
+          <w:rFonts w:ascii="var(--bs-body-font-family)" w:hAnsi="var(--bs-body-font-family)"/>
+          <w:lang w:val="en"/>
+        </w:rPr>
+        <w:t xml:space="preserve"> by the International </w:t>
+      </w:r>
+      <w:proofErr w:type="spellStart"/>
+      <w:r>
+        <w:rPr>
+          <w:rFonts w:ascii="var(--bs-body-font-family)" w:hAnsi="var(--bs-body-font-family)"/>
+          <w:lang w:val="en"/>
+        </w:rPr>
+        <w:t>Labour</w:t>
+      </w:r>
+      <w:proofErr w:type="spellEnd"/>
+      <w:r>
+        <w:rPr>
+          <w:rFonts w:ascii="var(--bs-body-font-family)" w:hAnsi="var(--bs-body-font-family)"/>
+          <w:lang w:val="en"/>
+        </w:rPr>
+        <w:t xml:space="preserve"> Organization. In so doing, we shed new light on the nature and extent of </w:t>
+      </w:r>
+      <w:proofErr w:type="spellStart"/>
+      <w:r>
+        <w:rPr>
+          <w:rFonts w:ascii="var(--bs-body-font-family)" w:hAnsi="var(--bs-body-font-family)"/>
+          <w:lang w:val="en"/>
+        </w:rPr>
+        <w:t>labour</w:t>
+      </w:r>
+      <w:proofErr w:type="spellEnd"/>
+      <w:r>
+        <w:rPr>
+          <w:rFonts w:ascii="var(--bs-body-font-family)" w:hAnsi="var(--bs-body-font-family)"/>
+          <w:lang w:val="en"/>
+        </w:rPr>
+        <w:t xml:space="preserve"> exploitation risk among these vulnerable workers, who enter the UK on restricted visas in the hope of decent work. The results of our analysis raise important questions for both theory and practice about the range and accuracy of the estimates that it is possible to generate using these statistical techniques. Meaningful and trustworthy estimates of </w:t>
+      </w:r>
+      <w:proofErr w:type="spellStart"/>
+      <w:r>
+        <w:rPr>
+          <w:rFonts w:ascii="var(--bs-body-font-family)" w:hAnsi="var(--bs-body-font-family)"/>
+          <w:lang w:val="en"/>
+        </w:rPr>
+        <w:t>labour</w:t>
+      </w:r>
+      <w:proofErr w:type="spellEnd"/>
+      <w:r>
+        <w:rPr>
+          <w:rFonts w:ascii="var(--bs-body-font-family)" w:hAnsi="var(--bs-body-font-family)"/>
+          <w:lang w:val="en"/>
+        </w:rPr>
+        <w:t xml:space="preserve"> exploitation among such vulnerable groups are required if policymakers are to use prevalence measures to make sensitive decisions about policy adjustments and the allocation of scarce resources to ensure entrants to the UK </w:t>
+      </w:r>
+      <w:proofErr w:type="spellStart"/>
+      <w:r>
+        <w:rPr>
+          <w:rFonts w:ascii="var(--bs-body-font-family)" w:hAnsi="var(--bs-body-font-family)"/>
+          <w:lang w:val="en"/>
+        </w:rPr>
+        <w:t>labour</w:t>
+      </w:r>
+      <w:proofErr w:type="spellEnd"/>
+      <w:r>
+        <w:rPr>
+          <w:rFonts w:ascii="var(--bs-body-font-family)" w:hAnsi="var(--bs-body-font-family)"/>
+          <w:lang w:val="en"/>
+        </w:rPr>
+        <w:t xml:space="preserve"> market experience decent working conditions. We believe our study </w:t>
       </w:r>
       <w:r>
         <w:rPr>
@@ -12257,7 +14259,23 @@
           <w:lang w:val="en"/>
         </w:rPr>
         <w:lastRenderedPageBreak/>
-        <w:t>opens the way for further research on the efficacious use of statistical estimators to measure the size of hidden populations of exploited workers and the identification of appropriate means to quantify the extent of labour exploitation reported.</w:t>
+        <w:t xml:space="preserve">opens the way for further research on the efficacious use of statistical estimators to measure the size of hidden populations of exploited workers and the identification of appropriate means to quantify the extent of </w:t>
+      </w:r>
+      <w:proofErr w:type="spellStart"/>
+      <w:r>
+        <w:rPr>
+          <w:rFonts w:ascii="var(--bs-body-font-family)" w:hAnsi="var(--bs-body-font-family)"/>
+          <w:lang w:val="en"/>
+        </w:rPr>
+        <w:t>labour</w:t>
+      </w:r>
+      <w:proofErr w:type="spellEnd"/>
+      <w:r>
+        <w:rPr>
+          <w:rFonts w:ascii="var(--bs-body-font-family)" w:hAnsi="var(--bs-body-font-family)"/>
+          <w:lang w:val="en"/>
+        </w:rPr>
+        <w:t xml:space="preserve"> exploitation reported.</w:t>
       </w:r>
     </w:p>
     <w:p>
@@ -12290,7 +14308,23 @@
           <w:rFonts w:ascii="var(--bs-body-font-family)" w:eastAsia="Times New Roman" w:hAnsi="var(--bs-body-font-family)"/>
           <w:lang w:val="en"/>
         </w:rPr>
-        <w:t xml:space="preserve">Abdul-Quader, A. S., Douglas D. Heckathorn, C. McKnight, H. Bramson, C. Nemeth, K. Sabin, K. Gallagher, and D. C. Jarlais. 2006. “Effectiveness of Respondent-Driven Sampling for Recruiting Drug Users in New York City: Findings from a Pilot Study.” </w:t>
+        <w:t xml:space="preserve">Abdul-Quader, A. S., Douglas D. Heckathorn, C. McKnight, H. Bramson, C. Nemeth, K. Sabin, K. Gallagher, and D. C. </w:t>
+      </w:r>
+      <w:proofErr w:type="spellStart"/>
+      <w:r>
+        <w:rPr>
+          <w:rFonts w:ascii="var(--bs-body-font-family)" w:eastAsia="Times New Roman" w:hAnsi="var(--bs-body-font-family)"/>
+          <w:lang w:val="en"/>
+        </w:rPr>
+        <w:t>Jarlais</w:t>
+      </w:r>
+      <w:proofErr w:type="spellEnd"/>
+      <w:r>
+        <w:rPr>
+          <w:rFonts w:ascii="var(--bs-body-font-family)" w:eastAsia="Times New Roman" w:hAnsi="var(--bs-body-font-family)"/>
+          <w:lang w:val="en"/>
+        </w:rPr>
+        <w:t xml:space="preserve">. 2006. “Effectiveness of Respondent-Driven Sampling for Recruiting Drug Users in New York City: Findings from a Pilot Study.” </w:t>
       </w:r>
       <w:r>
         <w:rPr>
@@ -12465,7 +14499,23 @@
           <w:rFonts w:ascii="var(--bs-body-font-family)" w:eastAsia="Times New Roman" w:hAnsi="var(--bs-body-font-family)"/>
           <w:lang w:val="en"/>
         </w:rPr>
-        <w:t xml:space="preserve">Bernhardt, A., R.Theodore Milkman, and N. 2009. “Broken Laws, Unprotected Workers: Violations of Employment and Labor Laws in America’s Cities.” {UCLA} {IRLE} Report. </w:t>
+        <w:t xml:space="preserve">Bernhardt, A., </w:t>
+      </w:r>
+      <w:proofErr w:type="spellStart"/>
+      <w:r>
+        <w:rPr>
+          <w:rFonts w:ascii="var(--bs-body-font-family)" w:eastAsia="Times New Roman" w:hAnsi="var(--bs-body-font-family)"/>
+          <w:lang w:val="en"/>
+        </w:rPr>
+        <w:t>R.Theodore</w:t>
+      </w:r>
+      <w:proofErr w:type="spellEnd"/>
+      <w:r>
+        <w:rPr>
+          <w:rFonts w:ascii="var(--bs-body-font-family)" w:eastAsia="Times New Roman" w:hAnsi="var(--bs-body-font-family)"/>
+          <w:lang w:val="en"/>
+        </w:rPr>
+        <w:t xml:space="preserve"> Milkman, and N. 2009. “Broken Laws, Unprotected Workers: Violations of Employment and Labor Laws in America’s Cities.” {UCLA} {IRLE} Report. </w:t>
       </w:r>
     </w:p>
     <w:p>
@@ -12653,7 +14703,39 @@
           <w:rFonts w:ascii="var(--bs-body-font-family)" w:eastAsia="Times New Roman" w:hAnsi="var(--bs-body-font-family)"/>
           <w:lang w:val="en"/>
         </w:rPr>
-        <w:t xml:space="preserve">European Commission. 2012. “Staff Working Docuemnt on Exploitating the Employment Potential of the Personal and Household Services, SWD (2012) Final.” </w:t>
+        <w:t xml:space="preserve">European Commission. 2012. “Staff Working </w:t>
+      </w:r>
+      <w:proofErr w:type="spellStart"/>
+      <w:r>
+        <w:rPr>
+          <w:rFonts w:ascii="var(--bs-body-font-family)" w:eastAsia="Times New Roman" w:hAnsi="var(--bs-body-font-family)"/>
+          <w:lang w:val="en"/>
+        </w:rPr>
+        <w:t>Docuemnt</w:t>
+      </w:r>
+      <w:proofErr w:type="spellEnd"/>
+      <w:r>
+        <w:rPr>
+          <w:rFonts w:ascii="var(--bs-body-font-family)" w:eastAsia="Times New Roman" w:hAnsi="var(--bs-body-font-family)"/>
+          <w:lang w:val="en"/>
+        </w:rPr>
+        <w:t xml:space="preserve"> on </w:t>
+      </w:r>
+      <w:proofErr w:type="spellStart"/>
+      <w:r>
+        <w:rPr>
+          <w:rFonts w:ascii="var(--bs-body-font-family)" w:eastAsia="Times New Roman" w:hAnsi="var(--bs-body-font-family)"/>
+          <w:lang w:val="en"/>
+        </w:rPr>
+        <w:t>Exploitating</w:t>
+      </w:r>
+      <w:proofErr w:type="spellEnd"/>
+      <w:r>
+        <w:rPr>
+          <w:rFonts w:ascii="var(--bs-body-font-family)" w:eastAsia="Times New Roman" w:hAnsi="var(--bs-body-font-family)"/>
+          <w:lang w:val="en"/>
+        </w:rPr>
+        <w:t xml:space="preserve"> the Employment Potential of the Personal and Household Services, SWD (2012) Final.” </w:t>
       </w:r>
     </w:p>
     <w:p>
@@ -12669,7 +14751,23 @@
           <w:rFonts w:ascii="var(--bs-body-font-family)" w:eastAsia="Times New Roman" w:hAnsi="var(--bs-body-font-family)"/>
           <w:lang w:val="en"/>
         </w:rPr>
-        <w:t xml:space="preserve">Feehan, Dennis M., and Matthew J. Salganik. 2016. “Generalizing the Network Scale-Up Method: A New Estimator for the Size of Hidden Populations.” </w:t>
+        <w:t xml:space="preserve">Feehan, Dennis M., and Matthew J. </w:t>
+      </w:r>
+      <w:proofErr w:type="spellStart"/>
+      <w:r>
+        <w:rPr>
+          <w:rFonts w:ascii="var(--bs-body-font-family)" w:eastAsia="Times New Roman" w:hAnsi="var(--bs-body-font-family)"/>
+          <w:lang w:val="en"/>
+        </w:rPr>
+        <w:t>Salganik</w:t>
+      </w:r>
+      <w:proofErr w:type="spellEnd"/>
+      <w:r>
+        <w:rPr>
+          <w:rFonts w:ascii="var(--bs-body-font-family)" w:eastAsia="Times New Roman" w:hAnsi="var(--bs-body-font-family)"/>
+          <w:lang w:val="en"/>
+        </w:rPr>
+        <w:t xml:space="preserve">. 2016. “Generalizing the Network Scale-Up Method: A New Estimator for the Size of Hidden Populations.” </w:t>
       </w:r>
       <w:r>
         <w:rPr>
@@ -13101,7 +15199,23 @@
           <w:rFonts w:ascii="var(--bs-body-font-family)" w:eastAsia="Times New Roman" w:hAnsi="var(--bs-body-font-family)"/>
           <w:lang w:val="en"/>
         </w:rPr>
-        <w:t xml:space="preserve">ILO. 2012. “ILO Indicators of Forced Labour.” </w:t>
+        <w:t xml:space="preserve">ILO. 2012. “ILO Indicators of Forced </w:t>
+      </w:r>
+      <w:proofErr w:type="spellStart"/>
+      <w:r>
+        <w:rPr>
+          <w:rFonts w:ascii="var(--bs-body-font-family)" w:eastAsia="Times New Roman" w:hAnsi="var(--bs-body-font-family)"/>
+          <w:lang w:val="en"/>
+        </w:rPr>
+        <w:t>Labour</w:t>
+      </w:r>
+      <w:proofErr w:type="spellEnd"/>
+      <w:r>
+        <w:rPr>
+          <w:rFonts w:ascii="var(--bs-body-font-family)" w:eastAsia="Times New Roman" w:hAnsi="var(--bs-body-font-family)"/>
+          <w:lang w:val="en"/>
+        </w:rPr>
+        <w:t xml:space="preserve">.” </w:t>
       </w:r>
       <w:hyperlink r:id="rId21" w:history="1">
         <w:r>
@@ -13176,12 +15290,21 @@
           <w:lang w:val="en"/>
         </w:rPr>
       </w:pPr>
-      <w:r>
-        <w:rPr>
-          <w:rFonts w:ascii="var(--bs-body-font-family)" w:eastAsia="Times New Roman" w:hAnsi="var(--bs-body-font-family)"/>
-          <w:lang w:val="en"/>
-        </w:rPr>
-        <w:t xml:space="preserve">Jüttner, Uta, Helen Peck, and Martin Christopher. 2003. “Supply Chain Risk Management: Outlining an Agenda for Future Research.” </w:t>
+      <w:proofErr w:type="spellStart"/>
+      <w:r>
+        <w:rPr>
+          <w:rFonts w:ascii="var(--bs-body-font-family)" w:eastAsia="Times New Roman" w:hAnsi="var(--bs-body-font-family)"/>
+          <w:lang w:val="en"/>
+        </w:rPr>
+        <w:t>Jüttner</w:t>
+      </w:r>
+      <w:proofErr w:type="spellEnd"/>
+      <w:r>
+        <w:rPr>
+          <w:rFonts w:ascii="var(--bs-body-font-family)" w:eastAsia="Times New Roman" w:hAnsi="var(--bs-body-font-family)"/>
+          <w:lang w:val="en"/>
+        </w:rPr>
+        <w:t xml:space="preserve">, Uta, Helen Peck, and Martin Christopher. 2003. “Supply Chain Risk Management: Outlining an Agenda for Future Research.” </w:t>
       </w:r>
       <w:r>
         <w:rPr>
@@ -13229,7 +15352,23 @@
           <w:rFonts w:ascii="var(--bs-body-font-family)" w:eastAsia="Times New Roman" w:hAnsi="var(--bs-body-font-family)"/>
           <w:lang w:val="en"/>
         </w:rPr>
-        <w:t xml:space="preserve">Kalayaan. 2008. “The New Bonded Labour?” </w:t>
+        <w:t xml:space="preserve">Kalayaan. 2008. “The New Bonded </w:t>
+      </w:r>
+      <w:proofErr w:type="spellStart"/>
+      <w:r>
+        <w:rPr>
+          <w:rFonts w:ascii="var(--bs-body-font-family)" w:eastAsia="Times New Roman" w:hAnsi="var(--bs-body-font-family)"/>
+          <w:lang w:val="en"/>
+        </w:rPr>
+        <w:t>Labour</w:t>
+      </w:r>
+      <w:proofErr w:type="spellEnd"/>
+      <w:r>
+        <w:rPr>
+          <w:rFonts w:ascii="var(--bs-body-font-family)" w:eastAsia="Times New Roman" w:hAnsi="var(--bs-body-font-family)"/>
+          <w:lang w:val="en"/>
+        </w:rPr>
+        <w:t xml:space="preserve">?” </w:t>
       </w:r>
       <w:hyperlink r:id="rId23" w:history="1">
         <w:r>
@@ -13257,12 +15396,21 @@
           <w:lang w:val="en"/>
         </w:rPr>
       </w:pPr>
-      <w:r>
-        <w:rPr>
-          <w:rFonts w:ascii="var(--bs-body-font-family)" w:eastAsia="Times New Roman" w:hAnsi="var(--bs-body-font-family)"/>
-          <w:lang w:val="en"/>
-        </w:rPr>
-        <w:t xml:space="preserve">Laguilles, J. S., E. A. Williams, and D. B. Saunders. 2011. “Can Lottery Incentives Boost Web Survey Response Rates? Findings from Four Experiments.” </w:t>
+      <w:proofErr w:type="spellStart"/>
+      <w:r>
+        <w:rPr>
+          <w:rFonts w:ascii="var(--bs-body-font-family)" w:eastAsia="Times New Roman" w:hAnsi="var(--bs-body-font-family)"/>
+          <w:lang w:val="en"/>
+        </w:rPr>
+        <w:t>Laguilles</w:t>
+      </w:r>
+      <w:proofErr w:type="spellEnd"/>
+      <w:r>
+        <w:rPr>
+          <w:rFonts w:ascii="var(--bs-body-font-family)" w:eastAsia="Times New Roman" w:hAnsi="var(--bs-body-font-family)"/>
+          <w:lang w:val="en"/>
+        </w:rPr>
+        <w:t xml:space="preserve">, J. S., E. A. Williams, and D. B. Saunders. 2011. “Can Lottery Incentives Boost Web Survey Response Rates? Findings from Four Experiments.” </w:t>
       </w:r>
       <w:r>
         <w:rPr>
@@ -13321,13 +15469,38 @@
           <w:lang w:val="en"/>
         </w:rPr>
       </w:pPr>
+      <w:proofErr w:type="spellStart"/>
       <w:r>
         <w:rPr>
           <w:rFonts w:ascii="var(--bs-body-font-family)" w:eastAsia="Times New Roman" w:hAnsi="var(--bs-body-font-family)"/>
           <w:lang w:val="en"/>
         </w:rPr>
         <w:lastRenderedPageBreak/>
-        <w:t xml:space="preserve">Maltiel, Rachael, Adrian E. Raftery, Tyler H. McCormick, and Aaron J. Baraff. 2015. “Estimating Population Size Using the Network Scale up Method.” </w:t>
+        <w:t>Maltiel</w:t>
+      </w:r>
+      <w:proofErr w:type="spellEnd"/>
+      <w:r>
+        <w:rPr>
+          <w:rFonts w:ascii="var(--bs-body-font-family)" w:eastAsia="Times New Roman" w:hAnsi="var(--bs-body-font-family)"/>
+          <w:lang w:val="en"/>
+        </w:rPr>
+        <w:t xml:space="preserve">, Rachael, Adrian E. Raftery, Tyler H. McCormick, and Aaron J. </w:t>
+      </w:r>
+      <w:proofErr w:type="spellStart"/>
+      <w:r>
+        <w:rPr>
+          <w:rFonts w:ascii="var(--bs-body-font-family)" w:eastAsia="Times New Roman" w:hAnsi="var(--bs-body-font-family)"/>
+          <w:lang w:val="en"/>
+        </w:rPr>
+        <w:t>Baraff</w:t>
+      </w:r>
+      <w:proofErr w:type="spellEnd"/>
+      <w:r>
+        <w:rPr>
+          <w:rFonts w:ascii="var(--bs-body-font-family)" w:eastAsia="Times New Roman" w:hAnsi="var(--bs-body-font-family)"/>
+          <w:lang w:val="en"/>
+        </w:rPr>
+        <w:t xml:space="preserve">. 2015. “Estimating Population Size Using the Network Scale up Method.” </w:t>
       </w:r>
       <w:r>
         <w:rPr>
@@ -13370,12 +15543,21 @@
           <w:lang w:val="en"/>
         </w:rPr>
       </w:pPr>
-      <w:r>
-        <w:rPr>
-          <w:rFonts w:ascii="var(--bs-body-font-family)" w:eastAsia="Times New Roman" w:hAnsi="var(--bs-body-font-family)"/>
-          <w:lang w:val="en"/>
-        </w:rPr>
-        <w:t xml:space="preserve">Manoudi, A., T. Weber, D. Scott, and J. Hawley Woodall. 2018. “An Analysis of Personal and Household Services to Support Work Life Balance for Working Parents and Carers - Google Search.” Synthesis Report {ECE} Thematic Review. European Commission. </w:t>
+      <w:proofErr w:type="spellStart"/>
+      <w:r>
+        <w:rPr>
+          <w:rFonts w:ascii="var(--bs-body-font-family)" w:eastAsia="Times New Roman" w:hAnsi="var(--bs-body-font-family)"/>
+          <w:lang w:val="en"/>
+        </w:rPr>
+        <w:t>Manoudi</w:t>
+      </w:r>
+      <w:proofErr w:type="spellEnd"/>
+      <w:r>
+        <w:rPr>
+          <w:rFonts w:ascii="var(--bs-body-font-family)" w:eastAsia="Times New Roman" w:hAnsi="var(--bs-body-font-family)"/>
+          <w:lang w:val="en"/>
+        </w:rPr>
+        <w:t xml:space="preserve">, A., T. Weber, D. Scott, and J. Hawley Woodall. 2018. “An Analysis of Personal and Household Services to Support Work Life Balance for Working Parents and Carers - Google Search.” Synthesis Report {ECE} Thematic Review. European Commission. </w:t>
       </w:r>
       <w:hyperlink r:id="rId26" w:history="1">
         <w:r>
@@ -13549,7 +15731,23 @@
           <w:rFonts w:ascii="var(--bs-body-font-family)" w:eastAsia="Times New Roman" w:hAnsi="var(--bs-body-font-family)"/>
           <w:lang w:val="en"/>
         </w:rPr>
-        <w:t xml:space="preserve">Romero, Angeli, and Oliver Fisher. 2025. “Blueprint for Safer and Fairer Migration for Low-Paid Work.” Focus on Labour Exploitation. </w:t>
+        <w:t xml:space="preserve">Romero, Angeli, and Oliver Fisher. 2025. “Blueprint for Safer and Fairer Migration for Low-Paid Work.” Focus on </w:t>
+      </w:r>
+      <w:proofErr w:type="spellStart"/>
+      <w:r>
+        <w:rPr>
+          <w:rFonts w:ascii="var(--bs-body-font-family)" w:eastAsia="Times New Roman" w:hAnsi="var(--bs-body-font-family)"/>
+          <w:lang w:val="en"/>
+        </w:rPr>
+        <w:t>Labour</w:t>
+      </w:r>
+      <w:proofErr w:type="spellEnd"/>
+      <w:r>
+        <w:rPr>
+          <w:rFonts w:ascii="var(--bs-body-font-family)" w:eastAsia="Times New Roman" w:hAnsi="var(--bs-body-font-family)"/>
+          <w:lang w:val="en"/>
+        </w:rPr>
+        <w:t xml:space="preserve"> Exploitation. </w:t>
       </w:r>
       <w:hyperlink r:id="rId28" w:history="1">
         <w:r>
@@ -13577,12 +15775,21 @@
           <w:lang w:val="en"/>
         </w:rPr>
       </w:pPr>
-      <w:r>
-        <w:rPr>
-          <w:rFonts w:ascii="var(--bs-body-font-family)" w:eastAsia="Times New Roman" w:hAnsi="var(--bs-body-font-family)"/>
-          <w:lang w:val="en"/>
-        </w:rPr>
-        <w:t xml:space="preserve">Salganik, Matthew J. 2006. “Variance Estimation, Design Effects, and Sample Size Calculations for Respondent-Driven Sampling.” </w:t>
+      <w:proofErr w:type="spellStart"/>
+      <w:r>
+        <w:rPr>
+          <w:rFonts w:ascii="var(--bs-body-font-family)" w:eastAsia="Times New Roman" w:hAnsi="var(--bs-body-font-family)"/>
+          <w:lang w:val="en"/>
+        </w:rPr>
+        <w:t>Salganik</w:t>
+      </w:r>
+      <w:proofErr w:type="spellEnd"/>
+      <w:r>
+        <w:rPr>
+          <w:rFonts w:ascii="var(--bs-body-font-family)" w:eastAsia="Times New Roman" w:hAnsi="var(--bs-body-font-family)"/>
+          <w:lang w:val="en"/>
+        </w:rPr>
+        <w:t xml:space="preserve">, Matthew J. 2006. “Variance Estimation, Design Effects, and Sample Size Calculations for Respondent-Driven Sampling.” </w:t>
       </w:r>
       <w:r>
         <w:rPr>
@@ -13625,12 +15832,21 @@
           <w:lang w:val="en"/>
         </w:rPr>
       </w:pPr>
-      <w:r>
-        <w:rPr>
-          <w:rFonts w:ascii="var(--bs-body-font-family)" w:eastAsia="Times New Roman" w:hAnsi="var(--bs-body-font-family)"/>
-          <w:lang w:val="en"/>
-        </w:rPr>
-        <w:t xml:space="preserve">Salganik, Matthew J., and Douglas D. Heckathorn. 2004. “Sampling and Estimation in Hidden Populations Using Respondent-Driven Sampling.” </w:t>
+      <w:proofErr w:type="spellStart"/>
+      <w:r>
+        <w:rPr>
+          <w:rFonts w:ascii="var(--bs-body-font-family)" w:eastAsia="Times New Roman" w:hAnsi="var(--bs-body-font-family)"/>
+          <w:lang w:val="en"/>
+        </w:rPr>
+        <w:t>Salganik</w:t>
+      </w:r>
+      <w:proofErr w:type="spellEnd"/>
+      <w:r>
+        <w:rPr>
+          <w:rFonts w:ascii="var(--bs-body-font-family)" w:eastAsia="Times New Roman" w:hAnsi="var(--bs-body-font-family)"/>
+          <w:lang w:val="en"/>
+        </w:rPr>
+        <w:t xml:space="preserve">, Matthew J., and Douglas D. Heckathorn. 2004. “Sampling and Estimation in Hidden Populations Using Respondent-Driven Sampling.” </w:t>
       </w:r>
       <w:r>
         <w:rPr>
@@ -13661,7 +15877,23 @@
           <w:rFonts w:ascii="var(--bs-body-font-family)" w:eastAsia="Times New Roman" w:hAnsi="var(--bs-body-font-family)"/>
           <w:lang w:val="en"/>
         </w:rPr>
-        <w:t xml:space="preserve">Schwitters, A., M. Swaminathan, and D. Serwadda. 2012. “Prevalence of Rape and Client-Initiated Gender-Based Violence Among Female Sex Workers: Kampala, Uganda.” </w:t>
+        <w:t xml:space="preserve">Schwitters, A., M. Swaminathan, and D. </w:t>
+      </w:r>
+      <w:proofErr w:type="spellStart"/>
+      <w:r>
+        <w:rPr>
+          <w:rFonts w:ascii="var(--bs-body-font-family)" w:eastAsia="Times New Roman" w:hAnsi="var(--bs-body-font-family)"/>
+          <w:lang w:val="en"/>
+        </w:rPr>
+        <w:t>Serwadda</w:t>
+      </w:r>
+      <w:proofErr w:type="spellEnd"/>
+      <w:r>
+        <w:rPr>
+          <w:rFonts w:ascii="var(--bs-body-font-family)" w:eastAsia="Times New Roman" w:hAnsi="var(--bs-body-font-family)"/>
+          <w:lang w:val="en"/>
+        </w:rPr>
+        <w:t xml:space="preserve">. 2012. “Prevalence of Rape and Client-Initiated Gender-Based Violence Among Female Sex Workers: Kampala, Uganda.” </w:t>
       </w:r>
       <w:r>
         <w:rPr>
@@ -13669,8 +15901,18 @@
           <w:rFonts w:ascii="var(--bs-body-font-family)" w:eastAsia="Times New Roman" w:hAnsi="var(--bs-body-font-family)"/>
           <w:lang w:val="en"/>
         </w:rPr>
-        <w:t>AIDS Behaviour</w:t>
-      </w:r>
+        <w:t xml:space="preserve">AIDS </w:t>
+      </w:r>
+      <w:proofErr w:type="spellStart"/>
+      <w:r>
+        <w:rPr>
+          <w:rStyle w:val="Emphasis"/>
+          <w:rFonts w:ascii="var(--bs-body-font-family)" w:eastAsia="Times New Roman" w:hAnsi="var(--bs-body-font-family)"/>
+          <w:lang w:val="en"/>
+        </w:rPr>
+        <w:t>Behaviour</w:t>
+      </w:r>
+      <w:proofErr w:type="spellEnd"/>
       <w:r>
         <w:rPr>
           <w:rFonts w:ascii="var(--bs-body-font-family)" w:eastAsia="Times New Roman" w:hAnsi="var(--bs-body-font-family)"/>
@@ -13723,7 +15965,39 @@
           <w:rFonts w:ascii="var(--bs-body-font-family)" w:eastAsia="Times New Roman" w:hAnsi="var(--bs-body-font-family)"/>
           <w:lang w:val="en"/>
         </w:rPr>
-        <w:t xml:space="preserve">Semaan, S., S. Santibanez, R. S. Garfein, D. D. Heckathorn, and D. C. Jarlais. 2009. “Ethical and Regulatory Considerations in HIV Prevention Studies Employing Respondent-Driven Sampling.” </w:t>
+        <w:t xml:space="preserve">Semaan, S., S. Santibanez, R. S. </w:t>
+      </w:r>
+      <w:proofErr w:type="spellStart"/>
+      <w:r>
+        <w:rPr>
+          <w:rFonts w:ascii="var(--bs-body-font-family)" w:eastAsia="Times New Roman" w:hAnsi="var(--bs-body-font-family)"/>
+          <w:lang w:val="en"/>
+        </w:rPr>
+        <w:t>Garfein</w:t>
+      </w:r>
+      <w:proofErr w:type="spellEnd"/>
+      <w:r>
+        <w:rPr>
+          <w:rFonts w:ascii="var(--bs-body-font-family)" w:eastAsia="Times New Roman" w:hAnsi="var(--bs-body-font-family)"/>
+          <w:lang w:val="en"/>
+        </w:rPr>
+        <w:t xml:space="preserve">, D. D. Heckathorn, and D. C. </w:t>
+      </w:r>
+      <w:proofErr w:type="spellStart"/>
+      <w:r>
+        <w:rPr>
+          <w:rFonts w:ascii="var(--bs-body-font-family)" w:eastAsia="Times New Roman" w:hAnsi="var(--bs-body-font-family)"/>
+          <w:lang w:val="en"/>
+        </w:rPr>
+        <w:t>Jarlais</w:t>
+      </w:r>
+      <w:proofErr w:type="spellEnd"/>
+      <w:r>
+        <w:rPr>
+          <w:rFonts w:ascii="var(--bs-body-font-family)" w:eastAsia="Times New Roman" w:hAnsi="var(--bs-body-font-family)"/>
+          <w:lang w:val="en"/>
+        </w:rPr>
+        <w:t xml:space="preserve">. 2009. “Ethical and Regulatory Considerations in HIV Prevention Studies Employing Respondent-Driven Sampling.” </w:t>
       </w:r>
       <w:r>
         <w:rPr>
@@ -13754,7 +16028,23 @@
           <w:rFonts w:ascii="var(--bs-body-font-family)" w:eastAsia="Times New Roman" w:hAnsi="var(--bs-body-font-family)"/>
           <w:lang w:val="en"/>
         </w:rPr>
-        <w:t xml:space="preserve">Singer, E., and R. M. Bossarte. 2006. “Incentives for Survey Participation: When Are They ‘Coercive’?” </w:t>
+        <w:t xml:space="preserve">Singer, E., and R. M. </w:t>
+      </w:r>
+      <w:proofErr w:type="spellStart"/>
+      <w:r>
+        <w:rPr>
+          <w:rFonts w:ascii="var(--bs-body-font-family)" w:eastAsia="Times New Roman" w:hAnsi="var(--bs-body-font-family)"/>
+          <w:lang w:val="en"/>
+        </w:rPr>
+        <w:t>Bossarte</w:t>
+      </w:r>
+      <w:proofErr w:type="spellEnd"/>
+      <w:r>
+        <w:rPr>
+          <w:rFonts w:ascii="var(--bs-body-font-family)" w:eastAsia="Times New Roman" w:hAnsi="var(--bs-body-font-family)"/>
+          <w:lang w:val="en"/>
+        </w:rPr>
+        <w:t xml:space="preserve">. 2006. “Incentives for Survey Participation: When Are They ‘Coercive’?” </w:t>
       </w:r>
       <w:r>
         <w:rPr>
@@ -13976,7 +16266,39 @@
           <w:rFonts w:ascii="var(--bs-body-font-family)" w:eastAsia="Times New Roman" w:hAnsi="var(--bs-body-font-family)"/>
           <w:lang w:val="en"/>
         </w:rPr>
-        <w:t xml:space="preserve">Weir, Sharon S., M. Giovanna Merli, Jing Li, Anisha D. Gandhi, William W. Neely, Jessie K. Edwards, Chirayath M. Suchindran, Gail E. Henderson, and Xiang-Sheng Chen. 2012. “A Comparison of Respondent-Driven and Venue-Based Sampling of Female Sex Workers in Liuzhou, China.” </w:t>
+        <w:t xml:space="preserve">Weir, Sharon S., M. Giovanna Merli, Jing Li, Anisha D. Gandhi, William W. Neely, Jessie K. Edwards, </w:t>
+      </w:r>
+      <w:proofErr w:type="spellStart"/>
+      <w:r>
+        <w:rPr>
+          <w:rFonts w:ascii="var(--bs-body-font-family)" w:eastAsia="Times New Roman" w:hAnsi="var(--bs-body-font-family)"/>
+          <w:lang w:val="en"/>
+        </w:rPr>
+        <w:t>Chirayath</w:t>
+      </w:r>
+      <w:proofErr w:type="spellEnd"/>
+      <w:r>
+        <w:rPr>
+          <w:rFonts w:ascii="var(--bs-body-font-family)" w:eastAsia="Times New Roman" w:hAnsi="var(--bs-body-font-family)"/>
+          <w:lang w:val="en"/>
+        </w:rPr>
+        <w:t xml:space="preserve"> M. </w:t>
+      </w:r>
+      <w:proofErr w:type="spellStart"/>
+      <w:r>
+        <w:rPr>
+          <w:rFonts w:ascii="var(--bs-body-font-family)" w:eastAsia="Times New Roman" w:hAnsi="var(--bs-body-font-family)"/>
+          <w:lang w:val="en"/>
+        </w:rPr>
+        <w:t>Suchindran</w:t>
+      </w:r>
+      <w:proofErr w:type="spellEnd"/>
+      <w:r>
+        <w:rPr>
+          <w:rFonts w:ascii="var(--bs-body-font-family)" w:eastAsia="Times New Roman" w:hAnsi="var(--bs-body-font-family)"/>
+          <w:lang w:val="en"/>
+        </w:rPr>
+        <w:t xml:space="preserve">, Gail E. Henderson, and Xiang-Sheng Chen. 2012. “A Comparison of Respondent-Driven and Venue-Based Sampling of Female Sex Workers in Liuzhou, China.” </w:t>
       </w:r>
       <w:r>
         <w:rPr>
@@ -14019,12 +16341,21 @@
           <w:lang w:val="en"/>
         </w:rPr>
       </w:pPr>
-      <w:r>
-        <w:rPr>
-          <w:rFonts w:ascii="var(--bs-body-font-family)" w:eastAsia="Times New Roman" w:hAnsi="var(--bs-body-font-family)"/>
-          <w:lang w:val="en"/>
-        </w:rPr>
-        <w:t xml:space="preserve">Wejnert, C., and Douglas D. Heckathorn. 2008. “Web-Based Network Sampling: Efficiency and Efficacy of Respondent-Driven Sampling for Online Research.” </w:t>
+      <w:proofErr w:type="spellStart"/>
+      <w:r>
+        <w:rPr>
+          <w:rFonts w:ascii="var(--bs-body-font-family)" w:eastAsia="Times New Roman" w:hAnsi="var(--bs-body-font-family)"/>
+          <w:lang w:val="en"/>
+        </w:rPr>
+        <w:t>Wejnert</w:t>
+      </w:r>
+      <w:proofErr w:type="spellEnd"/>
+      <w:r>
+        <w:rPr>
+          <w:rFonts w:ascii="var(--bs-body-font-family)" w:eastAsia="Times New Roman" w:hAnsi="var(--bs-body-font-family)"/>
+          <w:lang w:val="en"/>
+        </w:rPr>
+        <w:t xml:space="preserve">, C., and Douglas D. Heckathorn. 2008. “Web-Based Network Sampling: Efficiency and Efficacy of Respondent-Driven Sampling for Online Research.” </w:t>
       </w:r>
       <w:r>
         <w:rPr>
@@ -14103,7 +16434,23 @@
           <w:rFonts w:ascii="var(--bs-body-font-family)" w:eastAsia="Times New Roman" w:hAnsi="var(--bs-body-font-family)"/>
           <w:lang w:val="en"/>
         </w:rPr>
-        <w:t xml:space="preserve">Zhang, S. X. 2012. “Measuring Labour Trafficking: A Research Note.” </w:t>
+        <w:t xml:space="preserve">Zhang, S. X. 2012. “Measuring </w:t>
+      </w:r>
+      <w:proofErr w:type="spellStart"/>
+      <w:r>
+        <w:rPr>
+          <w:rFonts w:ascii="var(--bs-body-font-family)" w:eastAsia="Times New Roman" w:hAnsi="var(--bs-body-font-family)"/>
+          <w:lang w:val="en"/>
+        </w:rPr>
+        <w:t>Labour</w:t>
+      </w:r>
+      <w:proofErr w:type="spellEnd"/>
+      <w:r>
+        <w:rPr>
+          <w:rFonts w:ascii="var(--bs-body-font-family)" w:eastAsia="Times New Roman" w:hAnsi="var(--bs-body-font-family)"/>
+          <w:lang w:val="en"/>
+        </w:rPr>
+        <w:t xml:space="preserve"> Trafficking: A Research Note.” </w:t>
       </w:r>
       <w:r>
         <w:rPr>
@@ -16935,14 +19282,42 @@
               <w:rPr>
                 <w:rFonts w:ascii="var(--bs-body-font-family)" w:eastAsia="Times New Roman" w:hAnsi="var(--bs-body-font-family)"/>
               </w:rPr>
-              <w:t xml:space="preserve"> RDS-I: Salganik-Heckathorn estimator; RDS-SS: Gile's Successive Sampling estimator. Population sizes represent assumed UK domestic worker totals: 50K, 100K, 980K, and 1.74M. Estimates shown as </w:t>
+              <w:t xml:space="preserve"> RDS-I: </w:t>
+            </w:r>
+            <w:proofErr w:type="spellStart"/>
+            <w:r>
+              <w:rPr>
+                <w:rFonts w:ascii="var(--bs-body-font-family)" w:eastAsia="Times New Roman" w:hAnsi="var(--bs-body-font-family)"/>
+              </w:rPr>
+              <w:t>Salganik</w:t>
+            </w:r>
+            <w:proofErr w:type="spellEnd"/>
+            <w:r>
+              <w:rPr>
+                <w:rFonts w:ascii="var(--bs-body-font-family)" w:eastAsia="Times New Roman" w:hAnsi="var(--bs-body-font-family)"/>
+              </w:rPr>
+              <w:t xml:space="preserve">-Heckathorn estimator; RDS-SS: Gile's Successive Sampling estimator. Population sizes represent assumed UK domestic worker totals: 50K, 100K, 980K, and 1.74M. Estimates shown as </w:t>
             </w:r>
             <w:r>
               <w:rPr>
                 <w:rFonts w:ascii="var(--bs-body-font-family)" w:eastAsia="Times New Roman" w:hAnsi="var(--bs-body-font-family)"/>
               </w:rPr>
               <w:lastRenderedPageBreak/>
-              <w:t>prevalence (95% CI) from neighborhood bootstrap with 1,000 resamples.</w:t>
+              <w:t xml:space="preserve">prevalence (95% CI) from </w:t>
+            </w:r>
+            <w:proofErr w:type="spellStart"/>
+            <w:r>
+              <w:rPr>
+                <w:rFonts w:ascii="var(--bs-body-font-family)" w:eastAsia="Times New Roman" w:hAnsi="var(--bs-body-font-family)"/>
+              </w:rPr>
+              <w:t>neighborhood</w:t>
+            </w:r>
+            <w:proofErr w:type="spellEnd"/>
+            <w:r>
+              <w:rPr>
+                <w:rFonts w:ascii="var(--bs-body-font-family)" w:eastAsia="Times New Roman" w:hAnsi="var(--bs-body-font-family)"/>
+              </w:rPr>
+              <w:t xml:space="preserve"> bootstrap with 1,000 resamples.</w:t>
             </w:r>
           </w:p>
         </w:tc>
@@ -17357,7 +19732,25 @@
                 <w:b/>
                 <w:bCs/>
               </w:rPr>
-              <w:t xml:space="preserve">Prevalence Estimates (95% CrI) </w:t>
+              <w:t xml:space="preserve">Prevalence Estimates (95% </w:t>
+            </w:r>
+            <w:proofErr w:type="spellStart"/>
+            <w:r>
+              <w:rPr>
+                <w:rFonts w:ascii="var(--bs-body-font-family)" w:eastAsia="Times New Roman" w:hAnsi="var(--bs-body-font-family)"/>
+                <w:b/>
+                <w:bCs/>
+              </w:rPr>
+              <w:t>CrI</w:t>
+            </w:r>
+            <w:proofErr w:type="spellEnd"/>
+            <w:r>
+              <w:rPr>
+                <w:rFonts w:ascii="var(--bs-body-font-family)" w:eastAsia="Times New Roman" w:hAnsi="var(--bs-body-font-family)"/>
+                <w:b/>
+                <w:bCs/>
+              </w:rPr>
+              <w:t xml:space="preserve">) </w:t>
             </w:r>
           </w:p>
         </w:tc>
@@ -19087,7 +21480,21 @@
               <w:rPr>
                 <w:rFonts w:ascii="var(--bs-body-font-family)" w:eastAsia="Times New Roman" w:hAnsi="var(--bs-body-font-family)"/>
               </w:rPr>
-              <w:t xml:space="preserve"> Model-Assisted estimates from Gile &amp; Handcock (2015) Bayesian inference. CrI = Credible Interval from posterior distribution.</w:t>
+              <w:t xml:space="preserve"> Model-Assisted estimates from Gile &amp; Handcock (2015) Bayesian inference. </w:t>
+            </w:r>
+            <w:proofErr w:type="spellStart"/>
+            <w:r>
+              <w:rPr>
+                <w:rFonts w:ascii="var(--bs-body-font-family)" w:eastAsia="Times New Roman" w:hAnsi="var(--bs-body-font-family)"/>
+              </w:rPr>
+              <w:t>CrI</w:t>
+            </w:r>
+            <w:proofErr w:type="spellEnd"/>
+            <w:r>
+              <w:rPr>
+                <w:rFonts w:ascii="var(--bs-body-font-family)" w:eastAsia="Times New Roman" w:hAnsi="var(--bs-body-font-family)"/>
+              </w:rPr>
+              <w:t xml:space="preserve"> = Credible Interval from posterior distribution.</w:t>
             </w:r>
           </w:p>
         </w:tc>
@@ -19287,7 +21694,23 @@
           <w:rFonts w:ascii="var(--bs-body-font-family)" w:hAnsi="var(--bs-body-font-family)"/>
           <w:lang w:val="en"/>
         </w:rPr>
-        <w:t xml:space="preserve"> show MA estimates are robust to these paramter choices.</w:t>
+        <w:t xml:space="preserve"> show MA estimates are robust to these </w:t>
+      </w:r>
+      <w:proofErr w:type="spellStart"/>
+      <w:r>
+        <w:rPr>
+          <w:rFonts w:ascii="var(--bs-body-font-family)" w:hAnsi="var(--bs-body-font-family)"/>
+          <w:lang w:val="en"/>
+        </w:rPr>
+        <w:t>paramter</w:t>
+      </w:r>
+      <w:proofErr w:type="spellEnd"/>
+      <w:r>
+        <w:rPr>
+          <w:rFonts w:ascii="var(--bs-body-font-family)" w:hAnsi="var(--bs-body-font-family)"/>
+          <w:lang w:val="en"/>
+        </w:rPr>
+        <w:t xml:space="preserve"> choices.</w:t>
       </w:r>
     </w:p>
     <w:p>
@@ -19322,16 +21745,16 @@
         <w:tblLook w:val="04A0" w:firstRow="1" w:lastRow="0" w:firstColumn="1" w:lastColumn="0" w:noHBand="0" w:noVBand="1"/>
       </w:tblPr>
       <w:tblGrid>
-        <w:gridCol w:w="1574"/>
-        <w:gridCol w:w="916"/>
-        <w:gridCol w:w="1023"/>
-        <w:gridCol w:w="916"/>
-        <w:gridCol w:w="916"/>
-        <w:gridCol w:w="1023"/>
-        <w:gridCol w:w="916"/>
-        <w:gridCol w:w="916"/>
-        <w:gridCol w:w="1023"/>
-        <w:gridCol w:w="916"/>
+        <w:gridCol w:w="1399"/>
+        <w:gridCol w:w="816"/>
+        <w:gridCol w:w="910"/>
+        <w:gridCol w:w="815"/>
+        <w:gridCol w:w="815"/>
+        <w:gridCol w:w="910"/>
+        <w:gridCol w:w="815"/>
+        <w:gridCol w:w="815"/>
+        <w:gridCol w:w="910"/>
+        <w:gridCol w:w="815"/>
       </w:tblGrid>
       <w:tr>
         <w:trPr>
@@ -21332,14 +23755,28 @@
               <w:rPr>
                 <w:rFonts w:ascii="var(--bs-body-font-family)" w:eastAsia="Times New Roman" w:hAnsi="var(--bs-body-font-family)"/>
               </w:rPr>
-              <w:t xml:space="preserve"> Estimates from Gile &amp; Handcock (2015) Bayesian Model-Assisted inference. Population sizes: 50K, 100K, 980K, 1.74M domestic workers. Seed methods: Degree (by network degree), Random, </w:t>
+              <w:t xml:space="preserve"> Estimates from Gile &amp; Handcock (2015) Bayesian Model-Assisted inference. Population sizes: 50K, 100K, 980K, 1.74M domestic workers. Seed methods: Degree (by </w:t>
             </w:r>
             <w:r>
               <w:rPr>
                 <w:rFonts w:ascii="var(--bs-body-font-family)" w:eastAsia="Times New Roman" w:hAnsi="var(--bs-body-font-family)"/>
               </w:rPr>
               <w:lastRenderedPageBreak/>
-              <w:t>Sample (from data). CrI = Bayesian credible interval.</w:t>
+              <w:t xml:space="preserve">network degree), Random, Sample (from data). </w:t>
+            </w:r>
+            <w:proofErr w:type="spellStart"/>
+            <w:r>
+              <w:rPr>
+                <w:rFonts w:ascii="var(--bs-body-font-family)" w:eastAsia="Times New Roman" w:hAnsi="var(--bs-body-font-family)"/>
+              </w:rPr>
+              <w:t>CrI</w:t>
+            </w:r>
+            <w:proofErr w:type="spellEnd"/>
+            <w:r>
+              <w:rPr>
+                <w:rFonts w:ascii="var(--bs-body-font-family)" w:eastAsia="Times New Roman" w:hAnsi="var(--bs-body-font-family)"/>
+              </w:rPr>
+              <w:t xml:space="preserve"> = Bayesian credible interval.</w:t>
             </w:r>
           </w:p>
         </w:tc>
@@ -22268,12 +24705,14 @@
                 <w:rFonts w:ascii="var(--bs-body-font-family)" w:eastAsia="Times New Roman" w:hAnsi="var(--bs-body-font-family)"/>
               </w:rPr>
             </w:pPr>
+            <w:proofErr w:type="spellStart"/>
             <w:r>
               <w:rPr>
                 <w:rFonts w:ascii="var(--bs-body-font-family)" w:eastAsia="Times New Roman" w:hAnsi="var(--bs-body-font-family)"/>
               </w:rPr>
               <w:t>neighboot</w:t>
             </w:r>
+            <w:proofErr w:type="spellEnd"/>
           </w:p>
         </w:tc>
         <w:tc>
@@ -22924,12 +25363,14 @@
                 <w:rFonts w:ascii="var(--bs-body-font-family)" w:eastAsia="Times New Roman" w:hAnsi="var(--bs-body-font-family)"/>
               </w:rPr>
             </w:pPr>
+            <w:proofErr w:type="spellStart"/>
             <w:r>
               <w:rPr>
                 <w:rFonts w:ascii="var(--bs-body-font-family)" w:eastAsia="Times New Roman" w:hAnsi="var(--bs-body-font-family)"/>
               </w:rPr>
               <w:t>neighboot</w:t>
             </w:r>
+            <w:proofErr w:type="spellEnd"/>
           </w:p>
         </w:tc>
         <w:tc>
@@ -23581,12 +26022,14 @@
                 <w:rFonts w:ascii="var(--bs-body-font-family)" w:eastAsia="Times New Roman" w:hAnsi="var(--bs-body-font-family)"/>
               </w:rPr>
             </w:pPr>
+            <w:proofErr w:type="spellStart"/>
             <w:r>
               <w:rPr>
                 <w:rFonts w:ascii="var(--bs-body-font-family)" w:eastAsia="Times New Roman" w:hAnsi="var(--bs-body-font-family)"/>
               </w:rPr>
               <w:t>neighboot</w:t>
             </w:r>
+            <w:proofErr w:type="spellEnd"/>
           </w:p>
         </w:tc>
         <w:tc>
@@ -24237,12 +26680,14 @@
                 <w:rFonts w:ascii="var(--bs-body-font-family)" w:eastAsia="Times New Roman" w:hAnsi="var(--bs-body-font-family)"/>
               </w:rPr>
             </w:pPr>
+            <w:proofErr w:type="spellStart"/>
             <w:r>
               <w:rPr>
                 <w:rFonts w:ascii="var(--bs-body-font-family)" w:eastAsia="Times New Roman" w:hAnsi="var(--bs-body-font-family)"/>
               </w:rPr>
               <w:t>neighboot</w:t>
             </w:r>
+            <w:proofErr w:type="spellEnd"/>
           </w:p>
         </w:tc>
         <w:tc>
@@ -24893,12 +27338,14 @@
                 <w:rFonts w:ascii="var(--bs-body-font-family)" w:eastAsia="Times New Roman" w:hAnsi="var(--bs-body-font-family)"/>
               </w:rPr>
             </w:pPr>
+            <w:proofErr w:type="spellStart"/>
             <w:r>
               <w:rPr>
                 <w:rFonts w:ascii="var(--bs-body-font-family)" w:eastAsia="Times New Roman" w:hAnsi="var(--bs-body-font-family)"/>
               </w:rPr>
               <w:t>neighboot</w:t>
             </w:r>
+            <w:proofErr w:type="spellEnd"/>
           </w:p>
         </w:tc>
         <w:tc>
@@ -35478,7 +37925,25 @@
           <w:rFonts w:ascii="var(--bs-body-font-family)" w:hAnsi="var(--bs-body-font-family)"/>
           <w:lang w:val="en"/>
         </w:rPr>
-        <w:t>Feehan and Salganik (</w:t>
+        <w:t xml:space="preserve">Feehan and </w:t>
+      </w:r>
+      <w:proofErr w:type="spellStart"/>
+      <w:r>
+        <w:rPr>
+          <w:rStyle w:val="citation"/>
+          <w:rFonts w:ascii="var(--bs-body-font-family)" w:hAnsi="var(--bs-body-font-family)"/>
+          <w:lang w:val="en"/>
+        </w:rPr>
+        <w:t>Salganik</w:t>
+      </w:r>
+      <w:proofErr w:type="spellEnd"/>
+      <w:r>
+        <w:rPr>
+          <w:rStyle w:val="citation"/>
+          <w:rFonts w:ascii="var(--bs-body-font-family)" w:hAnsi="var(--bs-body-font-family)"/>
+          <w:lang w:val="en"/>
+        </w:rPr>
+        <w:t xml:space="preserve"> (</w:t>
       </w:r>
       <w:hyperlink w:anchor="ref-feeh16-generalizing" w:history="1">
         <w:r>
@@ -35506,13 +37971,23 @@
         </w:rPr>
         <w:t xml:space="preserve"> and </w:t>
       </w:r>
+      <w:proofErr w:type="spellStart"/>
       <w:r>
         <w:rPr>
           <w:rStyle w:val="citation"/>
           <w:rFonts w:ascii="var(--bs-body-font-family)" w:hAnsi="var(--bs-body-font-family)"/>
           <w:lang w:val="en"/>
         </w:rPr>
-        <w:t>Salganik (</w:t>
+        <w:t>Salganik</w:t>
+      </w:r>
+      <w:proofErr w:type="spellEnd"/>
+      <w:r>
+        <w:rPr>
+          <w:rStyle w:val="citation"/>
+          <w:rFonts w:ascii="var(--bs-body-font-family)" w:hAnsi="var(--bs-body-font-family)"/>
+          <w:lang w:val="en"/>
+        </w:rPr>
+        <w:t xml:space="preserve"> (</w:t>
       </w:r>
       <w:hyperlink w:anchor="ref-salg06-variance" w:history="1">
         <w:r>
@@ -35546,7 +38021,25 @@
           <w:rFonts w:ascii="var(--bs-body-font-family)" w:hAnsi="var(--bs-body-font-family)"/>
           <w:lang w:val="en"/>
         </w:rPr>
-        <w:t>\(\pi_i\)</w:t>
+        <w:t>\(\</w:t>
+      </w:r>
+      <w:proofErr w:type="spellStart"/>
+      <w:r>
+        <w:rPr>
+          <w:rStyle w:val="math"/>
+          <w:rFonts w:ascii="var(--bs-body-font-family)" w:hAnsi="var(--bs-body-font-family)"/>
+          <w:lang w:val="en"/>
+        </w:rPr>
+        <w:t>pi_i</w:t>
+      </w:r>
+      <w:proofErr w:type="spellEnd"/>
+      <w:r>
+        <w:rPr>
+          <w:rStyle w:val="math"/>
+          <w:rFonts w:ascii="var(--bs-body-font-family)" w:hAnsi="var(--bs-body-font-family)"/>
+          <w:lang w:val="en"/>
+        </w:rPr>
+        <w:t>\)</w:t>
       </w:r>
       <w:r>
         <w:rPr>
@@ -35636,7 +38129,43 @@
           <w:rFonts w:ascii="var(--bs-body-font-family)" w:hAnsi="var(--bs-body-font-family)"/>
           <w:lang w:val="en"/>
         </w:rPr>
-        <w:t>\[ \mathcal{S} = \{i_1, i_2, \dots, i_n\} \]</w:t>
+        <w:t>\[ \</w:t>
+      </w:r>
+      <w:proofErr w:type="spellStart"/>
+      <w:r>
+        <w:rPr>
+          <w:rStyle w:val="math"/>
+          <w:rFonts w:ascii="var(--bs-body-font-family)" w:hAnsi="var(--bs-body-font-family)"/>
+          <w:lang w:val="en"/>
+        </w:rPr>
+        <w:t>mathcal</w:t>
+      </w:r>
+      <w:proofErr w:type="spellEnd"/>
+      <w:r>
+        <w:rPr>
+          <w:rStyle w:val="math"/>
+          <w:rFonts w:ascii="var(--bs-body-font-family)" w:hAnsi="var(--bs-body-font-family)"/>
+          <w:lang w:val="en"/>
+        </w:rPr>
+        <w:t xml:space="preserve">{S} = \{i_1, i_2, \dots, </w:t>
+      </w:r>
+      <w:proofErr w:type="spellStart"/>
+      <w:r>
+        <w:rPr>
+          <w:rStyle w:val="math"/>
+          <w:rFonts w:ascii="var(--bs-body-font-family)" w:hAnsi="var(--bs-body-font-family)"/>
+          <w:lang w:val="en"/>
+        </w:rPr>
+        <w:t>i_n</w:t>
+      </w:r>
+      <w:proofErr w:type="spellEnd"/>
+      <w:r>
+        <w:rPr>
+          <w:rStyle w:val="math"/>
+          <w:rFonts w:ascii="var(--bs-body-font-family)" w:hAnsi="var(--bs-body-font-family)"/>
+          <w:lang w:val="en"/>
+        </w:rPr>
+        <w:t>\} \]</w:t>
       </w:r>
       <w:r>
         <w:rPr>
@@ -35651,7 +38180,25 @@
           <w:rFonts w:ascii="var(--bs-body-font-family)" w:hAnsi="var(--bs-body-font-family)"/>
           <w:lang w:val="en"/>
         </w:rPr>
-        <w:t>\(d_i\)</w:t>
+        <w:t>\(</w:t>
+      </w:r>
+      <w:proofErr w:type="spellStart"/>
+      <w:r>
+        <w:rPr>
+          <w:rStyle w:val="math"/>
+          <w:rFonts w:ascii="var(--bs-body-font-family)" w:hAnsi="var(--bs-body-font-family)"/>
+          <w:lang w:val="en"/>
+        </w:rPr>
+        <w:t>d_i</w:t>
+      </w:r>
+      <w:proofErr w:type="spellEnd"/>
+      <w:r>
+        <w:rPr>
+          <w:rStyle w:val="math"/>
+          <w:rFonts w:ascii="var(--bs-body-font-family)" w:hAnsi="var(--bs-body-font-family)"/>
+          <w:lang w:val="en"/>
+        </w:rPr>
+        <w:t>\)</w:t>
       </w:r>
       <w:r>
         <w:rPr>
@@ -35666,7 +38213,25 @@
           <w:rFonts w:ascii="var(--bs-body-font-family)" w:hAnsi="var(--bs-body-font-family)"/>
           <w:lang w:val="en"/>
         </w:rPr>
-        <w:t>\(i\</w:t>
+        <w:t>\(</w:t>
+      </w:r>
+      <w:proofErr w:type="spellStart"/>
+      <w:r>
+        <w:rPr>
+          <w:rStyle w:val="math"/>
+          <w:rFonts w:ascii="var(--bs-body-font-family)" w:hAnsi="var(--bs-body-font-family)"/>
+          <w:lang w:val="en"/>
+        </w:rPr>
+        <w:t>i</w:t>
+      </w:r>
+      <w:proofErr w:type="spellEnd"/>
+      <w:r>
+        <w:rPr>
+          <w:rStyle w:val="math"/>
+          <w:rFonts w:ascii="var(--bs-body-font-family)" w:hAnsi="var(--bs-body-font-family)"/>
+          <w:lang w:val="en"/>
+        </w:rPr>
+        <w:t>\</w:t>
       </w:r>
       <w:proofErr w:type="gramStart"/>
       <w:r>
@@ -35738,17 +38303,38 @@
         </w:rPr>
         <w:t>(</w:t>
       </w:r>
-      <w:hyperlink w:anchor="ref-salg06-variance" w:history="1">
-        <w:r>
-          <w:rPr>
-            <w:rStyle w:val="citation"/>
-            <w:rFonts w:ascii="var(--bs-body-font-family)" w:eastAsia="Times New Roman" w:hAnsi="var(--bs-body-font-family)"/>
-            <w:color w:val="0000FF"/>
-            <w:lang w:val="en"/>
-          </w:rPr>
-          <w:t>Salganik 2006</w:t>
-        </w:r>
-      </w:hyperlink>
+      <w:proofErr w:type="spellStart"/>
+      <w:r>
+        <w:fldChar w:fldCharType="begin"/>
+      </w:r>
+      <w:r>
+        <w:instrText>HYPERLINK \l "ref-salg06-variance"</w:instrText>
+      </w:r>
+      <w:r>
+        <w:fldChar w:fldCharType="separate"/>
+      </w:r>
+      <w:r>
+        <w:rPr>
+          <w:rStyle w:val="citation"/>
+          <w:rFonts w:ascii="var(--bs-body-font-family)" w:eastAsia="Times New Roman" w:hAnsi="var(--bs-body-font-family)"/>
+          <w:color w:val="0000FF"/>
+          <w:lang w:val="en"/>
+        </w:rPr>
+        <w:t>Salganik</w:t>
+      </w:r>
+      <w:proofErr w:type="spellEnd"/>
+      <w:r>
+        <w:rPr>
+          <w:rStyle w:val="citation"/>
+          <w:rFonts w:ascii="var(--bs-body-font-family)" w:eastAsia="Times New Roman" w:hAnsi="var(--bs-body-font-family)"/>
+          <w:color w:val="0000FF"/>
+          <w:lang w:val="en"/>
+        </w:rPr>
+        <w:t xml:space="preserve"> 2006</w:t>
+      </w:r>
+      <w:r>
+        <w:fldChar w:fldCharType="end"/>
+      </w:r>
       <w:r>
         <w:rPr>
           <w:rStyle w:val="citation"/>
@@ -35893,14 +38479,71 @@
           <w:rFonts w:ascii="var(--bs-body-font-family)" w:eastAsia="Times New Roman" w:hAnsi="var(--bs-body-font-family)"/>
           <w:lang w:val="en"/>
         </w:rPr>
-        <w:t xml:space="preserve">Chain Bootstrap: Each bootstrap replicate samples chains or subchains with replacement, preserving recruiter–recruitee links. This is implemented in </w:t>
-      </w:r>
+        <w:t xml:space="preserve">Chain Bootstrap: Each bootstrap replicate samples chains or </w:t>
+      </w:r>
+      <w:proofErr w:type="spellStart"/>
+      <w:r>
+        <w:rPr>
+          <w:rFonts w:ascii="var(--bs-body-font-family)" w:eastAsia="Times New Roman" w:hAnsi="var(--bs-body-font-family)"/>
+          <w:lang w:val="en"/>
+        </w:rPr>
+        <w:t>subchains</w:t>
+      </w:r>
+      <w:proofErr w:type="spellEnd"/>
+      <w:r>
+        <w:rPr>
+          <w:rFonts w:ascii="var(--bs-body-font-family)" w:eastAsia="Times New Roman" w:hAnsi="var(--bs-body-font-family)"/>
+          <w:lang w:val="en"/>
+        </w:rPr>
+        <w:t xml:space="preserve"> with replacement, preserving recruiter–</w:t>
+      </w:r>
+      <w:proofErr w:type="spellStart"/>
+      <w:r>
+        <w:rPr>
+          <w:rFonts w:ascii="var(--bs-body-font-family)" w:eastAsia="Times New Roman" w:hAnsi="var(--bs-body-font-family)"/>
+          <w:lang w:val="en"/>
+        </w:rPr>
+        <w:t>recruitee</w:t>
+      </w:r>
+      <w:proofErr w:type="spellEnd"/>
+      <w:r>
+        <w:rPr>
+          <w:rFonts w:ascii="var(--bs-body-font-family)" w:eastAsia="Times New Roman" w:hAnsi="var(--bs-body-font-family)"/>
+          <w:lang w:val="en"/>
+        </w:rPr>
+        <w:t xml:space="preserve"> links. This is implemented in </w:t>
+      </w:r>
+      <w:proofErr w:type="spellStart"/>
       <w:r>
         <w:rPr>
           <w:rStyle w:val="HTMLCode"/>
           <w:lang w:val="en"/>
         </w:rPr>
-        <w:t>surveybootstrap::rds.boot.draw.chain()</w:t>
+        <w:t>surveybootstrap</w:t>
+      </w:r>
+      <w:proofErr w:type="spellEnd"/>
+      <w:r>
+        <w:rPr>
+          <w:rStyle w:val="HTMLCode"/>
+          <w:lang w:val="en"/>
+        </w:rPr>
+        <w:t>::</w:t>
+      </w:r>
+      <w:proofErr w:type="spellStart"/>
+      <w:r>
+        <w:rPr>
+          <w:rStyle w:val="HTMLCode"/>
+          <w:lang w:val="en"/>
+        </w:rPr>
+        <w:t>rds.boot.draw.chain</w:t>
+      </w:r>
+      <w:proofErr w:type="spellEnd"/>
+      <w:r>
+        <w:rPr>
+          <w:rStyle w:val="HTMLCode"/>
+          <w:lang w:val="en"/>
+        </w:rPr>
+        <w:t>()</w:t>
       </w:r>
       <w:r>
         <w:rPr>
@@ -35966,7 +38609,25 @@
           <w:rFonts w:ascii="var(--bs-body-font-family)" w:hAnsi="var(--bs-body-font-family)"/>
           <w:lang w:val="en"/>
         </w:rPr>
-        <w:t>\(\mathcal{S}^{(b)}\)</w:t>
+        <w:t>\(\</w:t>
+      </w:r>
+      <w:proofErr w:type="spellStart"/>
+      <w:r>
+        <w:rPr>
+          <w:rStyle w:val="math"/>
+          <w:rFonts w:ascii="var(--bs-body-font-family)" w:hAnsi="var(--bs-body-font-family)"/>
+          <w:lang w:val="en"/>
+        </w:rPr>
+        <w:t>mathcal</w:t>
+      </w:r>
+      <w:proofErr w:type="spellEnd"/>
+      <w:r>
+        <w:rPr>
+          <w:rStyle w:val="math"/>
+          <w:rFonts w:ascii="var(--bs-body-font-family)" w:hAnsi="var(--bs-body-font-family)"/>
+          <w:lang w:val="en"/>
+        </w:rPr>
+        <w:t>{S}^{(b)}\)</w:t>
       </w:r>
       <w:r>
         <w:rPr>
@@ -36030,7 +38691,25 @@
           <w:rFonts w:ascii="var(--bs-body-font-family)" w:hAnsi="var(--bs-body-font-family)"/>
           <w:lang w:val="en"/>
         </w:rPr>
-        <w:t>\(\pi_i\)</w:t>
+        <w:t>\(\</w:t>
+      </w:r>
+      <w:proofErr w:type="spellStart"/>
+      <w:r>
+        <w:rPr>
+          <w:rStyle w:val="math"/>
+          <w:rFonts w:ascii="var(--bs-body-font-family)" w:hAnsi="var(--bs-body-font-family)"/>
+          <w:lang w:val="en"/>
+        </w:rPr>
+        <w:t>pi_i</w:t>
+      </w:r>
+      <w:proofErr w:type="spellEnd"/>
+      <w:r>
+        <w:rPr>
+          <w:rStyle w:val="math"/>
+          <w:rFonts w:ascii="var(--bs-body-font-family)" w:hAnsi="var(--bs-body-font-family)"/>
+          <w:lang w:val="en"/>
+        </w:rPr>
+        <w:t>\)</w:t>
       </w:r>
       <w:r>
         <w:rPr>
@@ -36045,7 +38724,43 @@
           <w:rFonts w:ascii="var(--bs-body-font-family)" w:hAnsi="var(--bs-body-font-family)"/>
           <w:lang w:val="en"/>
         </w:rPr>
-        <w:t>\(w_i = 1 / \pi_i\)</w:t>
+        <w:t>\(</w:t>
+      </w:r>
+      <w:proofErr w:type="spellStart"/>
+      <w:r>
+        <w:rPr>
+          <w:rStyle w:val="math"/>
+          <w:rFonts w:ascii="var(--bs-body-font-family)" w:hAnsi="var(--bs-body-font-family)"/>
+          <w:lang w:val="en"/>
+        </w:rPr>
+        <w:t>w_i</w:t>
+      </w:r>
+      <w:proofErr w:type="spellEnd"/>
+      <w:r>
+        <w:rPr>
+          <w:rStyle w:val="math"/>
+          <w:rFonts w:ascii="var(--bs-body-font-family)" w:hAnsi="var(--bs-body-font-family)"/>
+          <w:lang w:val="en"/>
+        </w:rPr>
+        <w:t xml:space="preserve"> = 1 / \</w:t>
+      </w:r>
+      <w:proofErr w:type="spellStart"/>
+      <w:r>
+        <w:rPr>
+          <w:rStyle w:val="math"/>
+          <w:rFonts w:ascii="var(--bs-body-font-family)" w:hAnsi="var(--bs-body-font-family)"/>
+          <w:lang w:val="en"/>
+        </w:rPr>
+        <w:t>pi_i</w:t>
+      </w:r>
+      <w:proofErr w:type="spellEnd"/>
+      <w:r>
+        <w:rPr>
+          <w:rStyle w:val="math"/>
+          <w:rFonts w:ascii="var(--bs-body-font-family)" w:hAnsi="var(--bs-body-font-family)"/>
+          <w:lang w:val="en"/>
+        </w:rPr>
+        <w:t>\)</w:t>
       </w:r>
       <w:r>
         <w:rPr>
@@ -36109,7 +38824,25 @@
           <w:rFonts w:ascii="var(--bs-body-font-family)" w:hAnsi="var(--bs-body-font-family)"/>
           <w:lang w:val="en"/>
         </w:rPr>
-        <w:t>\(\mathcal{S}^{(b)}\)</w:t>
+        <w:t>\(\</w:t>
+      </w:r>
+      <w:proofErr w:type="spellStart"/>
+      <w:r>
+        <w:rPr>
+          <w:rStyle w:val="math"/>
+          <w:rFonts w:ascii="var(--bs-body-font-family)" w:hAnsi="var(--bs-body-font-family)"/>
+          <w:lang w:val="en"/>
+        </w:rPr>
+        <w:t>mathcal</w:t>
+      </w:r>
+      <w:proofErr w:type="spellEnd"/>
+      <w:r>
+        <w:rPr>
+          <w:rStyle w:val="math"/>
+          <w:rFonts w:ascii="var(--bs-body-font-family)" w:hAnsi="var(--bs-body-font-family)"/>
+          <w:lang w:val="en"/>
+        </w:rPr>
+        <w:t>{S}^{(b)}\)</w:t>
       </w:r>
       <w:r>
         <w:rPr>
@@ -36124,7 +38857,25 @@
           <w:rFonts w:ascii="var(--bs-body-font-family)" w:hAnsi="var(--bs-body-font-family)"/>
           <w:lang w:val="en"/>
         </w:rPr>
-        <w:t>\(d_i^{(b)}\)</w:t>
+        <w:t>\(</w:t>
+      </w:r>
+      <w:proofErr w:type="spellStart"/>
+      <w:r>
+        <w:rPr>
+          <w:rStyle w:val="math"/>
+          <w:rFonts w:ascii="var(--bs-body-font-family)" w:hAnsi="var(--bs-body-font-family)"/>
+          <w:lang w:val="en"/>
+        </w:rPr>
+        <w:t>d_i</w:t>
+      </w:r>
+      <w:proofErr w:type="spellEnd"/>
+      <w:r>
+        <w:rPr>
+          <w:rStyle w:val="math"/>
+          <w:rFonts w:ascii="var(--bs-body-font-family)" w:hAnsi="var(--bs-body-font-family)"/>
+          <w:lang w:val="en"/>
+        </w:rPr>
+        <w:t>^{(b)}\)</w:t>
       </w:r>
       <w:r>
         <w:rPr>
@@ -36139,7 +38890,25 @@
           <w:rFonts w:ascii="var(--bs-body-font-family)" w:hAnsi="var(--bs-body-font-family)"/>
           <w:lang w:val="en"/>
         </w:rPr>
-        <w:t>\(\pi_i^{(b)}\)</w:t>
+        <w:t>\(\</w:t>
+      </w:r>
+      <w:proofErr w:type="spellStart"/>
+      <w:r>
+        <w:rPr>
+          <w:rStyle w:val="math"/>
+          <w:rFonts w:ascii="var(--bs-body-font-family)" w:hAnsi="var(--bs-body-font-family)"/>
+          <w:lang w:val="en"/>
+        </w:rPr>
+        <w:t>pi_i</w:t>
+      </w:r>
+      <w:proofErr w:type="spellEnd"/>
+      <w:r>
+        <w:rPr>
+          <w:rStyle w:val="math"/>
+          <w:rFonts w:ascii="var(--bs-body-font-family)" w:hAnsi="var(--bs-body-font-family)"/>
+          <w:lang w:val="en"/>
+        </w:rPr>
+        <w:t>^{(b)}\)</w:t>
       </w:r>
       <w:r>
         <w:rPr>
@@ -36227,7 +38996,61 @@
           <w:rFonts w:ascii="var(--bs-body-font-family)" w:hAnsi="var(--bs-body-font-family)"/>
           <w:lang w:val="en"/>
         </w:rPr>
-        <w:t>\[ w_i^{(b)} \propto \frac{1}{d_i^{(b)}} \]</w:t>
+        <w:t xml:space="preserve">\[ </w:t>
+      </w:r>
+      <w:proofErr w:type="spellStart"/>
+      <w:r>
+        <w:rPr>
+          <w:rStyle w:val="math"/>
+          <w:rFonts w:ascii="var(--bs-body-font-family)" w:hAnsi="var(--bs-body-font-family)"/>
+          <w:lang w:val="en"/>
+        </w:rPr>
+        <w:t>w_i</w:t>
+      </w:r>
+      <w:proofErr w:type="spellEnd"/>
+      <w:r>
+        <w:rPr>
+          <w:rStyle w:val="math"/>
+          <w:rFonts w:ascii="var(--bs-body-font-family)" w:hAnsi="var(--bs-body-font-family)"/>
+          <w:lang w:val="en"/>
+        </w:rPr>
+        <w:t>^{(b)} \</w:t>
+      </w:r>
+      <w:proofErr w:type="spellStart"/>
+      <w:r>
+        <w:rPr>
+          <w:rStyle w:val="math"/>
+          <w:rFonts w:ascii="var(--bs-body-font-family)" w:hAnsi="var(--bs-body-font-family)"/>
+          <w:lang w:val="en"/>
+        </w:rPr>
+        <w:t>propto</w:t>
+      </w:r>
+      <w:proofErr w:type="spellEnd"/>
+      <w:r>
+        <w:rPr>
+          <w:rStyle w:val="math"/>
+          <w:rFonts w:ascii="var(--bs-body-font-family)" w:hAnsi="var(--bs-body-font-family)"/>
+          <w:lang w:val="en"/>
+        </w:rPr>
+        <w:t xml:space="preserve"> \frac{1}{</w:t>
+      </w:r>
+      <w:proofErr w:type="spellStart"/>
+      <w:r>
+        <w:rPr>
+          <w:rStyle w:val="math"/>
+          <w:rFonts w:ascii="var(--bs-body-font-family)" w:hAnsi="var(--bs-body-font-family)"/>
+          <w:lang w:val="en"/>
+        </w:rPr>
+        <w:t>d_i</w:t>
+      </w:r>
+      <w:proofErr w:type="spellEnd"/>
+      <w:r>
+        <w:rPr>
+          <w:rStyle w:val="math"/>
+          <w:rFonts w:ascii="var(--bs-body-font-family)" w:hAnsi="var(--bs-body-font-family)"/>
+          <w:lang w:val="en"/>
+        </w:rPr>
+        <w:t>^{(b)}} \]</w:t>
       </w:r>
     </w:p>
     <w:p>
@@ -36322,7 +39145,43 @@
           <w:rFonts w:ascii="var(--bs-body-font-family)" w:hAnsi="var(--bs-body-font-family)"/>
           <w:lang w:val="en"/>
         </w:rPr>
-        <w:t>\(\mathbf{X}_i\)</w:t>
+        <w:t>\(\</w:t>
+      </w:r>
+      <w:proofErr w:type="spellStart"/>
+      <w:r>
+        <w:rPr>
+          <w:rStyle w:val="math"/>
+          <w:rFonts w:ascii="var(--bs-body-font-family)" w:hAnsi="var(--bs-body-font-family)"/>
+          <w:lang w:val="en"/>
+        </w:rPr>
+        <w:t>mathbf</w:t>
+      </w:r>
+      <w:proofErr w:type="spellEnd"/>
+      <w:r>
+        <w:rPr>
+          <w:rStyle w:val="math"/>
+          <w:rFonts w:ascii="var(--bs-body-font-family)" w:hAnsi="var(--bs-body-font-family)"/>
+          <w:lang w:val="en"/>
+        </w:rPr>
+        <w:t>{X}_</w:t>
+      </w:r>
+      <w:proofErr w:type="spellStart"/>
+      <w:r>
+        <w:rPr>
+          <w:rStyle w:val="math"/>
+          <w:rFonts w:ascii="var(--bs-body-font-family)" w:hAnsi="var(--bs-body-font-family)"/>
+          <w:lang w:val="en"/>
+        </w:rPr>
+        <w:t>i</w:t>
+      </w:r>
+      <w:proofErr w:type="spellEnd"/>
+      <w:r>
+        <w:rPr>
+          <w:rStyle w:val="math"/>
+          <w:rFonts w:ascii="var(--bs-body-font-family)" w:hAnsi="var(--bs-body-font-family)"/>
+          <w:lang w:val="en"/>
+        </w:rPr>
+        <w:t>\)</w:t>
       </w:r>
       <w:r>
         <w:rPr>
@@ -36371,7 +39230,25 @@
           <w:rFonts w:ascii="var(--bs-body-font-family)" w:hAnsi="var(--bs-body-font-family)"/>
           <w:lang w:val="en"/>
         </w:rPr>
-        <w:t>\(\mathcal{S}^{(b)}\)</w:t>
+        <w:t>\(\</w:t>
+      </w:r>
+      <w:proofErr w:type="spellStart"/>
+      <w:r>
+        <w:rPr>
+          <w:rStyle w:val="math"/>
+          <w:rFonts w:ascii="var(--bs-body-font-family)" w:hAnsi="var(--bs-body-font-family)"/>
+          <w:lang w:val="en"/>
+        </w:rPr>
+        <w:t>mathcal</w:t>
+      </w:r>
+      <w:proofErr w:type="spellEnd"/>
+      <w:r>
+        <w:rPr>
+          <w:rStyle w:val="math"/>
+          <w:rFonts w:ascii="var(--bs-body-font-family)" w:hAnsi="var(--bs-body-font-family)"/>
+          <w:lang w:val="en"/>
+        </w:rPr>
+        <w:t>{S}^{(b)}\)</w:t>
       </w:r>
       <w:r>
         <w:rPr>
@@ -36435,7 +39312,25 @@
           <w:rFonts w:ascii="var(--bs-body-font-family)" w:hAnsi="var(--bs-body-font-family)"/>
           <w:lang w:val="en"/>
         </w:rPr>
-        <w:t>Feehan and Salganik (</w:t>
+        <w:t xml:space="preserve">Feehan and </w:t>
+      </w:r>
+      <w:proofErr w:type="spellStart"/>
+      <w:r>
+        <w:rPr>
+          <w:rStyle w:val="citation"/>
+          <w:rFonts w:ascii="var(--bs-body-font-family)" w:hAnsi="var(--bs-body-font-family)"/>
+          <w:lang w:val="en"/>
+        </w:rPr>
+        <w:t>Salganik</w:t>
+      </w:r>
+      <w:proofErr w:type="spellEnd"/>
+      <w:r>
+        <w:rPr>
+          <w:rStyle w:val="citation"/>
+          <w:rFonts w:ascii="var(--bs-body-font-family)" w:hAnsi="var(--bs-body-font-family)"/>
+          <w:lang w:val="en"/>
+        </w:rPr>
+        <w:t xml:space="preserve"> (</w:t>
       </w:r>
       <w:hyperlink w:anchor="ref-feeh16-generalizing" w:history="1">
         <w:r>
@@ -36479,7 +39374,133 @@
           <w:rFonts w:ascii="var(--bs-body-font-family)" w:hAnsi="var(--bs-body-font-family)"/>
           <w:lang w:val="en"/>
         </w:rPr>
-        <w:t>\[\hat{N}_H^{(b)} = \left( \frac{\sum_{i} \frac{y_{i,H}}{\pi_i^{(b)}}}{\sum_{i} \frac{d_i}{\pi_i^{(b)}}} \right) \cdot N_F\]</w:t>
+        <w:t>\[\hat{N}_H^{(b)} = \left( \frac{\sum_{</w:t>
+      </w:r>
+      <w:proofErr w:type="spellStart"/>
+      <w:r>
+        <w:rPr>
+          <w:rStyle w:val="math"/>
+          <w:rFonts w:ascii="var(--bs-body-font-family)" w:hAnsi="var(--bs-body-font-family)"/>
+          <w:lang w:val="en"/>
+        </w:rPr>
+        <w:t>i</w:t>
+      </w:r>
+      <w:proofErr w:type="spellEnd"/>
+      <w:r>
+        <w:rPr>
+          <w:rStyle w:val="math"/>
+          <w:rFonts w:ascii="var(--bs-body-font-family)" w:hAnsi="var(--bs-body-font-family)"/>
+          <w:lang w:val="en"/>
+        </w:rPr>
+        <w:t>} \frac{y_{</w:t>
+      </w:r>
+      <w:proofErr w:type="spellStart"/>
+      <w:r>
+        <w:rPr>
+          <w:rStyle w:val="math"/>
+          <w:rFonts w:ascii="var(--bs-body-font-family)" w:hAnsi="var(--bs-body-font-family)"/>
+          <w:lang w:val="en"/>
+        </w:rPr>
+        <w:t>i,H</w:t>
+      </w:r>
+      <w:proofErr w:type="spellEnd"/>
+      <w:r>
+        <w:rPr>
+          <w:rStyle w:val="math"/>
+          <w:rFonts w:ascii="var(--bs-body-font-family)" w:hAnsi="var(--bs-body-font-family)"/>
+          <w:lang w:val="en"/>
+        </w:rPr>
+        <w:t>}}{\</w:t>
+      </w:r>
+      <w:proofErr w:type="spellStart"/>
+      <w:r>
+        <w:rPr>
+          <w:rStyle w:val="math"/>
+          <w:rFonts w:ascii="var(--bs-body-font-family)" w:hAnsi="var(--bs-body-font-family)"/>
+          <w:lang w:val="en"/>
+        </w:rPr>
+        <w:t>pi_i</w:t>
+      </w:r>
+      <w:proofErr w:type="spellEnd"/>
+      <w:r>
+        <w:rPr>
+          <w:rStyle w:val="math"/>
+          <w:rFonts w:ascii="var(--bs-body-font-family)" w:hAnsi="var(--bs-body-font-family)"/>
+          <w:lang w:val="en"/>
+        </w:rPr>
+        <w:t>^{(b)}}}{\sum_{</w:t>
+      </w:r>
+      <w:proofErr w:type="spellStart"/>
+      <w:r>
+        <w:rPr>
+          <w:rStyle w:val="math"/>
+          <w:rFonts w:ascii="var(--bs-body-font-family)" w:hAnsi="var(--bs-body-font-family)"/>
+          <w:lang w:val="en"/>
+        </w:rPr>
+        <w:t>i</w:t>
+      </w:r>
+      <w:proofErr w:type="spellEnd"/>
+      <w:r>
+        <w:rPr>
+          <w:rStyle w:val="math"/>
+          <w:rFonts w:ascii="var(--bs-body-font-family)" w:hAnsi="var(--bs-body-font-family)"/>
+          <w:lang w:val="en"/>
+        </w:rPr>
+        <w:t>} \frac{</w:t>
+      </w:r>
+      <w:proofErr w:type="spellStart"/>
+      <w:r>
+        <w:rPr>
+          <w:rStyle w:val="math"/>
+          <w:rFonts w:ascii="var(--bs-body-font-family)" w:hAnsi="var(--bs-body-font-family)"/>
+          <w:lang w:val="en"/>
+        </w:rPr>
+        <w:t>d_i</w:t>
+      </w:r>
+      <w:proofErr w:type="spellEnd"/>
+      <w:r>
+        <w:rPr>
+          <w:rStyle w:val="math"/>
+          <w:rFonts w:ascii="var(--bs-body-font-family)" w:hAnsi="var(--bs-body-font-family)"/>
+          <w:lang w:val="en"/>
+        </w:rPr>
+        <w:t>}{\</w:t>
+      </w:r>
+      <w:proofErr w:type="spellStart"/>
+      <w:r>
+        <w:rPr>
+          <w:rStyle w:val="math"/>
+          <w:rFonts w:ascii="var(--bs-body-font-family)" w:hAnsi="var(--bs-body-font-family)"/>
+          <w:lang w:val="en"/>
+        </w:rPr>
+        <w:t>pi_i</w:t>
+      </w:r>
+      <w:proofErr w:type="spellEnd"/>
+      <w:r>
+        <w:rPr>
+          <w:rStyle w:val="math"/>
+          <w:rFonts w:ascii="var(--bs-body-font-family)" w:hAnsi="var(--bs-body-font-family)"/>
+          <w:lang w:val="en"/>
+        </w:rPr>
+        <w:t>^{(b)}}} \right) \</w:t>
+      </w:r>
+      <w:proofErr w:type="spellStart"/>
+      <w:r>
+        <w:rPr>
+          <w:rStyle w:val="math"/>
+          <w:rFonts w:ascii="var(--bs-body-font-family)" w:hAnsi="var(--bs-body-font-family)"/>
+          <w:lang w:val="en"/>
+        </w:rPr>
+        <w:t>cdot</w:t>
+      </w:r>
+      <w:proofErr w:type="spellEnd"/>
+      <w:r>
+        <w:rPr>
+          <w:rStyle w:val="math"/>
+          <w:rFonts w:ascii="var(--bs-body-font-family)" w:hAnsi="var(--bs-body-font-family)"/>
+          <w:lang w:val="en"/>
+        </w:rPr>
+        <w:t xml:space="preserve"> N_F\]</w:t>
       </w:r>
     </w:p>
     <w:p>
@@ -36518,7 +39539,25 @@
           <w:rFonts w:ascii="var(--bs-body-font-family)" w:hAnsi="var(--bs-body-font-family)"/>
           <w:lang w:val="en"/>
         </w:rPr>
-        <w:t>\(y_{i,H}\)</w:t>
+        <w:t>\(y_{</w:t>
+      </w:r>
+      <w:proofErr w:type="spellStart"/>
+      <w:r>
+        <w:rPr>
+          <w:rStyle w:val="math"/>
+          <w:rFonts w:ascii="var(--bs-body-font-family)" w:hAnsi="var(--bs-body-font-family)"/>
+          <w:lang w:val="en"/>
+        </w:rPr>
+        <w:t>i,H</w:t>
+      </w:r>
+      <w:proofErr w:type="spellEnd"/>
+      <w:r>
+        <w:rPr>
+          <w:rStyle w:val="math"/>
+          <w:rFonts w:ascii="var(--bs-body-font-family)" w:hAnsi="var(--bs-body-font-family)"/>
+          <w:lang w:val="en"/>
+        </w:rPr>
+        <w:t>}\)</w:t>
       </w:r>
       <w:r>
         <w:rPr>
@@ -36547,7 +39586,25 @@
           <w:rFonts w:ascii="var(--bs-body-font-family)" w:hAnsi="var(--bs-body-font-family)"/>
           <w:lang w:val="en"/>
         </w:rPr>
-        <w:t>\(d_i\)</w:t>
+        <w:t>\(</w:t>
+      </w:r>
+      <w:proofErr w:type="spellStart"/>
+      <w:r>
+        <w:rPr>
+          <w:rStyle w:val="math"/>
+          <w:rFonts w:ascii="var(--bs-body-font-family)" w:hAnsi="var(--bs-body-font-family)"/>
+          <w:lang w:val="en"/>
+        </w:rPr>
+        <w:t>d_i</w:t>
+      </w:r>
+      <w:proofErr w:type="spellEnd"/>
+      <w:r>
+        <w:rPr>
+          <w:rStyle w:val="math"/>
+          <w:rFonts w:ascii="var(--bs-body-font-family)" w:hAnsi="var(--bs-body-font-family)"/>
+          <w:lang w:val="en"/>
+        </w:rPr>
+        <w:t>\)</w:t>
       </w:r>
       <w:r>
         <w:rPr>
@@ -36625,7 +39682,25 @@
           <w:rFonts w:ascii="var(--bs-body-font-family)" w:hAnsi="var(--bs-body-font-family)"/>
           <w:lang w:val="en"/>
         </w:rPr>
-        <w:t>\(i \in H\)</w:t>
+        <w:t>\(</w:t>
+      </w:r>
+      <w:proofErr w:type="spellStart"/>
+      <w:r>
+        <w:rPr>
+          <w:rStyle w:val="math"/>
+          <w:rFonts w:ascii="var(--bs-body-font-family)" w:hAnsi="var(--bs-body-font-family)"/>
+          <w:lang w:val="en"/>
+        </w:rPr>
+        <w:t>i</w:t>
+      </w:r>
+      <w:proofErr w:type="spellEnd"/>
+      <w:r>
+        <w:rPr>
+          <w:rStyle w:val="math"/>
+          <w:rFonts w:ascii="var(--bs-body-font-family)" w:hAnsi="var(--bs-body-font-family)"/>
+          <w:lang w:val="en"/>
+        </w:rPr>
+        <w:t xml:space="preserve"> \in H\)</w:t>
       </w:r>
       <w:r>
         <w:rPr>
@@ -36640,7 +39715,25 @@
           <w:rFonts w:ascii="var(--bs-body-font-family)" w:hAnsi="var(--bs-body-font-family)"/>
           <w:lang w:val="en"/>
         </w:rPr>
-        <w:t>\(i\)</w:t>
+        <w:t>\(</w:t>
+      </w:r>
+      <w:proofErr w:type="spellStart"/>
+      <w:r>
+        <w:rPr>
+          <w:rStyle w:val="math"/>
+          <w:rFonts w:ascii="var(--bs-body-font-family)" w:hAnsi="var(--bs-body-font-family)"/>
+          <w:lang w:val="en"/>
+        </w:rPr>
+        <w:t>i</w:t>
+      </w:r>
+      <w:proofErr w:type="spellEnd"/>
+      <w:r>
+        <w:rPr>
+          <w:rStyle w:val="math"/>
+          <w:rFonts w:ascii="var(--bs-body-font-family)" w:hAnsi="var(--bs-body-font-family)"/>
+          <w:lang w:val="en"/>
+        </w:rPr>
+        <w:t>\)</w:t>
       </w:r>
       <w:r>
         <w:rPr>
@@ -36685,7 +39778,25 @@
           <w:rFonts w:ascii="var(--bs-body-font-family)" w:hAnsi="var(--bs-body-font-family)"/>
           <w:lang w:val="en"/>
         </w:rPr>
-        <w:t>\(i\)</w:t>
+        <w:t>\(</w:t>
+      </w:r>
+      <w:proofErr w:type="spellStart"/>
+      <w:r>
+        <w:rPr>
+          <w:rStyle w:val="math"/>
+          <w:rFonts w:ascii="var(--bs-body-font-family)" w:hAnsi="var(--bs-body-font-family)"/>
+          <w:lang w:val="en"/>
+        </w:rPr>
+        <w:t>i</w:t>
+      </w:r>
+      <w:proofErr w:type="spellEnd"/>
+      <w:r>
+        <w:rPr>
+          <w:rStyle w:val="math"/>
+          <w:rFonts w:ascii="var(--bs-body-font-family)" w:hAnsi="var(--bs-body-font-family)"/>
+          <w:lang w:val="en"/>
+        </w:rPr>
+        <w:t>\)</w:t>
       </w:r>
       <w:r>
         <w:rPr>
@@ -36731,7 +39842,25 @@
           <w:rFonts w:ascii="var(--bs-body-font-family)" w:hAnsi="var(--bs-body-font-family)"/>
           <w:lang w:val="en"/>
         </w:rPr>
-        <w:t>\(I_H(i) = 1\)</w:t>
+        <w:t>\(I_H(</w:t>
+      </w:r>
+      <w:proofErr w:type="spellStart"/>
+      <w:r>
+        <w:rPr>
+          <w:rStyle w:val="math"/>
+          <w:rFonts w:ascii="var(--bs-body-font-family)" w:hAnsi="var(--bs-body-font-family)"/>
+          <w:lang w:val="en"/>
+        </w:rPr>
+        <w:t>i</w:t>
+      </w:r>
+      <w:proofErr w:type="spellEnd"/>
+      <w:r>
+        <w:rPr>
+          <w:rStyle w:val="math"/>
+          <w:rFonts w:ascii="var(--bs-body-font-family)" w:hAnsi="var(--bs-body-font-family)"/>
+          <w:lang w:val="en"/>
+        </w:rPr>
+        <w:t>) = 1\)</w:t>
       </w:r>
       <w:r>
         <w:rPr>
@@ -36746,7 +39875,25 @@
           <w:rFonts w:ascii="var(--bs-body-font-family)" w:hAnsi="var(--bs-body-font-family)"/>
           <w:lang w:val="en"/>
         </w:rPr>
-        <w:t>\(i \in H\)</w:t>
+        <w:t>\(</w:t>
+      </w:r>
+      <w:proofErr w:type="spellStart"/>
+      <w:r>
+        <w:rPr>
+          <w:rStyle w:val="math"/>
+          <w:rFonts w:ascii="var(--bs-body-font-family)" w:hAnsi="var(--bs-body-font-family)"/>
+          <w:lang w:val="en"/>
+        </w:rPr>
+        <w:t>i</w:t>
+      </w:r>
+      <w:proofErr w:type="spellEnd"/>
+      <w:r>
+        <w:rPr>
+          <w:rStyle w:val="math"/>
+          <w:rFonts w:ascii="var(--bs-body-font-family)" w:hAnsi="var(--bs-body-font-family)"/>
+          <w:lang w:val="en"/>
+        </w:rPr>
+        <w:t xml:space="preserve"> \in H\)</w:t>
       </w:r>
       <w:r>
         <w:rPr>
@@ -36775,7 +39922,25 @@
           <w:rFonts w:ascii="var(--bs-body-font-family)" w:hAnsi="var(--bs-body-font-family)"/>
           <w:lang w:val="en"/>
         </w:rPr>
-        <w:t>\(y_{i}^{\text{in}}\)</w:t>
+        <w:t>\(y_{</w:t>
+      </w:r>
+      <w:proofErr w:type="spellStart"/>
+      <w:r>
+        <w:rPr>
+          <w:rStyle w:val="math"/>
+          <w:rFonts w:ascii="var(--bs-body-font-family)" w:hAnsi="var(--bs-body-font-family)"/>
+          <w:lang w:val="en"/>
+        </w:rPr>
+        <w:t>i</w:t>
+      </w:r>
+      <w:proofErr w:type="spellEnd"/>
+      <w:r>
+        <w:rPr>
+          <w:rStyle w:val="math"/>
+          <w:rFonts w:ascii="var(--bs-body-font-family)" w:hAnsi="var(--bs-body-font-family)"/>
+          <w:lang w:val="en"/>
+        </w:rPr>
+        <w:t>}^{\text{in}}\)</w:t>
       </w:r>
       <w:r>
         <w:rPr>
@@ -36790,7 +39955,25 @@
           <w:rFonts w:ascii="var(--bs-body-font-family)" w:hAnsi="var(--bs-body-font-family)"/>
           <w:lang w:val="en"/>
         </w:rPr>
-        <w:t>\(i\)</w:t>
+        <w:t>\(</w:t>
+      </w:r>
+      <w:proofErr w:type="spellStart"/>
+      <w:r>
+        <w:rPr>
+          <w:rStyle w:val="math"/>
+          <w:rFonts w:ascii="var(--bs-body-font-family)" w:hAnsi="var(--bs-body-font-family)"/>
+          <w:lang w:val="en"/>
+        </w:rPr>
+        <w:t>i</w:t>
+      </w:r>
+      <w:proofErr w:type="spellEnd"/>
+      <w:r>
+        <w:rPr>
+          <w:rStyle w:val="math"/>
+          <w:rFonts w:ascii="var(--bs-body-font-family)" w:hAnsi="var(--bs-body-font-family)"/>
+          <w:lang w:val="en"/>
+        </w:rPr>
+        <w:t>\)</w:t>
       </w:r>
     </w:p>
     <w:p>
@@ -36825,7 +40008,187 @@
           <w:rFonts w:ascii="var(--bs-body-font-family)" w:hAnsi="var(--bs-body-font-family)"/>
           <w:lang w:val="en"/>
         </w:rPr>
-        <w:t>\[\hat{N}_H^{(b)} = \left( \frac{\sum_{i} \frac{y_{i,H} + I_H(i) \cdot y_{i}^{\text{in}}}{\pi_i^{(b)}}}{\sum_{i} \frac{d_i}{\pi_i^{(b)}}} \right) \cdot N_F\]</w:t>
+        <w:t>\[\hat{N}_H^{(b)} = \left( \frac{\sum_{</w:t>
+      </w:r>
+      <w:proofErr w:type="spellStart"/>
+      <w:r>
+        <w:rPr>
+          <w:rStyle w:val="math"/>
+          <w:rFonts w:ascii="var(--bs-body-font-family)" w:hAnsi="var(--bs-body-font-family)"/>
+          <w:lang w:val="en"/>
+        </w:rPr>
+        <w:t>i</w:t>
+      </w:r>
+      <w:proofErr w:type="spellEnd"/>
+      <w:r>
+        <w:rPr>
+          <w:rStyle w:val="math"/>
+          <w:rFonts w:ascii="var(--bs-body-font-family)" w:hAnsi="var(--bs-body-font-family)"/>
+          <w:lang w:val="en"/>
+        </w:rPr>
+        <w:t>} \frac{y_{</w:t>
+      </w:r>
+      <w:proofErr w:type="spellStart"/>
+      <w:r>
+        <w:rPr>
+          <w:rStyle w:val="math"/>
+          <w:rFonts w:ascii="var(--bs-body-font-family)" w:hAnsi="var(--bs-body-font-family)"/>
+          <w:lang w:val="en"/>
+        </w:rPr>
+        <w:t>i,H</w:t>
+      </w:r>
+      <w:proofErr w:type="spellEnd"/>
+      <w:r>
+        <w:rPr>
+          <w:rStyle w:val="math"/>
+          <w:rFonts w:ascii="var(--bs-body-font-family)" w:hAnsi="var(--bs-body-font-family)"/>
+          <w:lang w:val="en"/>
+        </w:rPr>
+        <w:t>} + I_H(</w:t>
+      </w:r>
+      <w:proofErr w:type="spellStart"/>
+      <w:r>
+        <w:rPr>
+          <w:rStyle w:val="math"/>
+          <w:rFonts w:ascii="var(--bs-body-font-family)" w:hAnsi="var(--bs-body-font-family)"/>
+          <w:lang w:val="en"/>
+        </w:rPr>
+        <w:t>i</w:t>
+      </w:r>
+      <w:proofErr w:type="spellEnd"/>
+      <w:r>
+        <w:rPr>
+          <w:rStyle w:val="math"/>
+          <w:rFonts w:ascii="var(--bs-body-font-family)" w:hAnsi="var(--bs-body-font-family)"/>
+          <w:lang w:val="en"/>
+        </w:rPr>
+        <w:t>) \</w:t>
+      </w:r>
+      <w:proofErr w:type="spellStart"/>
+      <w:r>
+        <w:rPr>
+          <w:rStyle w:val="math"/>
+          <w:rFonts w:ascii="var(--bs-body-font-family)" w:hAnsi="var(--bs-body-font-family)"/>
+          <w:lang w:val="en"/>
+        </w:rPr>
+        <w:t>cdot</w:t>
+      </w:r>
+      <w:proofErr w:type="spellEnd"/>
+      <w:r>
+        <w:rPr>
+          <w:rStyle w:val="math"/>
+          <w:rFonts w:ascii="var(--bs-body-font-family)" w:hAnsi="var(--bs-body-font-family)"/>
+          <w:lang w:val="en"/>
+        </w:rPr>
+        <w:t xml:space="preserve"> y_{</w:t>
+      </w:r>
+      <w:proofErr w:type="spellStart"/>
+      <w:r>
+        <w:rPr>
+          <w:rStyle w:val="math"/>
+          <w:rFonts w:ascii="var(--bs-body-font-family)" w:hAnsi="var(--bs-body-font-family)"/>
+          <w:lang w:val="en"/>
+        </w:rPr>
+        <w:t>i</w:t>
+      </w:r>
+      <w:proofErr w:type="spellEnd"/>
+      <w:r>
+        <w:rPr>
+          <w:rStyle w:val="math"/>
+          <w:rFonts w:ascii="var(--bs-body-font-family)" w:hAnsi="var(--bs-body-font-family)"/>
+          <w:lang w:val="en"/>
+        </w:rPr>
+        <w:t>}^{\text{in}}}{\</w:t>
+      </w:r>
+      <w:proofErr w:type="spellStart"/>
+      <w:r>
+        <w:rPr>
+          <w:rStyle w:val="math"/>
+          <w:rFonts w:ascii="var(--bs-body-font-family)" w:hAnsi="var(--bs-body-font-family)"/>
+          <w:lang w:val="en"/>
+        </w:rPr>
+        <w:t>pi_i</w:t>
+      </w:r>
+      <w:proofErr w:type="spellEnd"/>
+      <w:r>
+        <w:rPr>
+          <w:rStyle w:val="math"/>
+          <w:rFonts w:ascii="var(--bs-body-font-family)" w:hAnsi="var(--bs-body-font-family)"/>
+          <w:lang w:val="en"/>
+        </w:rPr>
+        <w:t>^{(b)}}}{\sum_{</w:t>
+      </w:r>
+      <w:proofErr w:type="spellStart"/>
+      <w:r>
+        <w:rPr>
+          <w:rStyle w:val="math"/>
+          <w:rFonts w:ascii="var(--bs-body-font-family)" w:hAnsi="var(--bs-body-font-family)"/>
+          <w:lang w:val="en"/>
+        </w:rPr>
+        <w:t>i</w:t>
+      </w:r>
+      <w:proofErr w:type="spellEnd"/>
+      <w:r>
+        <w:rPr>
+          <w:rStyle w:val="math"/>
+          <w:rFonts w:ascii="var(--bs-body-font-family)" w:hAnsi="var(--bs-body-font-family)"/>
+          <w:lang w:val="en"/>
+        </w:rPr>
+        <w:t>} \frac{</w:t>
+      </w:r>
+      <w:proofErr w:type="spellStart"/>
+      <w:r>
+        <w:rPr>
+          <w:rStyle w:val="math"/>
+          <w:rFonts w:ascii="var(--bs-body-font-family)" w:hAnsi="var(--bs-body-font-family)"/>
+          <w:lang w:val="en"/>
+        </w:rPr>
+        <w:t>d_i</w:t>
+      </w:r>
+      <w:proofErr w:type="spellEnd"/>
+      <w:r>
+        <w:rPr>
+          <w:rStyle w:val="math"/>
+          <w:rFonts w:ascii="var(--bs-body-font-family)" w:hAnsi="var(--bs-body-font-family)"/>
+          <w:lang w:val="en"/>
+        </w:rPr>
+        <w:t>}{\</w:t>
+      </w:r>
+      <w:proofErr w:type="spellStart"/>
+      <w:r>
+        <w:rPr>
+          <w:rStyle w:val="math"/>
+          <w:rFonts w:ascii="var(--bs-body-font-family)" w:hAnsi="var(--bs-body-font-family)"/>
+          <w:lang w:val="en"/>
+        </w:rPr>
+        <w:t>pi_i</w:t>
+      </w:r>
+      <w:proofErr w:type="spellEnd"/>
+      <w:r>
+        <w:rPr>
+          <w:rStyle w:val="math"/>
+          <w:rFonts w:ascii="var(--bs-body-font-family)" w:hAnsi="var(--bs-body-font-family)"/>
+          <w:lang w:val="en"/>
+        </w:rPr>
+        <w:t>^{(b)}}} \right) \</w:t>
+      </w:r>
+      <w:proofErr w:type="spellStart"/>
+      <w:r>
+        <w:rPr>
+          <w:rStyle w:val="math"/>
+          <w:rFonts w:ascii="var(--bs-body-font-family)" w:hAnsi="var(--bs-body-font-family)"/>
+          <w:lang w:val="en"/>
+        </w:rPr>
+        <w:t>cdot</w:t>
+      </w:r>
+      <w:proofErr w:type="spellEnd"/>
+      <w:r>
+        <w:rPr>
+          <w:rStyle w:val="math"/>
+          <w:rFonts w:ascii="var(--bs-body-font-family)" w:hAnsi="var(--bs-body-font-family)"/>
+          <w:lang w:val="en"/>
+        </w:rPr>
+        <w:t xml:space="preserve"> N_F\]</w:t>
       </w:r>
     </w:p>
     <w:p>
@@ -36878,7 +40241,187 @@
           <w:rFonts w:ascii="var(--bs-body-font-family)" w:hAnsi="var(--bs-body-font-family)"/>
           <w:lang w:val="en"/>
         </w:rPr>
-        <w:t>\[\hat{N}_H^{(b)} = \left( \frac{\sum_{i} \frac{y_{i,H}}{\pi_i^{(b)}}}{\sum_{i} \frac{d_i}{\pi_i^{(b)}}} \right) \cdot N_F \cdot \frac{1}{\delta \cdot \tau \cdot \rho}\]</w:t>
+        <w:t>\[\hat{N}_H^{(b)} = \left( \frac{\sum_{</w:t>
+      </w:r>
+      <w:proofErr w:type="spellStart"/>
+      <w:r>
+        <w:rPr>
+          <w:rStyle w:val="math"/>
+          <w:rFonts w:ascii="var(--bs-body-font-family)" w:hAnsi="var(--bs-body-font-family)"/>
+          <w:lang w:val="en"/>
+        </w:rPr>
+        <w:t>i</w:t>
+      </w:r>
+      <w:proofErr w:type="spellEnd"/>
+      <w:r>
+        <w:rPr>
+          <w:rStyle w:val="math"/>
+          <w:rFonts w:ascii="var(--bs-body-font-family)" w:hAnsi="var(--bs-body-font-family)"/>
+          <w:lang w:val="en"/>
+        </w:rPr>
+        <w:t>} \frac{y_{</w:t>
+      </w:r>
+      <w:proofErr w:type="spellStart"/>
+      <w:r>
+        <w:rPr>
+          <w:rStyle w:val="math"/>
+          <w:rFonts w:ascii="var(--bs-body-font-family)" w:hAnsi="var(--bs-body-font-family)"/>
+          <w:lang w:val="en"/>
+        </w:rPr>
+        <w:t>i,H</w:t>
+      </w:r>
+      <w:proofErr w:type="spellEnd"/>
+      <w:r>
+        <w:rPr>
+          <w:rStyle w:val="math"/>
+          <w:rFonts w:ascii="var(--bs-body-font-family)" w:hAnsi="var(--bs-body-font-family)"/>
+          <w:lang w:val="en"/>
+        </w:rPr>
+        <w:t>}}{\</w:t>
+      </w:r>
+      <w:proofErr w:type="spellStart"/>
+      <w:r>
+        <w:rPr>
+          <w:rStyle w:val="math"/>
+          <w:rFonts w:ascii="var(--bs-body-font-family)" w:hAnsi="var(--bs-body-font-family)"/>
+          <w:lang w:val="en"/>
+        </w:rPr>
+        <w:t>pi_i</w:t>
+      </w:r>
+      <w:proofErr w:type="spellEnd"/>
+      <w:r>
+        <w:rPr>
+          <w:rStyle w:val="math"/>
+          <w:rFonts w:ascii="var(--bs-body-font-family)" w:hAnsi="var(--bs-body-font-family)"/>
+          <w:lang w:val="en"/>
+        </w:rPr>
+        <w:t>^{(b)}}}{\sum_{</w:t>
+      </w:r>
+      <w:proofErr w:type="spellStart"/>
+      <w:r>
+        <w:rPr>
+          <w:rStyle w:val="math"/>
+          <w:rFonts w:ascii="var(--bs-body-font-family)" w:hAnsi="var(--bs-body-font-family)"/>
+          <w:lang w:val="en"/>
+        </w:rPr>
+        <w:t>i</w:t>
+      </w:r>
+      <w:proofErr w:type="spellEnd"/>
+      <w:r>
+        <w:rPr>
+          <w:rStyle w:val="math"/>
+          <w:rFonts w:ascii="var(--bs-body-font-family)" w:hAnsi="var(--bs-body-font-family)"/>
+          <w:lang w:val="en"/>
+        </w:rPr>
+        <w:t>} \frac{</w:t>
+      </w:r>
+      <w:proofErr w:type="spellStart"/>
+      <w:r>
+        <w:rPr>
+          <w:rStyle w:val="math"/>
+          <w:rFonts w:ascii="var(--bs-body-font-family)" w:hAnsi="var(--bs-body-font-family)"/>
+          <w:lang w:val="en"/>
+        </w:rPr>
+        <w:t>d_i</w:t>
+      </w:r>
+      <w:proofErr w:type="spellEnd"/>
+      <w:r>
+        <w:rPr>
+          <w:rStyle w:val="math"/>
+          <w:rFonts w:ascii="var(--bs-body-font-family)" w:hAnsi="var(--bs-body-font-family)"/>
+          <w:lang w:val="en"/>
+        </w:rPr>
+        <w:t>}{\</w:t>
+      </w:r>
+      <w:proofErr w:type="spellStart"/>
+      <w:r>
+        <w:rPr>
+          <w:rStyle w:val="math"/>
+          <w:rFonts w:ascii="var(--bs-body-font-family)" w:hAnsi="var(--bs-body-font-family)"/>
+          <w:lang w:val="en"/>
+        </w:rPr>
+        <w:t>pi_i</w:t>
+      </w:r>
+      <w:proofErr w:type="spellEnd"/>
+      <w:r>
+        <w:rPr>
+          <w:rStyle w:val="math"/>
+          <w:rFonts w:ascii="var(--bs-body-font-family)" w:hAnsi="var(--bs-body-font-family)"/>
+          <w:lang w:val="en"/>
+        </w:rPr>
+        <w:t>^{(b)}}} \right) \</w:t>
+      </w:r>
+      <w:proofErr w:type="spellStart"/>
+      <w:r>
+        <w:rPr>
+          <w:rStyle w:val="math"/>
+          <w:rFonts w:ascii="var(--bs-body-font-family)" w:hAnsi="var(--bs-body-font-family)"/>
+          <w:lang w:val="en"/>
+        </w:rPr>
+        <w:t>cdot</w:t>
+      </w:r>
+      <w:proofErr w:type="spellEnd"/>
+      <w:r>
+        <w:rPr>
+          <w:rStyle w:val="math"/>
+          <w:rFonts w:ascii="var(--bs-body-font-family)" w:hAnsi="var(--bs-body-font-family)"/>
+          <w:lang w:val="en"/>
+        </w:rPr>
+        <w:t xml:space="preserve"> N_F \</w:t>
+      </w:r>
+      <w:proofErr w:type="spellStart"/>
+      <w:r>
+        <w:rPr>
+          <w:rStyle w:val="math"/>
+          <w:rFonts w:ascii="var(--bs-body-font-family)" w:hAnsi="var(--bs-body-font-family)"/>
+          <w:lang w:val="en"/>
+        </w:rPr>
+        <w:t>cdot</w:t>
+      </w:r>
+      <w:proofErr w:type="spellEnd"/>
+      <w:r>
+        <w:rPr>
+          <w:rStyle w:val="math"/>
+          <w:rFonts w:ascii="var(--bs-body-font-family)" w:hAnsi="var(--bs-body-font-family)"/>
+          <w:lang w:val="en"/>
+        </w:rPr>
+        <w:t xml:space="preserve"> \frac{1}{\delta \</w:t>
+      </w:r>
+      <w:proofErr w:type="spellStart"/>
+      <w:r>
+        <w:rPr>
+          <w:rStyle w:val="math"/>
+          <w:rFonts w:ascii="var(--bs-body-font-family)" w:hAnsi="var(--bs-body-font-family)"/>
+          <w:lang w:val="en"/>
+        </w:rPr>
+        <w:t>cdot</w:t>
+      </w:r>
+      <w:proofErr w:type="spellEnd"/>
+      <w:r>
+        <w:rPr>
+          <w:rStyle w:val="math"/>
+          <w:rFonts w:ascii="var(--bs-body-font-family)" w:hAnsi="var(--bs-body-font-family)"/>
+          <w:lang w:val="en"/>
+        </w:rPr>
+        <w:t xml:space="preserve"> \tau \</w:t>
+      </w:r>
+      <w:proofErr w:type="spellStart"/>
+      <w:r>
+        <w:rPr>
+          <w:rStyle w:val="math"/>
+          <w:rFonts w:ascii="var(--bs-body-font-family)" w:hAnsi="var(--bs-body-font-family)"/>
+          <w:lang w:val="en"/>
+        </w:rPr>
+        <w:t>cdot</w:t>
+      </w:r>
+      <w:proofErr w:type="spellEnd"/>
+      <w:r>
+        <w:rPr>
+          <w:rStyle w:val="math"/>
+          <w:rFonts w:ascii="var(--bs-body-font-family)" w:hAnsi="var(--bs-body-font-family)"/>
+          <w:lang w:val="en"/>
+        </w:rPr>
+        <w:t xml:space="preserve"> \rho}\]</w:t>
       </w:r>
     </w:p>
     <w:p>
@@ -36924,7 +40467,39 @@
           <w:rFonts w:ascii="var(--bs-body-font-family)" w:hAnsi="var(--bs-body-font-family)"/>
           <w:lang w:val="en"/>
         </w:rPr>
-        <w:t xml:space="preserve"> (δ): Degree ratio (d̄_H,F/d̄_F,F) — ratio of average network degree of hidden population to frame population,</w:t>
+        <w:t xml:space="preserve"> (δ): Degree ratio (</w:t>
+      </w:r>
+      <w:proofErr w:type="spellStart"/>
+      <w:r>
+        <w:rPr>
+          <w:rFonts w:ascii="var(--bs-body-font-family)" w:hAnsi="var(--bs-body-font-family)"/>
+          <w:lang w:val="en"/>
+        </w:rPr>
+        <w:t>d̄_H,F</w:t>
+      </w:r>
+      <w:proofErr w:type="spellEnd"/>
+      <w:r>
+        <w:rPr>
+          <w:rFonts w:ascii="var(--bs-body-font-family)" w:hAnsi="var(--bs-body-font-family)"/>
+          <w:lang w:val="en"/>
+        </w:rPr>
+        <w:t>/</w:t>
+      </w:r>
+      <w:proofErr w:type="spellStart"/>
+      <w:r>
+        <w:rPr>
+          <w:rFonts w:ascii="var(--bs-body-font-family)" w:hAnsi="var(--bs-body-font-family)"/>
+          <w:lang w:val="en"/>
+        </w:rPr>
+        <w:t>d̄_F,F</w:t>
+      </w:r>
+      <w:proofErr w:type="spellEnd"/>
+      <w:r>
+        <w:rPr>
+          <w:rFonts w:ascii="var(--bs-body-font-family)" w:hAnsi="var(--bs-body-font-family)"/>
+          <w:lang w:val="en"/>
+        </w:rPr>
+        <w:t>) — ratio of average network degree of hidden population to frame population,</w:t>
       </w:r>
     </w:p>
     <w:p>
@@ -36953,7 +40528,39 @@
           <w:rFonts w:ascii="var(--bs-body-font-family)" w:hAnsi="var(--bs-body-font-family)"/>
           <w:lang w:val="en"/>
         </w:rPr>
-        <w:t xml:space="preserve"> (τ): Visibility / true positive rate (v̄_H,F/d̄_H,F) — proportion of network edges correctly reported; measures transmission and reporting accuracy; captures visibility of hidden population to frame population,</w:t>
+        <w:t xml:space="preserve"> (τ): Visibility / true positive rate (</w:t>
+      </w:r>
+      <w:proofErr w:type="spellStart"/>
+      <w:r>
+        <w:rPr>
+          <w:rFonts w:ascii="var(--bs-body-font-family)" w:hAnsi="var(--bs-body-font-family)"/>
+          <w:lang w:val="en"/>
+        </w:rPr>
+        <w:t>v̄_H,F</w:t>
+      </w:r>
+      <w:proofErr w:type="spellEnd"/>
+      <w:r>
+        <w:rPr>
+          <w:rFonts w:ascii="var(--bs-body-font-family)" w:hAnsi="var(--bs-body-font-family)"/>
+          <w:lang w:val="en"/>
+        </w:rPr>
+        <w:t>/</w:t>
+      </w:r>
+      <w:proofErr w:type="spellStart"/>
+      <w:r>
+        <w:rPr>
+          <w:rFonts w:ascii="var(--bs-body-font-family)" w:hAnsi="var(--bs-body-font-family)"/>
+          <w:lang w:val="en"/>
+        </w:rPr>
+        <w:t>d̄_H,F</w:t>
+      </w:r>
+      <w:proofErr w:type="spellEnd"/>
+      <w:r>
+        <w:rPr>
+          <w:rFonts w:ascii="var(--bs-body-font-family)" w:hAnsi="var(--bs-body-font-family)"/>
+          <w:lang w:val="en"/>
+        </w:rPr>
+        <w:t>) — proportion of network edges correctly reported; measures transmission and reporting accuracy; captures visibility of hidden population to frame population,</w:t>
       </w:r>
     </w:p>
     <w:p>
@@ -37098,13 +40705,23 @@
         </w:rPr>
         <w:t xml:space="preserve">Bayesian implementations (e.g. </w:t>
       </w:r>
+      <w:proofErr w:type="spellStart"/>
       <w:r>
         <w:rPr>
           <w:rStyle w:val="citation"/>
           <w:rFonts w:ascii="var(--bs-body-font-family)" w:hAnsi="var(--bs-body-font-family)"/>
           <w:lang w:val="en"/>
         </w:rPr>
-        <w:t>Maltiel et al. (</w:t>
+        <w:t>Maltiel</w:t>
+      </w:r>
+      <w:proofErr w:type="spellEnd"/>
+      <w:r>
+        <w:rPr>
+          <w:rStyle w:val="citation"/>
+          <w:rFonts w:ascii="var(--bs-body-font-family)" w:hAnsi="var(--bs-body-font-family)"/>
+          <w:lang w:val="en"/>
+        </w:rPr>
+        <w:t xml:space="preserve"> et al. (</w:t>
       </w:r>
       <w:hyperlink w:anchor="ref-malt15-estimating" w:history="1">
         <w:r>
@@ -37271,7 +40888,25 @@
           <w:rFonts w:ascii="var(--bs-body-font-family)" w:hAnsi="var(--bs-body-font-family)"/>
           <w:lang w:val="en"/>
         </w:rPr>
-        <w:t>\(\mathcal{S}^{(b)}\)</w:t>
+        <w:t>\(\</w:t>
+      </w:r>
+      <w:proofErr w:type="spellStart"/>
+      <w:r>
+        <w:rPr>
+          <w:rStyle w:val="math"/>
+          <w:rFonts w:ascii="var(--bs-body-font-family)" w:hAnsi="var(--bs-body-font-family)"/>
+          <w:lang w:val="en"/>
+        </w:rPr>
+        <w:t>mathcal</w:t>
+      </w:r>
+      <w:proofErr w:type="spellEnd"/>
+      <w:r>
+        <w:rPr>
+          <w:rStyle w:val="math"/>
+          <w:rFonts w:ascii="var(--bs-body-font-family)" w:hAnsi="var(--bs-body-font-family)"/>
+          <w:lang w:val="en"/>
+        </w:rPr>
+        <w:t>{S}^{(b)}\)</w:t>
       </w:r>
       <w:r>
         <w:rPr>
@@ -37286,7 +40921,25 @@
           <w:rFonts w:ascii="var(--bs-body-font-family)" w:hAnsi="var(--bs-body-font-family)"/>
           <w:lang w:val="en"/>
         </w:rPr>
-        <w:t>\(w_i^{(b)}\)</w:t>
+        <w:t>\(</w:t>
+      </w:r>
+      <w:proofErr w:type="spellStart"/>
+      <w:r>
+        <w:rPr>
+          <w:rStyle w:val="math"/>
+          <w:rFonts w:ascii="var(--bs-body-font-family)" w:hAnsi="var(--bs-body-font-family)"/>
+          <w:lang w:val="en"/>
+        </w:rPr>
+        <w:t>w_i</w:t>
+      </w:r>
+      <w:proofErr w:type="spellEnd"/>
+      <w:r>
+        <w:rPr>
+          <w:rStyle w:val="math"/>
+          <w:rFonts w:ascii="var(--bs-body-font-family)" w:hAnsi="var(--bs-body-font-family)"/>
+          <w:lang w:val="en"/>
+        </w:rPr>
+        <w:t>^{(b)}\)</w:t>
       </w:r>
       <w:r>
         <w:rPr>
@@ -37301,7 +40954,25 @@
           <w:rFonts w:ascii="var(--bs-body-font-family)" w:hAnsi="var(--bs-body-font-family)"/>
           <w:lang w:val="en"/>
         </w:rPr>
-        <w:t>\(y_{i,H}\)</w:t>
+        <w:t>\(y_{</w:t>
+      </w:r>
+      <w:proofErr w:type="spellStart"/>
+      <w:r>
+        <w:rPr>
+          <w:rStyle w:val="math"/>
+          <w:rFonts w:ascii="var(--bs-body-font-family)" w:hAnsi="var(--bs-body-font-family)"/>
+          <w:lang w:val="en"/>
+        </w:rPr>
+        <w:t>i,H</w:t>
+      </w:r>
+      <w:proofErr w:type="spellEnd"/>
+      <w:r>
+        <w:rPr>
+          <w:rStyle w:val="math"/>
+          <w:rFonts w:ascii="var(--bs-body-font-family)" w:hAnsi="var(--bs-body-font-family)"/>
+          <w:lang w:val="en"/>
+        </w:rPr>
+        <w:t>}\)</w:t>
       </w:r>
       <w:r>
         <w:rPr>
@@ -37316,7 +40987,25 @@
           <w:rFonts w:ascii="var(--bs-body-font-family)" w:hAnsi="var(--bs-body-font-family)"/>
           <w:lang w:val="en"/>
         </w:rPr>
-        <w:t>\(y_{i,H}\)</w:t>
+        <w:t>\(y_{</w:t>
+      </w:r>
+      <w:proofErr w:type="spellStart"/>
+      <w:r>
+        <w:rPr>
+          <w:rStyle w:val="math"/>
+          <w:rFonts w:ascii="var(--bs-body-font-family)" w:hAnsi="var(--bs-body-font-family)"/>
+          <w:lang w:val="en"/>
+        </w:rPr>
+        <w:t>i,H</w:t>
+      </w:r>
+      <w:proofErr w:type="spellEnd"/>
+      <w:r>
+        <w:rPr>
+          <w:rStyle w:val="math"/>
+          <w:rFonts w:ascii="var(--bs-body-font-family)" w:hAnsi="var(--bs-body-font-family)"/>
+          <w:lang w:val="en"/>
+        </w:rPr>
+        <w:t>}\)</w:t>
       </w:r>
       <w:r>
         <w:rPr>
@@ -37331,7 +41020,25 @@
           <w:rFonts w:ascii="var(--bs-body-font-family)" w:hAnsi="var(--bs-body-font-family)"/>
           <w:lang w:val="en"/>
         </w:rPr>
-        <w:t>\(i\)</w:t>
+        <w:t>\(</w:t>
+      </w:r>
+      <w:proofErr w:type="spellStart"/>
+      <w:r>
+        <w:rPr>
+          <w:rStyle w:val="math"/>
+          <w:rFonts w:ascii="var(--bs-body-font-family)" w:hAnsi="var(--bs-body-font-family)"/>
+          <w:lang w:val="en"/>
+        </w:rPr>
+        <w:t>i</w:t>
+      </w:r>
+      <w:proofErr w:type="spellEnd"/>
+      <w:r>
+        <w:rPr>
+          <w:rStyle w:val="math"/>
+          <w:rFonts w:ascii="var(--bs-body-font-family)" w:hAnsi="var(--bs-body-font-family)"/>
+          <w:lang w:val="en"/>
+        </w:rPr>
+        <w:t>\)</w:t>
       </w:r>
       <w:r>
         <w:rPr>
@@ -37409,7 +41116,25 @@
           <w:rFonts w:ascii="var(--bs-body-font-family)" w:hAnsi="var(--bs-body-font-family)"/>
           <w:lang w:val="en"/>
         </w:rPr>
-        <w:t>\(d_i\)</w:t>
+        <w:t>\(</w:t>
+      </w:r>
+      <w:proofErr w:type="spellStart"/>
+      <w:r>
+        <w:rPr>
+          <w:rStyle w:val="math"/>
+          <w:rFonts w:ascii="var(--bs-body-font-family)" w:hAnsi="var(--bs-body-font-family)"/>
+          <w:lang w:val="en"/>
+        </w:rPr>
+        <w:t>d_i</w:t>
+      </w:r>
+      <w:proofErr w:type="spellEnd"/>
+      <w:r>
+        <w:rPr>
+          <w:rStyle w:val="math"/>
+          <w:rFonts w:ascii="var(--bs-body-font-family)" w:hAnsi="var(--bs-body-font-family)"/>
+          <w:lang w:val="en"/>
+        </w:rPr>
+        <w:t>\)</w:t>
       </w:r>
       <w:r>
         <w:rPr>
@@ -37424,7 +41149,25 @@
           <w:rFonts w:ascii="var(--bs-body-font-family)" w:hAnsi="var(--bs-body-font-family)"/>
           <w:lang w:val="en"/>
         </w:rPr>
-        <w:t>\(i\)</w:t>
+        <w:t>\(</w:t>
+      </w:r>
+      <w:proofErr w:type="spellStart"/>
+      <w:r>
+        <w:rPr>
+          <w:rStyle w:val="math"/>
+          <w:rFonts w:ascii="var(--bs-body-font-family)" w:hAnsi="var(--bs-body-font-family)"/>
+          <w:lang w:val="en"/>
+        </w:rPr>
+        <w:t>i</w:t>
+      </w:r>
+      <w:proofErr w:type="spellEnd"/>
+      <w:r>
+        <w:rPr>
+          <w:rStyle w:val="math"/>
+          <w:rFonts w:ascii="var(--bs-body-font-family)" w:hAnsi="var(--bs-body-font-family)"/>
+          <w:lang w:val="en"/>
+        </w:rPr>
+        <w:t>\)</w:t>
       </w:r>
       <w:r>
         <w:rPr>
@@ -37544,7 +41287,25 @@
           <w:rFonts w:ascii="var(--bs-body-font-family)" w:hAnsi="var(--bs-body-font-family)"/>
           <w:lang w:val="en"/>
         </w:rPr>
-        <w:t>\(\bar{N}_H = \frac{1}{B} \sum_b \hat{N}_H^{(b)}\)</w:t>
+        <w:t>\(\bar{N}_H = \frac{1}{B} \</w:t>
+      </w:r>
+      <w:proofErr w:type="spellStart"/>
+      <w:r>
+        <w:rPr>
+          <w:rStyle w:val="math"/>
+          <w:rFonts w:ascii="var(--bs-body-font-family)" w:hAnsi="var(--bs-body-font-family)"/>
+          <w:lang w:val="en"/>
+        </w:rPr>
+        <w:t>sum_b</w:t>
+      </w:r>
+      <w:proofErr w:type="spellEnd"/>
+      <w:r>
+        <w:rPr>
+          <w:rStyle w:val="math"/>
+          <w:rFonts w:ascii="var(--bs-body-font-family)" w:hAnsi="var(--bs-body-font-family)"/>
+          <w:lang w:val="en"/>
+        </w:rPr>
+        <w:t xml:space="preserve"> \hat{N}_H^{(b)}\)</w:t>
       </w:r>
     </w:p>
     <w:p>
@@ -37587,7 +41348,39 @@
           <w:rFonts w:ascii="var(--bs-body-font-family)" w:hAnsi="var(--bs-body-font-family)"/>
           <w:lang w:val="es-ES"/>
         </w:rPr>
-        <w:t>95% CI: empirical percentiles (e.g., 2.5%, 97.5%)</w:t>
+        <w:t xml:space="preserve">95% CI: </w:t>
+      </w:r>
+      <w:proofErr w:type="spellStart"/>
+      <w:r>
+        <w:rPr>
+          <w:rFonts w:ascii="var(--bs-body-font-family)" w:hAnsi="var(--bs-body-font-family)"/>
+          <w:lang w:val="es-ES"/>
+        </w:rPr>
+        <w:t>empirical</w:t>
+      </w:r>
+      <w:proofErr w:type="spellEnd"/>
+      <w:r>
+        <w:rPr>
+          <w:rFonts w:ascii="var(--bs-body-font-family)" w:hAnsi="var(--bs-body-font-family)"/>
+          <w:lang w:val="es-ES"/>
+        </w:rPr>
+        <w:t xml:space="preserve"> percentiles (</w:t>
+      </w:r>
+      <w:proofErr w:type="spellStart"/>
+      <w:r>
+        <w:rPr>
+          <w:rFonts w:ascii="var(--bs-body-font-family)" w:hAnsi="var(--bs-body-font-family)"/>
+          <w:lang w:val="es-ES"/>
+        </w:rPr>
+        <w:t>e.g</w:t>
+      </w:r>
+      <w:proofErr w:type="spellEnd"/>
+      <w:r>
+        <w:rPr>
+          <w:rFonts w:ascii="var(--bs-body-font-family)" w:hAnsi="var(--bs-body-font-family)"/>
+          <w:lang w:val="es-ES"/>
+        </w:rPr>
+        <w:t>., 2.5%, 97.5%)</w:t>
       </w:r>
     </w:p>
     <w:sectPr>
@@ -40613,8 +44406,8 @@
       <w:spacing w:after="100" w:afterAutospacing="1"/>
     </w:pPr>
   </w:style>
-  <w:style w:type="paragraph" w:customStyle="1" w:styleId="subtitle">
-    <w:name w:val="subtitle"/>
+  <w:style w:type="paragraph" w:customStyle="1" w:styleId="Subtitle1">
+    <w:name w:val="Subtitle1"/>
     <w:basedOn w:val="Normal"/>
     <w:pPr>
       <w:spacing w:before="60" w:after="120"/>
@@ -43689,8 +47482,8 @@
       <w:spacing w:before="100" w:beforeAutospacing="1" w:after="100" w:afterAutospacing="1"/>
     </w:pPr>
   </w:style>
-  <w:style w:type="paragraph" w:customStyle="1" w:styleId="title">
-    <w:name w:val="title"/>
+  <w:style w:type="paragraph" w:customStyle="1" w:styleId="Title1">
+    <w:name w:val="Title1"/>
     <w:basedOn w:val="Normal"/>
     <w:pPr>
       <w:spacing w:before="100" w:beforeAutospacing="1" w:after="100" w:afterAutospacing="1"/>
@@ -45123,7 +48916,7 @@
       <w:color w:val="545455"/>
     </w:rPr>
   </w:style>
-  <w:style w:type="paragraph" w:customStyle="1" w:styleId="title1">
+  <w:style w:type="paragraph" w:customStyle="1" w:styleId="title10">
     <w:name w:val="title1"/>
     <w:basedOn w:val="Normal"/>
     <w:pPr>
